--- a/manuscript/CRC_Manuscript_Complete.docx
+++ b/manuscript/CRC_Manuscript_Complete.docx
@@ -411,7 +411,7 @@
           <w:sz w:val="22"/>
           <w:szCs w:val="22"/>
         </w:rPr>
-        <w:t xml:space="preserve">All metagenomic data were obtained from curatedMetagenomicData (Bioconductor package; version recorded in the repository's session_info.txt and provenance directory). We retained the seven publicly available stool CRC case-control cohorts used by Thomas et al. (2019): FengQ_2015 (China), ThomasAM_2018a (Italy), ThomasAM_2018b (Italy), ThomasAM_2019_c (Italy), VogtmannE_2016 (USA), YuJ_2015 (China), and ZellerG_2014 (France/Germany), spanning six countries (the two ThomasAM_2018 cohorts are from the same country) across three continents. Subjects in study_condition categories of CRC, adenoma, or control were retained. After deduplication on subject ID, the cohort comprised 762 unique subjects. Cross-cohort overlap was audited (audit_subject_ids.R): no subject appears in more than one cohort and no subject has multiple samples.</w:t>
+        <w:t xml:space="preserve">All metagenomic data were obtained from curatedMetagenomicData (Bioconductor package; version recorded in the repository's session_info.txt and provenance directory). We retained the seven publicly available stool CRC case-control cohorts used by Thomas et al. (2019): FengQ_2015 (Austria), ThomasAM_2018a (Italy), ThomasAM_2018b (Italy), ThomasAM_2019_c (Japan), VogtmannE_2016 (USA), YuJ_2015 (China), and ZellerG_2014 (France), spanning six countries across three continents. Subjects in study_condition categories of CRC, adenoma, or control were retained. After deduplication on subject ID, the cohort comprised 762 unique subjects. Cross-cohort overlap was audited (audit_subject_ids.R): no subject appears in more than one cohort and no subject has multiple samples.</w:t>
       </w:r>
     </w:p>
     <w:p>
@@ -722,7 +722,7 @@
           <w:sz w:val="22"/>
           <w:szCs w:val="22"/>
         </w:rPr>
-        <w:t xml:space="preserve">We assessed pathway filter threshold sensitivity by running the joint Random Forest LODO pipeline at all 20 cells of a 4-by-5 grid of prevalence thresholds (0.05, 0.10, 0.15, 0.20) crossed with mean-abundance thresholds (1e-7, 1e-6, 1e-5, 1e-4, 1e-3). Mean per-cohort AUC ranged from 0.777 to 0.811 across the grid (spread 0.034). The high-AUC corner cells correspond to the most aggressive filtering (mean &gt;= 1e-3 retains only 2 pathways, so the joint model collapses to species-only) and confirm that the species-only configuration is the upper envelope of the joint model under any reasonable filter choice. Full grid is reported in Supplementary Table S1.</w:t>
+        <w:t xml:space="preserve">We assessed pathway filter threshold sensitivity by running the joint Random Forest LODO pipeline at all 20 cells of a 4-by-5 grid of prevalence thresholds (0.05, 0.10, 0.15, 0.20) crossed with mean-abundance thresholds (1e-7, 1e-6, 1e-5, 1e-4, 1e-3). Mean per-cohort AUC ranged from 0.777 to 0.811 across the grid (spread 0.034). Excluding the degenerate mean &gt;= 1e-3 column, which retains only two pathways and effectively reduces the joint model to species-only, the spread tightens to 0.013 across the 16 substantively non-degenerate cells. The species-only configuration is therefore the upper envelope of the joint model under any reasonable pathway filter choice. Full grid is reported in Supplementary Table S1.</w:t>
       </w:r>
     </w:p>
     <w:p>
@@ -763,7 +763,7 @@
           <w:sz w:val="22"/>
           <w:szCs w:val="22"/>
         </w:rPr>
-        <w:t xml:space="preserve">TreeSHAP analysis on the species RF model identified the top contributing taxa (by mean absolute SHAP value across the 646 samples) as Parvimonas micra, Peptostreptococcus stomatis, Gemella morbillorum, and Fusobacterium nucleatum (Figure 3). All four species are well-established oral-cavity-associated organisms repeatedly implicated in colorectal carcinogenesis in independent literature. The top-20 species ranked by SHAP show 70% concordance between the species RF and joint XGB models, indicating that the joint model is not learning fundamentally different biology, only adding pathway noise on top of essentially the same taxonomic signal.</w:t>
+        <w:t xml:space="preserve">TreeSHAP analysis on the species RF model identified the top contributing taxa (by mean absolute SHAP value across the 646 samples) as Parvimonas micra, Peptostreptococcus stomatis, Gemella morbillorum, and Fusobacterium nucleatum (Figure 3). All four species are well-established oral-cavity-associated organisms repeatedly implicated in colorectal carcinogenesis in independent literature. The same four species occupy the top four positions in the joint XGBoost model SHAP ranking (in different order), and the top-20 species rankings show 55% concordance (11 of 20) between the two models. The joint model is not learning fundamentally different biology, only re-ranking essentially the same taxonomic signal with pathway features adding noise rather than complementary information.</w:t>
       </w:r>
     </w:p>
     <w:p>
@@ -791,7 +791,7 @@
           <w:sz w:val="22"/>
           <w:szCs w:val="22"/>
         </w:rPr>
-        <w:t xml:space="preserve">Within-cohort 5-fold cross-validation on the 116 adenoma samples yielded modest performance: healthy versus adenoma RF AUC = 0.681, XGB = 0.709; adenoma versus CRC RF = 0.787, XGB = 0.809 (results/adenoma_results.csv). Under leave-one-dataset-out cross-validation the within-cohort signal collapses entirely: mean LODO AUC = 0.515 across the cohorts with sufficient adenoma samples, with per-cohort AUCs near or below chance (ThomasAM_2018a 0.562, ZellerG_2014 0.456). We treat adenoma classification as exploratory and statistically underpowered given the n = 116 sample budget across heterogeneous cohorts; the LODO collapse provides direct quantitative evidence that the within-cohort adenoma signal does not generalize across studies in this dataset.</w:t>
+        <w:t xml:space="preserve">Within-cohort 5-fold cross-validation on the 116 adenoma samples yielded modest performance: healthy versus adenoma RF AUC = 0.681, XGB = 0.709; adenoma versus CRC RF = 0.787, XGB = 0.809 (results/adenoma_results.csv). Under leave-one-dataset-out cross-validation the within-cohort signal collapses. The healthy-versus-adenoma LODO comparison is not directly computable in our dataset because adenoma and matched control samples are concentrated in different cohort splits, leaving single-class test sets; this itself is informative about cross-cohort heterogeneity. The adenoma-versus-CRC LODO comparison runs across three cohorts (FengQ_2015, ThomasAM_2018a, ZellerG_2014; n = 244) and yields mean AUC 0.583 for Random Forest (per-cohort 0.602, 0.631, 0.517) and 0.515 for XGBoost (0.527, 0.562, 0.456), with ZellerG_2014 below chance under XGBoost. We treat adenoma classification as exploratory and statistically underpowered given the n = 116 adenoma sample budget across heterogeneous cohorts; the LODO collapse provides direct quantitative evidence that the within-cohort adenoma signal does not generalize across studies in this dataset.</w:t>
       </w:r>
     </w:p>
     <w:p>
@@ -1183,14 +1183,15 @@
         </w:tblBorders>
       </w:tblPr>
       <w:tblGrid>
-        <w:gridCol w:w="1700"/>
+        <w:gridCol w:w="1500"/>
+        <w:gridCol w:w="760"/>
+        <w:gridCol w:w="760"/>
         <w:gridCol w:w="900"/>
         <w:gridCol w:w="900"/>
-        <w:gridCol w:w="1100"/>
-        <w:gridCol w:w="1100"/>
-        <w:gridCol w:w="1100"/>
-        <w:gridCol w:w="1100"/>
-        <w:gridCol w:w="1460"/>
+        <w:gridCol w:w="1000"/>
+        <w:gridCol w:w="980"/>
+        <w:gridCol w:w="1180"/>
+        <w:gridCol w:w="1380"/>
       </w:tblGrid>
       <w:tr>
         <w:trPr>
@@ -1198,7 +1199,7 @@
         </w:trPr>
         <w:tc>
           <w:tcPr>
-            <w:tcW w:type="dxa" w:w="1700"/>
+            <w:tcW w:type="dxa" w:w="1500"/>
             <w:tcBorders>
               <w:top w:val="single" w:color="888888" w:sz="4"/>
               <w:left w:val="single" w:color="888888" w:sz="4"/>
@@ -1230,7 +1231,7 @@
         </w:tc>
         <w:tc>
           <w:tcPr>
-            <w:tcW w:type="dxa" w:w="900"/>
+            <w:tcW w:type="dxa" w:w="760"/>
             <w:tcBorders>
               <w:top w:val="single" w:color="888888" w:sz="4"/>
               <w:left w:val="single" w:color="888888" w:sz="4"/>
@@ -1262,7 +1263,7 @@
         </w:tc>
         <w:tc>
           <w:tcPr>
-            <w:tcW w:type="dxa" w:w="900"/>
+            <w:tcW w:type="dxa" w:w="760"/>
             <w:tcBorders>
               <w:top w:val="single" w:color="888888" w:sz="4"/>
               <w:left w:val="single" w:color="888888" w:sz="4"/>
@@ -1294,7 +1295,7 @@
         </w:tc>
         <w:tc>
           <w:tcPr>
-            <w:tcW w:type="dxa" w:w="1100"/>
+            <w:tcW w:type="dxa" w:w="900"/>
             <w:tcBorders>
               <w:top w:val="single" w:color="888888" w:sz="4"/>
               <w:left w:val="single" w:color="888888" w:sz="4"/>
@@ -1326,7 +1327,7 @@
         </w:tc>
         <w:tc>
           <w:tcPr>
-            <w:tcW w:type="dxa" w:w="1100"/>
+            <w:tcW w:type="dxa" w:w="900"/>
             <w:tcBorders>
               <w:top w:val="single" w:color="888888" w:sz="4"/>
               <w:left w:val="single" w:color="888888" w:sz="4"/>
@@ -1358,7 +1359,7 @@
         </w:tc>
         <w:tc>
           <w:tcPr>
-            <w:tcW w:type="dxa" w:w="1100"/>
+            <w:tcW w:type="dxa" w:w="1000"/>
             <w:tcBorders>
               <w:top w:val="single" w:color="888888" w:sz="4"/>
               <w:left w:val="single" w:color="888888" w:sz="4"/>
@@ -1390,7 +1391,7 @@
         </w:tc>
         <w:tc>
           <w:tcPr>
-            <w:tcW w:type="dxa" w:w="1100"/>
+            <w:tcW w:type="dxa" w:w="980"/>
             <w:tcBorders>
               <w:top w:val="single" w:color="888888" w:sz="4"/>
               <w:left w:val="single" w:color="888888" w:sz="4"/>
@@ -1422,7 +1423,7 @@
         </w:tc>
         <w:tc>
           <w:tcPr>
-            <w:tcW w:type="dxa" w:w="1460"/>
+            <w:tcW w:type="dxa" w:w="1180"/>
             <w:tcBorders>
               <w:top w:val="single" w:color="888888" w:sz="4"/>
               <w:left w:val="single" w:color="888888" w:sz="4"/>
@@ -1448,7 +1449,39 @@
                 <w:sz w:val="20"/>
                 <w:szCs w:val="20"/>
               </w:rPr>
-              <w:t xml:space="preserve">Age, mean (SD)</w:t>
+              <w:t xml:space="preserve">Age (mean ± SD)</w:t>
+            </w:r>
+          </w:p>
+        </w:tc>
+        <w:tc>
+          <w:tcPr>
+            <w:tcW w:type="dxa" w:w="1380"/>
+            <w:tcBorders>
+              <w:top w:val="single" w:color="888888" w:sz="4"/>
+              <w:left w:val="single" w:color="888888" w:sz="4"/>
+              <w:bottom w:val="single" w:color="888888" w:sz="4"/>
+              <w:right w:val="single" w:color="888888" w:sz="4"/>
+            </w:tcBorders>
+            <w:shd w:fill="D5E8F0" w:val="clear"/>
+            <w:tcMar>
+              <w:top w:type="dxa" w:w="80"/>
+              <w:left w:type="dxa" w:w="120"/>
+              <w:bottom w:type="dxa" w:w="80"/>
+              <w:right w:type="dxa" w:w="120"/>
+            </w:tcMar>
+          </w:tcPr>
+          <w:p>
+            <w:pPr>
+              <w:jc w:val="center"/>
+            </w:pPr>
+            <w:r>
+              <w:rPr>
+                <w:b/>
+                <w:bCs/>
+                <w:sz w:val="20"/>
+                <w:szCs w:val="20"/>
+              </w:rPr>
+              <w:t xml:space="preserve">BMI (mean ± SD)</w:t>
             </w:r>
           </w:p>
         </w:tc>
@@ -1456,7 +1489,7 @@
       <w:tr>
         <w:tc>
           <w:tcPr>
-            <w:tcW w:type="dxa" w:w="1700"/>
+            <w:tcW w:type="dxa" w:w="1500"/>
             <w:tcBorders>
               <w:top w:val="single" w:color="888888" w:sz="4"/>
               <w:left w:val="single" w:color="888888" w:sz="4"/>
@@ -1487,6 +1520,68 @@
         </w:tc>
         <w:tc>
           <w:tcPr>
+            <w:tcW w:type="dxa" w:w="760"/>
+            <w:tcBorders>
+              <w:top w:val="single" w:color="888888" w:sz="4"/>
+              <w:left w:val="single" w:color="888888" w:sz="4"/>
+              <w:bottom w:val="single" w:color="888888" w:sz="4"/>
+              <w:right w:val="single" w:color="888888" w:sz="4"/>
+            </w:tcBorders>
+            <w:tcMar>
+              <w:top w:type="dxa" w:w="80"/>
+              <w:left w:type="dxa" w:w="120"/>
+              <w:bottom w:type="dxa" w:w="80"/>
+              <w:right w:type="dxa" w:w="120"/>
+            </w:tcMar>
+          </w:tcPr>
+          <w:p>
+            <w:pPr>
+              <w:jc w:val="center"/>
+            </w:pPr>
+            <w:r>
+              <w:rPr>
+                <w:b w:val="false"/>
+                <w:bCs w:val="false"/>
+                <w:sz w:val="20"/>
+                <w:szCs w:val="20"/>
+              </w:rPr>
+              <w:t xml:space="preserve">AUT</w:t>
+            </w:r>
+          </w:p>
+        </w:tc>
+        <w:tc>
+          <w:tcPr>
+            <w:tcW w:type="dxa" w:w="760"/>
+            <w:tcBorders>
+              <w:top w:val="single" w:color="888888" w:sz="4"/>
+              <w:left w:val="single" w:color="888888" w:sz="4"/>
+              <w:bottom w:val="single" w:color="888888" w:sz="4"/>
+              <w:right w:val="single" w:color="888888" w:sz="4"/>
+            </w:tcBorders>
+            <w:tcMar>
+              <w:top w:type="dxa" w:w="80"/>
+              <w:left w:type="dxa" w:w="120"/>
+              <w:bottom w:type="dxa" w:w="80"/>
+              <w:right w:type="dxa" w:w="120"/>
+            </w:tcMar>
+          </w:tcPr>
+          <w:p>
+            <w:pPr>
+              <w:jc w:val="center"/>
+            </w:pPr>
+            <w:r>
+              <w:rPr>
+                <w:b w:val="false"/>
+                <w:bCs w:val="false"/>
+                <w:sz w:val="20"/>
+                <w:szCs w:val="20"/>
+              </w:rPr>
+              <w:t xml:space="preserve">154</w:t>
+            </w:r>
+          </w:p>
+        </w:tc>
+        <w:tc>
+          <w:tcPr>
             <w:tcW w:type="dxa" w:w="900"/>
             <w:tcBorders>
               <w:top w:val="single" w:color="888888" w:sz="4"/>
@@ -1512,7 +1607,7 @@
                 <w:sz w:val="20"/>
                 <w:szCs w:val="20"/>
               </w:rPr>
-              <w:t xml:space="preserve">China</w:t>
+              <w:t xml:space="preserve">46</w:t>
             </w:r>
           </w:p>
         </w:tc>
@@ -1543,44 +1638,13 @@
                 <w:sz w:val="20"/>
                 <w:szCs w:val="20"/>
               </w:rPr>
-              <w:t xml:space="preserve">107</w:t>
-            </w:r>
-          </w:p>
-        </w:tc>
-        <w:tc>
-          <w:tcPr>
-            <w:tcW w:type="dxa" w:w="1100"/>
-            <w:tcBorders>
-              <w:top w:val="single" w:color="888888" w:sz="4"/>
-              <w:left w:val="single" w:color="888888" w:sz="4"/>
-              <w:bottom w:val="single" w:color="888888" w:sz="4"/>
-              <w:right w:val="single" w:color="888888" w:sz="4"/>
-            </w:tcBorders>
-            <w:tcMar>
-              <w:top w:type="dxa" w:w="80"/>
-              <w:left w:type="dxa" w:w="120"/>
-              <w:bottom w:type="dxa" w:w="80"/>
-              <w:right w:type="dxa" w:w="120"/>
-            </w:tcMar>
-          </w:tcPr>
-          <w:p>
-            <w:pPr>
-              <w:jc w:val="center"/>
-            </w:pPr>
-            <w:r>
-              <w:rPr>
-                <w:b w:val="false"/>
-                <w:bCs w:val="false"/>
-                <w:sz w:val="20"/>
-                <w:szCs w:val="20"/>
-              </w:rPr>
-              <w:t xml:space="preserve">46</w:t>
-            </w:r>
-          </w:p>
-        </w:tc>
-        <w:tc>
-          <w:tcPr>
-            <w:tcW w:type="dxa" w:w="1100"/>
+              <w:t xml:space="preserve">61</w:t>
+            </w:r>
+          </w:p>
+        </w:tc>
+        <w:tc>
+          <w:tcPr>
+            <w:tcW w:type="dxa" w:w="1000"/>
             <w:tcBorders>
               <w:top w:val="single" w:color="888888" w:sz="4"/>
               <w:left w:val="single" w:color="888888" w:sz="4"/>
@@ -1611,94 +1675,94 @@
         </w:tc>
         <w:tc>
           <w:tcPr>
-            <w:tcW w:type="dxa" w:w="1100"/>
-            <w:tcBorders>
-              <w:top w:val="single" w:color="888888" w:sz="4"/>
-              <w:left w:val="single" w:color="888888" w:sz="4"/>
-              <w:bottom w:val="single" w:color="888888" w:sz="4"/>
-              <w:right w:val="single" w:color="888888" w:sz="4"/>
-            </w:tcBorders>
-            <w:tcMar>
-              <w:top w:type="dxa" w:w="80"/>
-              <w:left w:type="dxa" w:w="120"/>
-              <w:bottom w:type="dxa" w:w="80"/>
-              <w:right w:type="dxa" w:w="120"/>
-            </w:tcMar>
-          </w:tcPr>
-          <w:p>
-            <w:pPr>
-              <w:jc w:val="center"/>
-            </w:pPr>
-            <w:r>
-              <w:rPr>
-                <w:b w:val="false"/>
-                <w:bCs w:val="false"/>
-                <w:sz w:val="20"/>
-                <w:szCs w:val="20"/>
-              </w:rPr>
-              <w:t xml:space="preserve">14</w:t>
-            </w:r>
-          </w:p>
-        </w:tc>
-        <w:tc>
-          <w:tcPr>
-            <w:tcW w:type="dxa" w:w="1100"/>
-            <w:tcBorders>
-              <w:top w:val="single" w:color="888888" w:sz="4"/>
-              <w:left w:val="single" w:color="888888" w:sz="4"/>
-              <w:bottom w:val="single" w:color="888888" w:sz="4"/>
-              <w:right w:val="single" w:color="888888" w:sz="4"/>
-            </w:tcBorders>
-            <w:tcMar>
-              <w:top w:type="dxa" w:w="80"/>
-              <w:left w:type="dxa" w:w="120"/>
-              <w:bottom w:type="dxa" w:w="80"/>
-              <w:right w:type="dxa" w:w="120"/>
-            </w:tcMar>
-          </w:tcPr>
-          <w:p>
-            <w:pPr>
-              <w:jc w:val="center"/>
-            </w:pPr>
-            <w:r>
-              <w:rPr>
-                <w:b w:val="false"/>
-                <w:bCs w:val="false"/>
-                <w:sz w:val="20"/>
-                <w:szCs w:val="20"/>
-              </w:rPr>
-              <w:t xml:space="preserve">55</w:t>
-            </w:r>
-          </w:p>
-        </w:tc>
-        <w:tc>
-          <w:tcPr>
-            <w:tcW w:type="dxa" w:w="1460"/>
-            <w:tcBorders>
-              <w:top w:val="single" w:color="888888" w:sz="4"/>
-              <w:left w:val="single" w:color="888888" w:sz="4"/>
-              <w:bottom w:val="single" w:color="888888" w:sz="4"/>
-              <w:right w:val="single" w:color="888888" w:sz="4"/>
-            </w:tcBorders>
-            <w:tcMar>
-              <w:top w:type="dxa" w:w="80"/>
-              <w:left w:type="dxa" w:w="120"/>
-              <w:bottom w:type="dxa" w:w="80"/>
-              <w:right w:type="dxa" w:w="120"/>
-            </w:tcMar>
-          </w:tcPr>
-          <w:p>
-            <w:pPr>
-              <w:jc w:val="center"/>
-            </w:pPr>
-            <w:r>
-              <w:rPr>
-                <w:b w:val="false"/>
-                <w:bCs w:val="false"/>
-                <w:sz w:val="20"/>
-                <w:szCs w:val="20"/>
-              </w:rPr>
-              <w:t xml:space="preserve">60 (10)</w:t>
+            <w:tcW w:type="dxa" w:w="980"/>
+            <w:tcBorders>
+              <w:top w:val="single" w:color="888888" w:sz="4"/>
+              <w:left w:val="single" w:color="888888" w:sz="4"/>
+              <w:bottom w:val="single" w:color="888888" w:sz="4"/>
+              <w:right w:val="single" w:color="888888" w:sz="4"/>
+            </w:tcBorders>
+            <w:tcMar>
+              <w:top w:type="dxa" w:w="80"/>
+              <w:left w:type="dxa" w:w="120"/>
+              <w:bottom w:type="dxa" w:w="80"/>
+              <w:right w:type="dxa" w:w="120"/>
+            </w:tcMar>
+          </w:tcPr>
+          <w:p>
+            <w:pPr>
+              <w:jc w:val="center"/>
+            </w:pPr>
+            <w:r>
+              <w:rPr>
+                <w:b w:val="false"/>
+                <w:bCs w:val="false"/>
+                <w:sz w:val="20"/>
+                <w:szCs w:val="20"/>
+              </w:rPr>
+              <w:t xml:space="preserve">43.5</w:t>
+            </w:r>
+          </w:p>
+        </w:tc>
+        <w:tc>
+          <w:tcPr>
+            <w:tcW w:type="dxa" w:w="1180"/>
+            <w:tcBorders>
+              <w:top w:val="single" w:color="888888" w:sz="4"/>
+              <w:left w:val="single" w:color="888888" w:sz="4"/>
+              <w:bottom w:val="single" w:color="888888" w:sz="4"/>
+              <w:right w:val="single" w:color="888888" w:sz="4"/>
+            </w:tcBorders>
+            <w:tcMar>
+              <w:top w:type="dxa" w:w="80"/>
+              <w:left w:type="dxa" w:w="120"/>
+              <w:bottom w:type="dxa" w:w="80"/>
+              <w:right w:type="dxa" w:w="120"/>
+            </w:tcMar>
+          </w:tcPr>
+          <w:p>
+            <w:pPr>
+              <w:jc w:val="center"/>
+            </w:pPr>
+            <w:r>
+              <w:rPr>
+                <w:b w:val="false"/>
+                <w:bCs w:val="false"/>
+                <w:sz w:val="20"/>
+                <w:szCs w:val="20"/>
+              </w:rPr>
+              <w:t xml:space="preserve">66.9 ± 8.4</w:t>
+            </w:r>
+          </w:p>
+        </w:tc>
+        <w:tc>
+          <w:tcPr>
+            <w:tcW w:type="dxa" w:w="1380"/>
+            <w:tcBorders>
+              <w:top w:val="single" w:color="888888" w:sz="4"/>
+              <w:left w:val="single" w:color="888888" w:sz="4"/>
+              <w:bottom w:val="single" w:color="888888" w:sz="4"/>
+              <w:right w:val="single" w:color="888888" w:sz="4"/>
+            </w:tcBorders>
+            <w:tcMar>
+              <w:top w:type="dxa" w:w="80"/>
+              <w:left w:type="dxa" w:w="120"/>
+              <w:bottom w:type="dxa" w:w="80"/>
+              <w:right w:type="dxa" w:w="120"/>
+            </w:tcMar>
+          </w:tcPr>
+          <w:p>
+            <w:pPr>
+              <w:jc w:val="center"/>
+            </w:pPr>
+            <w:r>
+              <w:rPr>
+                <w:b w:val="false"/>
+                <w:bCs w:val="false"/>
+                <w:sz w:val="20"/>
+                <w:szCs w:val="20"/>
+              </w:rPr>
+              <w:t xml:space="preserve">27.4 ± 4.0</w:t>
             </w:r>
           </w:p>
         </w:tc>
@@ -1706,7 +1770,7 @@
       <w:tr>
         <w:tc>
           <w:tcPr>
-            <w:tcW w:type="dxa" w:w="1700"/>
+            <w:tcW w:type="dxa" w:w="1500"/>
             <w:tcBorders>
               <w:top w:val="single" w:color="888888" w:sz="4"/>
               <w:left w:val="single" w:color="888888" w:sz="4"/>
@@ -1737,6 +1801,68 @@
         </w:tc>
         <w:tc>
           <w:tcPr>
+            <w:tcW w:type="dxa" w:w="760"/>
+            <w:tcBorders>
+              <w:top w:val="single" w:color="888888" w:sz="4"/>
+              <w:left w:val="single" w:color="888888" w:sz="4"/>
+              <w:bottom w:val="single" w:color="888888" w:sz="4"/>
+              <w:right w:val="single" w:color="888888" w:sz="4"/>
+            </w:tcBorders>
+            <w:tcMar>
+              <w:top w:type="dxa" w:w="80"/>
+              <w:left w:type="dxa" w:w="120"/>
+              <w:bottom w:type="dxa" w:w="80"/>
+              <w:right w:type="dxa" w:w="120"/>
+            </w:tcMar>
+          </w:tcPr>
+          <w:p>
+            <w:pPr>
+              <w:jc w:val="center"/>
+            </w:pPr>
+            <w:r>
+              <w:rPr>
+                <w:b w:val="false"/>
+                <w:bCs w:val="false"/>
+                <w:sz w:val="20"/>
+                <w:szCs w:val="20"/>
+              </w:rPr>
+              <w:t xml:space="preserve">ITA</w:t>
+            </w:r>
+          </w:p>
+        </w:tc>
+        <w:tc>
+          <w:tcPr>
+            <w:tcW w:type="dxa" w:w="760"/>
+            <w:tcBorders>
+              <w:top w:val="single" w:color="888888" w:sz="4"/>
+              <w:left w:val="single" w:color="888888" w:sz="4"/>
+              <w:bottom w:val="single" w:color="888888" w:sz="4"/>
+              <w:right w:val="single" w:color="888888" w:sz="4"/>
+            </w:tcBorders>
+            <w:tcMar>
+              <w:top w:type="dxa" w:w="80"/>
+              <w:left w:type="dxa" w:w="120"/>
+              <w:bottom w:type="dxa" w:w="80"/>
+              <w:right w:type="dxa" w:w="120"/>
+            </w:tcMar>
+          </w:tcPr>
+          <w:p>
+            <w:pPr>
+              <w:jc w:val="center"/>
+            </w:pPr>
+            <w:r>
+              <w:rPr>
+                <w:b w:val="false"/>
+                <w:bCs w:val="false"/>
+                <w:sz w:val="20"/>
+                <w:szCs w:val="20"/>
+              </w:rPr>
+              <w:t xml:space="preserve">80</w:t>
+            </w:r>
+          </w:p>
+        </w:tc>
+        <w:tc>
+          <w:tcPr>
             <w:tcW w:type="dxa" w:w="900"/>
             <w:tcBorders>
               <w:top w:val="single" w:color="888888" w:sz="4"/>
@@ -1762,7 +1888,7 @@
                 <w:sz w:val="20"/>
                 <w:szCs w:val="20"/>
               </w:rPr>
-              <w:t xml:space="preserve">Italy</w:t>
+              <w:t xml:space="preserve">29</w:t>
             </w:r>
           </w:p>
         </w:tc>
@@ -1793,162 +1919,131 @@
                 <w:sz w:val="20"/>
                 <w:szCs w:val="20"/>
               </w:rPr>
-              <w:t xml:space="preserve">53</w:t>
-            </w:r>
-          </w:p>
-        </w:tc>
-        <w:tc>
-          <w:tcPr>
-            <w:tcW w:type="dxa" w:w="1100"/>
-            <w:tcBorders>
-              <w:top w:val="single" w:color="888888" w:sz="4"/>
-              <w:left w:val="single" w:color="888888" w:sz="4"/>
-              <w:bottom w:val="single" w:color="888888" w:sz="4"/>
-              <w:right w:val="single" w:color="888888" w:sz="4"/>
-            </w:tcBorders>
-            <w:tcMar>
-              <w:top w:type="dxa" w:w="80"/>
-              <w:left w:type="dxa" w:w="120"/>
-              <w:bottom w:type="dxa" w:w="80"/>
-              <w:right w:type="dxa" w:w="120"/>
-            </w:tcMar>
-          </w:tcPr>
-          <w:p>
-            <w:pPr>
-              <w:jc w:val="center"/>
-            </w:pPr>
-            <w:r>
-              <w:rPr>
-                <w:b w:val="false"/>
-                <w:bCs w:val="false"/>
-                <w:sz w:val="20"/>
-                <w:szCs w:val="20"/>
-              </w:rPr>
-              <w:t xml:space="preserve">29</w:t>
-            </w:r>
-          </w:p>
-        </w:tc>
-        <w:tc>
-          <w:tcPr>
-            <w:tcW w:type="dxa" w:w="1100"/>
-            <w:tcBorders>
-              <w:top w:val="single" w:color="888888" w:sz="4"/>
-              <w:left w:val="single" w:color="888888" w:sz="4"/>
-              <w:bottom w:val="single" w:color="888888" w:sz="4"/>
-              <w:right w:val="single" w:color="888888" w:sz="4"/>
-            </w:tcBorders>
-            <w:tcMar>
-              <w:top w:type="dxa" w:w="80"/>
-              <w:left w:type="dxa" w:w="120"/>
-              <w:bottom w:type="dxa" w:w="80"/>
-              <w:right w:type="dxa" w:w="120"/>
-            </w:tcMar>
-          </w:tcPr>
-          <w:p>
-            <w:pPr>
-              <w:jc w:val="center"/>
-            </w:pPr>
-            <w:r>
-              <w:rPr>
-                <w:b w:val="false"/>
-                <w:bCs w:val="false"/>
-                <w:sz w:val="20"/>
-                <w:szCs w:val="20"/>
-              </w:rPr>
               <w:t xml:space="preserve">24</w:t>
             </w:r>
           </w:p>
         </w:tc>
         <w:tc>
           <w:tcPr>
-            <w:tcW w:type="dxa" w:w="1100"/>
-            <w:tcBorders>
-              <w:top w:val="single" w:color="888888" w:sz="4"/>
-              <w:left w:val="single" w:color="888888" w:sz="4"/>
-              <w:bottom w:val="single" w:color="888888" w:sz="4"/>
-              <w:right w:val="single" w:color="888888" w:sz="4"/>
-            </w:tcBorders>
-            <w:tcMar>
-              <w:top w:type="dxa" w:w="80"/>
-              <w:left w:type="dxa" w:w="120"/>
-              <w:bottom w:type="dxa" w:w="80"/>
-              <w:right w:type="dxa" w:w="120"/>
-            </w:tcMar>
-          </w:tcPr>
-          <w:p>
-            <w:pPr>
-              <w:jc w:val="center"/>
-            </w:pPr>
-            <w:r>
-              <w:rPr>
-                <w:b w:val="false"/>
-                <w:bCs w:val="false"/>
-                <w:sz w:val="20"/>
-                <w:szCs w:val="20"/>
-              </w:rPr>
-              <w:t xml:space="preserve">0</w:t>
-            </w:r>
-          </w:p>
-        </w:tc>
-        <w:tc>
-          <w:tcPr>
-            <w:tcW w:type="dxa" w:w="1100"/>
-            <w:tcBorders>
-              <w:top w:val="single" w:color="888888" w:sz="4"/>
-              <w:left w:val="single" w:color="888888" w:sz="4"/>
-              <w:bottom w:val="single" w:color="888888" w:sz="4"/>
-              <w:right w:val="single" w:color="888888" w:sz="4"/>
-            </w:tcBorders>
-            <w:tcMar>
-              <w:top w:type="dxa" w:w="80"/>
-              <w:left w:type="dxa" w:w="120"/>
-              <w:bottom w:type="dxa" w:w="80"/>
-              <w:right w:type="dxa" w:w="120"/>
-            </w:tcMar>
-          </w:tcPr>
-          <w:p>
-            <w:pPr>
-              <w:jc w:val="center"/>
-            </w:pPr>
-            <w:r>
-              <w:rPr>
-                <w:b w:val="false"/>
-                <w:bCs w:val="false"/>
-                <w:sz w:val="20"/>
-                <w:szCs w:val="20"/>
-              </w:rPr>
-              <w:t xml:space="preserve">44</w:t>
-            </w:r>
-          </w:p>
-        </w:tc>
-        <w:tc>
-          <w:tcPr>
-            <w:tcW w:type="dxa" w:w="1460"/>
-            <w:tcBorders>
-              <w:top w:val="single" w:color="888888" w:sz="4"/>
-              <w:left w:val="single" w:color="888888" w:sz="4"/>
-              <w:bottom w:val="single" w:color="888888" w:sz="4"/>
-              <w:right w:val="single" w:color="888888" w:sz="4"/>
-            </w:tcBorders>
-            <w:tcMar>
-              <w:top w:type="dxa" w:w="80"/>
-              <w:left w:type="dxa" w:w="120"/>
-              <w:bottom w:type="dxa" w:w="80"/>
-              <w:right w:type="dxa" w:w="120"/>
-            </w:tcMar>
-          </w:tcPr>
-          <w:p>
-            <w:pPr>
-              <w:jc w:val="center"/>
-            </w:pPr>
-            <w:r>
-              <w:rPr>
-                <w:b w:val="false"/>
-                <w:bCs w:val="false"/>
-                <w:sz w:val="20"/>
-                <w:szCs w:val="20"/>
-              </w:rPr>
-              <w:t xml:space="preserve">67 (11)</w:t>
+            <w:tcW w:type="dxa" w:w="1000"/>
+            <w:tcBorders>
+              <w:top w:val="single" w:color="888888" w:sz="4"/>
+              <w:left w:val="single" w:color="888888" w:sz="4"/>
+              <w:bottom w:val="single" w:color="888888" w:sz="4"/>
+              <w:right w:val="single" w:color="888888" w:sz="4"/>
+            </w:tcBorders>
+            <w:tcMar>
+              <w:top w:type="dxa" w:w="80"/>
+              <w:left w:type="dxa" w:w="120"/>
+              <w:bottom w:type="dxa" w:w="80"/>
+              <w:right w:type="dxa" w:w="120"/>
+            </w:tcMar>
+          </w:tcPr>
+          <w:p>
+            <w:pPr>
+              <w:jc w:val="center"/>
+            </w:pPr>
+            <w:r>
+              <w:rPr>
+                <w:b w:val="false"/>
+                <w:bCs w:val="false"/>
+                <w:sz w:val="20"/>
+                <w:szCs w:val="20"/>
+              </w:rPr>
+              <w:t xml:space="preserve">27</w:t>
+            </w:r>
+          </w:p>
+        </w:tc>
+        <w:tc>
+          <w:tcPr>
+            <w:tcW w:type="dxa" w:w="980"/>
+            <w:tcBorders>
+              <w:top w:val="single" w:color="888888" w:sz="4"/>
+              <w:left w:val="single" w:color="888888" w:sz="4"/>
+              <w:bottom w:val="single" w:color="888888" w:sz="4"/>
+              <w:right w:val="single" w:color="888888" w:sz="4"/>
+            </w:tcBorders>
+            <w:tcMar>
+              <w:top w:type="dxa" w:w="80"/>
+              <w:left w:type="dxa" w:w="120"/>
+              <w:bottom w:type="dxa" w:w="80"/>
+              <w:right w:type="dxa" w:w="120"/>
+            </w:tcMar>
+          </w:tcPr>
+          <w:p>
+            <w:pPr>
+              <w:jc w:val="center"/>
+            </w:pPr>
+            <w:r>
+              <w:rPr>
+                <w:b w:val="false"/>
+                <w:bCs w:val="false"/>
+                <w:sz w:val="20"/>
+                <w:szCs w:val="20"/>
+              </w:rPr>
+              <w:t xml:space="preserve">35.0</w:t>
+            </w:r>
+          </w:p>
+        </w:tc>
+        <w:tc>
+          <w:tcPr>
+            <w:tcW w:type="dxa" w:w="1180"/>
+            <w:tcBorders>
+              <w:top w:val="single" w:color="888888" w:sz="4"/>
+              <w:left w:val="single" w:color="888888" w:sz="4"/>
+              <w:bottom w:val="single" w:color="888888" w:sz="4"/>
+              <w:right w:val="single" w:color="888888" w:sz="4"/>
+            </w:tcBorders>
+            <w:tcMar>
+              <w:top w:type="dxa" w:w="80"/>
+              <w:left w:type="dxa" w:w="120"/>
+              <w:bottom w:type="dxa" w:w="80"/>
+              <w:right w:type="dxa" w:w="120"/>
+            </w:tcMar>
+          </w:tcPr>
+          <w:p>
+            <w:pPr>
+              <w:jc w:val="center"/>
+            </w:pPr>
+            <w:r>
+              <w:rPr>
+                <w:b w:val="false"/>
+                <w:bCs w:val="false"/>
+                <w:sz w:val="20"/>
+                <w:szCs w:val="20"/>
+              </w:rPr>
+              <w:t xml:space="preserve">67.5 ± 8.7</w:t>
+            </w:r>
+          </w:p>
+        </w:tc>
+        <w:tc>
+          <w:tcPr>
+            <w:tcW w:type="dxa" w:w="1380"/>
+            <w:tcBorders>
+              <w:top w:val="single" w:color="888888" w:sz="4"/>
+              <w:left w:val="single" w:color="888888" w:sz="4"/>
+              <w:bottom w:val="single" w:color="888888" w:sz="4"/>
+              <w:right w:val="single" w:color="888888" w:sz="4"/>
+            </w:tcBorders>
+            <w:tcMar>
+              <w:top w:type="dxa" w:w="80"/>
+              <w:left w:type="dxa" w:w="120"/>
+              <w:bottom w:type="dxa" w:w="80"/>
+              <w:right w:type="dxa" w:w="120"/>
+            </w:tcMar>
+          </w:tcPr>
+          <w:p>
+            <w:pPr>
+              <w:jc w:val="center"/>
+            </w:pPr>
+            <w:r>
+              <w:rPr>
+                <w:b w:val="false"/>
+                <w:bCs w:val="false"/>
+                <w:sz w:val="20"/>
+                <w:szCs w:val="20"/>
+              </w:rPr>
+              <w:t xml:space="preserve">25.5 ± 3.9</w:t>
             </w:r>
           </w:p>
         </w:tc>
@@ -1956,7 +2051,7 @@
       <w:tr>
         <w:tc>
           <w:tcPr>
-            <w:tcW w:type="dxa" w:w="1700"/>
+            <w:tcW w:type="dxa" w:w="1500"/>
             <w:tcBorders>
               <w:top w:val="single" w:color="888888" w:sz="4"/>
               <w:left w:val="single" w:color="888888" w:sz="4"/>
@@ -1987,6 +2082,68 @@
         </w:tc>
         <w:tc>
           <w:tcPr>
+            <w:tcW w:type="dxa" w:w="760"/>
+            <w:tcBorders>
+              <w:top w:val="single" w:color="888888" w:sz="4"/>
+              <w:left w:val="single" w:color="888888" w:sz="4"/>
+              <w:bottom w:val="single" w:color="888888" w:sz="4"/>
+              <w:right w:val="single" w:color="888888" w:sz="4"/>
+            </w:tcBorders>
+            <w:tcMar>
+              <w:top w:type="dxa" w:w="80"/>
+              <w:left w:type="dxa" w:w="120"/>
+              <w:bottom w:type="dxa" w:w="80"/>
+              <w:right w:type="dxa" w:w="120"/>
+            </w:tcMar>
+          </w:tcPr>
+          <w:p>
+            <w:pPr>
+              <w:jc w:val="center"/>
+            </w:pPr>
+            <w:r>
+              <w:rPr>
+                <w:b w:val="false"/>
+                <w:bCs w:val="false"/>
+                <w:sz w:val="20"/>
+                <w:szCs w:val="20"/>
+              </w:rPr>
+              <w:t xml:space="preserve">ITA</w:t>
+            </w:r>
+          </w:p>
+        </w:tc>
+        <w:tc>
+          <w:tcPr>
+            <w:tcW w:type="dxa" w:w="760"/>
+            <w:tcBorders>
+              <w:top w:val="single" w:color="888888" w:sz="4"/>
+              <w:left w:val="single" w:color="888888" w:sz="4"/>
+              <w:bottom w:val="single" w:color="888888" w:sz="4"/>
+              <w:right w:val="single" w:color="888888" w:sz="4"/>
+            </w:tcBorders>
+            <w:tcMar>
+              <w:top w:type="dxa" w:w="80"/>
+              <w:left w:type="dxa" w:w="120"/>
+              <w:bottom w:type="dxa" w:w="80"/>
+              <w:right w:type="dxa" w:w="120"/>
+            </w:tcMar>
+          </w:tcPr>
+          <w:p>
+            <w:pPr>
+              <w:jc w:val="center"/>
+            </w:pPr>
+            <w:r>
+              <w:rPr>
+                <w:b w:val="false"/>
+                <w:bCs w:val="false"/>
+                <w:sz w:val="20"/>
+                <w:szCs w:val="20"/>
+              </w:rPr>
+              <w:t xml:space="preserve">60</w:t>
+            </w:r>
+          </w:p>
+        </w:tc>
+        <w:tc>
+          <w:tcPr>
             <w:tcW w:type="dxa" w:w="900"/>
             <w:tcBorders>
               <w:top w:val="single" w:color="888888" w:sz="4"/>
@@ -2012,7 +2169,7 @@
                 <w:sz w:val="20"/>
                 <w:szCs w:val="20"/>
               </w:rPr>
-              <w:t xml:space="preserve">Italy</w:t>
+              <w:t xml:space="preserve">32</w:t>
             </w:r>
           </w:p>
         </w:tc>
@@ -2043,75 +2200,13 @@
                 <w:sz w:val="20"/>
                 <w:szCs w:val="20"/>
               </w:rPr>
-              <w:t xml:space="preserve">60</w:t>
-            </w:r>
-          </w:p>
-        </w:tc>
-        <w:tc>
-          <w:tcPr>
-            <w:tcW w:type="dxa" w:w="1100"/>
-            <w:tcBorders>
-              <w:top w:val="single" w:color="888888" w:sz="4"/>
-              <w:left w:val="single" w:color="888888" w:sz="4"/>
-              <w:bottom w:val="single" w:color="888888" w:sz="4"/>
-              <w:right w:val="single" w:color="888888" w:sz="4"/>
-            </w:tcBorders>
-            <w:tcMar>
-              <w:top w:type="dxa" w:w="80"/>
-              <w:left w:type="dxa" w:w="120"/>
-              <w:bottom w:type="dxa" w:w="80"/>
-              <w:right w:type="dxa" w:w="120"/>
-            </w:tcMar>
-          </w:tcPr>
-          <w:p>
-            <w:pPr>
-              <w:jc w:val="center"/>
-            </w:pPr>
-            <w:r>
-              <w:rPr>
-                <w:b w:val="false"/>
-                <w:bCs w:val="false"/>
-                <w:sz w:val="20"/>
-                <w:szCs w:val="20"/>
-              </w:rPr>
-              <w:t xml:space="preserve">32</w:t>
-            </w:r>
-          </w:p>
-        </w:tc>
-        <w:tc>
-          <w:tcPr>
-            <w:tcW w:type="dxa" w:w="1100"/>
-            <w:tcBorders>
-              <w:top w:val="single" w:color="888888" w:sz="4"/>
-              <w:left w:val="single" w:color="888888" w:sz="4"/>
-              <w:bottom w:val="single" w:color="888888" w:sz="4"/>
-              <w:right w:val="single" w:color="888888" w:sz="4"/>
-            </w:tcBorders>
-            <w:tcMar>
-              <w:top w:type="dxa" w:w="80"/>
-              <w:left w:type="dxa" w:w="120"/>
-              <w:bottom w:type="dxa" w:w="80"/>
-              <w:right w:type="dxa" w:w="120"/>
-            </w:tcMar>
-          </w:tcPr>
-          <w:p>
-            <w:pPr>
-              <w:jc w:val="center"/>
-            </w:pPr>
-            <w:r>
-              <w:rPr>
-                <w:b w:val="false"/>
-                <w:bCs w:val="false"/>
-                <w:sz w:val="20"/>
-                <w:szCs w:val="20"/>
-              </w:rPr>
               <w:t xml:space="preserve">28</w:t>
             </w:r>
           </w:p>
         </w:tc>
         <w:tc>
           <w:tcPr>
-            <w:tcW w:type="dxa" w:w="1100"/>
+            <w:tcW w:type="dxa" w:w="1000"/>
             <w:tcBorders>
               <w:top w:val="single" w:color="888888" w:sz="4"/>
               <w:left w:val="single" w:color="888888" w:sz="4"/>
@@ -2142,63 +2237,94 @@
         </w:tc>
         <w:tc>
           <w:tcPr>
-            <w:tcW w:type="dxa" w:w="1100"/>
-            <w:tcBorders>
-              <w:top w:val="single" w:color="888888" w:sz="4"/>
-              <w:left w:val="single" w:color="888888" w:sz="4"/>
-              <w:bottom w:val="single" w:color="888888" w:sz="4"/>
-              <w:right w:val="single" w:color="888888" w:sz="4"/>
-            </w:tcBorders>
-            <w:tcMar>
-              <w:top w:type="dxa" w:w="80"/>
-              <w:left w:type="dxa" w:w="120"/>
-              <w:bottom w:type="dxa" w:w="80"/>
-              <w:right w:type="dxa" w:w="120"/>
-            </w:tcMar>
-          </w:tcPr>
-          <w:p>
-            <w:pPr>
-              <w:jc w:val="center"/>
-            </w:pPr>
-            <w:r>
-              <w:rPr>
-                <w:b w:val="false"/>
-                <w:bCs w:val="false"/>
-                <w:sz w:val="20"/>
-                <w:szCs w:val="20"/>
-              </w:rPr>
-              <w:t xml:space="preserve">47</w:t>
-            </w:r>
-          </w:p>
-        </w:tc>
-        <w:tc>
-          <w:tcPr>
-            <w:tcW w:type="dxa" w:w="1460"/>
-            <w:tcBorders>
-              <w:top w:val="single" w:color="888888" w:sz="4"/>
-              <w:left w:val="single" w:color="888888" w:sz="4"/>
-              <w:bottom w:val="single" w:color="888888" w:sz="4"/>
-              <w:right w:val="single" w:color="888888" w:sz="4"/>
-            </w:tcBorders>
-            <w:tcMar>
-              <w:top w:type="dxa" w:w="80"/>
-              <w:left w:type="dxa" w:w="120"/>
-              <w:bottom w:type="dxa" w:w="80"/>
-              <w:right w:type="dxa" w:w="120"/>
-            </w:tcMar>
-          </w:tcPr>
-          <w:p>
-            <w:pPr>
-              <w:jc w:val="center"/>
-            </w:pPr>
-            <w:r>
-              <w:rPr>
-                <w:b w:val="false"/>
-                <w:bCs w:val="false"/>
-                <w:sz w:val="20"/>
-                <w:szCs w:val="20"/>
-              </w:rPr>
-              <w:t xml:space="preserve">65 (10)</w:t>
+            <w:tcW w:type="dxa" w:w="980"/>
+            <w:tcBorders>
+              <w:top w:val="single" w:color="888888" w:sz="4"/>
+              <w:left w:val="single" w:color="888888" w:sz="4"/>
+              <w:bottom w:val="single" w:color="888888" w:sz="4"/>
+              <w:right w:val="single" w:color="888888" w:sz="4"/>
+            </w:tcBorders>
+            <w:tcMar>
+              <w:top w:type="dxa" w:w="80"/>
+              <w:left w:type="dxa" w:w="120"/>
+              <w:bottom w:type="dxa" w:w="80"/>
+              <w:right w:type="dxa" w:w="120"/>
+            </w:tcMar>
+          </w:tcPr>
+          <w:p>
+            <w:pPr>
+              <w:jc w:val="center"/>
+            </w:pPr>
+            <w:r>
+              <w:rPr>
+                <w:b w:val="false"/>
+                <w:bCs w:val="false"/>
+                <w:sz w:val="20"/>
+                <w:szCs w:val="20"/>
+              </w:rPr>
+              <w:t xml:space="preserve">35.0</w:t>
+            </w:r>
+          </w:p>
+        </w:tc>
+        <w:tc>
+          <w:tcPr>
+            <w:tcW w:type="dxa" w:w="1180"/>
+            <w:tcBorders>
+              <w:top w:val="single" w:color="888888" w:sz="4"/>
+              <w:left w:val="single" w:color="888888" w:sz="4"/>
+              <w:bottom w:val="single" w:color="888888" w:sz="4"/>
+              <w:right w:val="single" w:color="888888" w:sz="4"/>
+            </w:tcBorders>
+            <w:tcMar>
+              <w:top w:type="dxa" w:w="80"/>
+              <w:left w:type="dxa" w:w="120"/>
+              <w:bottom w:type="dxa" w:w="80"/>
+              <w:right w:type="dxa" w:w="120"/>
+            </w:tcMar>
+          </w:tcPr>
+          <w:p>
+            <w:pPr>
+              <w:jc w:val="center"/>
+            </w:pPr>
+            <w:r>
+              <w:rPr>
+                <w:b w:val="false"/>
+                <w:bCs w:val="false"/>
+                <w:sz w:val="20"/>
+                <w:szCs w:val="20"/>
+              </w:rPr>
+              <w:t xml:space="preserve">58.2 ± 8.3</w:t>
+            </w:r>
+          </w:p>
+        </w:tc>
+        <w:tc>
+          <w:tcPr>
+            <w:tcW w:type="dxa" w:w="1380"/>
+            <w:tcBorders>
+              <w:top w:val="single" w:color="888888" w:sz="4"/>
+              <w:left w:val="single" w:color="888888" w:sz="4"/>
+              <w:bottom w:val="single" w:color="888888" w:sz="4"/>
+              <w:right w:val="single" w:color="888888" w:sz="4"/>
+            </w:tcBorders>
+            <w:tcMar>
+              <w:top w:type="dxa" w:w="80"/>
+              <w:left w:type="dxa" w:w="120"/>
+              <w:bottom w:type="dxa" w:w="80"/>
+              <w:right w:type="dxa" w:w="120"/>
+            </w:tcMar>
+          </w:tcPr>
+          <w:p>
+            <w:pPr>
+              <w:jc w:val="center"/>
+            </w:pPr>
+            <w:r>
+              <w:rPr>
+                <w:b w:val="false"/>
+                <w:bCs w:val="false"/>
+                <w:sz w:val="20"/>
+                <w:szCs w:val="20"/>
+              </w:rPr>
+              <w:t xml:space="preserve">25.8 ± 4.2</w:t>
             </w:r>
           </w:p>
         </w:tc>
@@ -2206,7 +2332,7 @@
       <w:tr>
         <w:tc>
           <w:tcPr>
-            <w:tcW w:type="dxa" w:w="1700"/>
+            <w:tcW w:type="dxa" w:w="1500"/>
             <w:tcBorders>
               <w:top w:val="single" w:color="888888" w:sz="4"/>
               <w:left w:val="single" w:color="888888" w:sz="4"/>
@@ -2237,6 +2363,68 @@
         </w:tc>
         <w:tc>
           <w:tcPr>
+            <w:tcW w:type="dxa" w:w="760"/>
+            <w:tcBorders>
+              <w:top w:val="single" w:color="888888" w:sz="4"/>
+              <w:left w:val="single" w:color="888888" w:sz="4"/>
+              <w:bottom w:val="single" w:color="888888" w:sz="4"/>
+              <w:right w:val="single" w:color="888888" w:sz="4"/>
+            </w:tcBorders>
+            <w:tcMar>
+              <w:top w:type="dxa" w:w="80"/>
+              <w:left w:type="dxa" w:w="120"/>
+              <w:bottom w:type="dxa" w:w="80"/>
+              <w:right w:type="dxa" w:w="120"/>
+            </w:tcMar>
+          </w:tcPr>
+          <w:p>
+            <w:pPr>
+              <w:jc w:val="center"/>
+            </w:pPr>
+            <w:r>
+              <w:rPr>
+                <w:b w:val="false"/>
+                <w:bCs w:val="false"/>
+                <w:sz w:val="20"/>
+                <w:szCs w:val="20"/>
+              </w:rPr>
+              <w:t xml:space="preserve">JPN</w:t>
+            </w:r>
+          </w:p>
+        </w:tc>
+        <w:tc>
+          <w:tcPr>
+            <w:tcW w:type="dxa" w:w="760"/>
+            <w:tcBorders>
+              <w:top w:val="single" w:color="888888" w:sz="4"/>
+              <w:left w:val="single" w:color="888888" w:sz="4"/>
+              <w:bottom w:val="single" w:color="888888" w:sz="4"/>
+              <w:right w:val="single" w:color="888888" w:sz="4"/>
+            </w:tcBorders>
+            <w:tcMar>
+              <w:top w:type="dxa" w:w="80"/>
+              <w:left w:type="dxa" w:w="120"/>
+              <w:bottom w:type="dxa" w:w="80"/>
+              <w:right w:type="dxa" w:w="120"/>
+            </w:tcMar>
+          </w:tcPr>
+          <w:p>
+            <w:pPr>
+              <w:jc w:val="center"/>
+            </w:pPr>
+            <w:r>
+              <w:rPr>
+                <w:b w:val="false"/>
+                <w:bCs w:val="false"/>
+                <w:sz w:val="20"/>
+                <w:szCs w:val="20"/>
+              </w:rPr>
+              <w:t xml:space="preserve">80</w:t>
+            </w:r>
+          </w:p>
+        </w:tc>
+        <w:tc>
+          <w:tcPr>
             <w:tcW w:type="dxa" w:w="900"/>
             <w:tcBorders>
               <w:top w:val="single" w:color="888888" w:sz="4"/>
@@ -2262,7 +2450,7 @@
                 <w:sz w:val="20"/>
                 <w:szCs w:val="20"/>
               </w:rPr>
-              <w:t xml:space="preserve">Italy</w:t>
+              <w:t xml:space="preserve">40</w:t>
             </w:r>
           </w:p>
         </w:tc>
@@ -2293,75 +2481,13 @@
                 <w:sz w:val="20"/>
                 <w:szCs w:val="20"/>
               </w:rPr>
-              <w:t xml:space="preserve">80</w:t>
-            </w:r>
-          </w:p>
-        </w:tc>
-        <w:tc>
-          <w:tcPr>
-            <w:tcW w:type="dxa" w:w="1100"/>
-            <w:tcBorders>
-              <w:top w:val="single" w:color="888888" w:sz="4"/>
-              <w:left w:val="single" w:color="888888" w:sz="4"/>
-              <w:bottom w:val="single" w:color="888888" w:sz="4"/>
-              <w:right w:val="single" w:color="888888" w:sz="4"/>
-            </w:tcBorders>
-            <w:tcMar>
-              <w:top w:type="dxa" w:w="80"/>
-              <w:left w:type="dxa" w:w="120"/>
-              <w:bottom w:type="dxa" w:w="80"/>
-              <w:right w:type="dxa" w:w="120"/>
-            </w:tcMar>
-          </w:tcPr>
-          <w:p>
-            <w:pPr>
-              <w:jc w:val="center"/>
-            </w:pPr>
-            <w:r>
-              <w:rPr>
-                <w:b w:val="false"/>
-                <w:bCs w:val="false"/>
-                <w:sz w:val="20"/>
-                <w:szCs w:val="20"/>
-              </w:rPr>
               <w:t xml:space="preserve">40</w:t>
             </w:r>
           </w:p>
         </w:tc>
         <w:tc>
           <w:tcPr>
-            <w:tcW w:type="dxa" w:w="1100"/>
-            <w:tcBorders>
-              <w:top w:val="single" w:color="888888" w:sz="4"/>
-              <w:left w:val="single" w:color="888888" w:sz="4"/>
-              <w:bottom w:val="single" w:color="888888" w:sz="4"/>
-              <w:right w:val="single" w:color="888888" w:sz="4"/>
-            </w:tcBorders>
-            <w:tcMar>
-              <w:top w:type="dxa" w:w="80"/>
-              <w:left w:type="dxa" w:w="120"/>
-              <w:bottom w:type="dxa" w:w="80"/>
-              <w:right w:type="dxa" w:w="120"/>
-            </w:tcMar>
-          </w:tcPr>
-          <w:p>
-            <w:pPr>
-              <w:jc w:val="center"/>
-            </w:pPr>
-            <w:r>
-              <w:rPr>
-                <w:b w:val="false"/>
-                <w:bCs w:val="false"/>
-                <w:sz w:val="20"/>
-                <w:szCs w:val="20"/>
-              </w:rPr>
-              <w:t xml:space="preserve">40</w:t>
-            </w:r>
-          </w:p>
-        </w:tc>
-        <w:tc>
-          <w:tcPr>
-            <w:tcW w:type="dxa" w:w="1100"/>
+            <w:tcW w:type="dxa" w:w="1000"/>
             <w:tcBorders>
               <w:top w:val="single" w:color="888888" w:sz="4"/>
               <w:left w:val="single" w:color="888888" w:sz="4"/>
@@ -2392,63 +2518,94 @@
         </w:tc>
         <w:tc>
           <w:tcPr>
-            <w:tcW w:type="dxa" w:w="1100"/>
-            <w:tcBorders>
-              <w:top w:val="single" w:color="888888" w:sz="4"/>
-              <w:left w:val="single" w:color="888888" w:sz="4"/>
-              <w:bottom w:val="single" w:color="888888" w:sz="4"/>
-              <w:right w:val="single" w:color="888888" w:sz="4"/>
-            </w:tcBorders>
-            <w:tcMar>
-              <w:top w:type="dxa" w:w="80"/>
-              <w:left w:type="dxa" w:w="120"/>
-              <w:bottom w:type="dxa" w:w="80"/>
-              <w:right w:type="dxa" w:w="120"/>
-            </w:tcMar>
-          </w:tcPr>
-          <w:p>
-            <w:pPr>
-              <w:jc w:val="center"/>
-            </w:pPr>
-            <w:r>
-              <w:rPr>
-                <w:b w:val="false"/>
-                <w:bCs w:val="false"/>
-                <w:sz w:val="20"/>
-                <w:szCs w:val="20"/>
-              </w:rPr>
-              <w:t xml:space="preserve">50</w:t>
-            </w:r>
-          </w:p>
-        </w:tc>
-        <w:tc>
-          <w:tcPr>
-            <w:tcW w:type="dxa" w:w="1460"/>
-            <w:tcBorders>
-              <w:top w:val="single" w:color="888888" w:sz="4"/>
-              <w:left w:val="single" w:color="888888" w:sz="4"/>
-              <w:bottom w:val="single" w:color="888888" w:sz="4"/>
-              <w:right w:val="single" w:color="888888" w:sz="4"/>
-            </w:tcBorders>
-            <w:tcMar>
-              <w:top w:type="dxa" w:w="80"/>
-              <w:left w:type="dxa" w:w="120"/>
-              <w:bottom w:type="dxa" w:w="80"/>
-              <w:right w:type="dxa" w:w="120"/>
-            </w:tcMar>
-          </w:tcPr>
-          <w:p>
-            <w:pPr>
-              <w:jc w:val="center"/>
-            </w:pPr>
-            <w:r>
-              <w:rPr>
-                <w:b w:val="false"/>
-                <w:bCs w:val="false"/>
-                <w:sz w:val="20"/>
-                <w:szCs w:val="20"/>
-              </w:rPr>
-              <w:t xml:space="preserve">63 (12)</w:t>
+            <w:tcW w:type="dxa" w:w="980"/>
+            <w:tcBorders>
+              <w:top w:val="single" w:color="888888" w:sz="4"/>
+              <w:left w:val="single" w:color="888888" w:sz="4"/>
+              <w:bottom w:val="single" w:color="888888" w:sz="4"/>
+              <w:right w:val="single" w:color="888888" w:sz="4"/>
+            </w:tcBorders>
+            <w:tcMar>
+              <w:top w:type="dxa" w:w="80"/>
+              <w:left w:type="dxa" w:w="120"/>
+              <w:bottom w:type="dxa" w:w="80"/>
+              <w:right w:type="dxa" w:w="120"/>
+            </w:tcMar>
+          </w:tcPr>
+          <w:p>
+            <w:pPr>
+              <w:jc w:val="center"/>
+            </w:pPr>
+            <w:r>
+              <w:rPr>
+                <w:b w:val="false"/>
+                <w:bCs w:val="false"/>
+                <w:sz w:val="20"/>
+                <w:szCs w:val="20"/>
+              </w:rPr>
+              <w:t xml:space="preserve">43.8</w:t>
+            </w:r>
+          </w:p>
+        </w:tc>
+        <w:tc>
+          <w:tcPr>
+            <w:tcW w:type="dxa" w:w="1180"/>
+            <w:tcBorders>
+              <w:top w:val="single" w:color="888888" w:sz="4"/>
+              <w:left w:val="single" w:color="888888" w:sz="4"/>
+              <w:bottom w:val="single" w:color="888888" w:sz="4"/>
+              <w:right w:val="single" w:color="888888" w:sz="4"/>
+            </w:tcBorders>
+            <w:tcMar>
+              <w:top w:type="dxa" w:w="80"/>
+              <w:left w:type="dxa" w:w="120"/>
+              <w:bottom w:type="dxa" w:w="80"/>
+              <w:right w:type="dxa" w:w="120"/>
+            </w:tcMar>
+          </w:tcPr>
+          <w:p>
+            <w:pPr>
+              <w:jc w:val="center"/>
+            </w:pPr>
+            <w:r>
+              <w:rPr>
+                <w:b w:val="false"/>
+                <w:bCs w:val="false"/>
+                <w:sz w:val="20"/>
+                <w:szCs w:val="20"/>
+              </w:rPr>
+              <w:t xml:space="preserve">61.1 ± 12.6</w:t>
+            </w:r>
+          </w:p>
+        </w:tc>
+        <w:tc>
+          <w:tcPr>
+            <w:tcW w:type="dxa" w:w="1380"/>
+            <w:tcBorders>
+              <w:top w:val="single" w:color="888888" w:sz="4"/>
+              <w:left w:val="single" w:color="888888" w:sz="4"/>
+              <w:bottom w:val="single" w:color="888888" w:sz="4"/>
+              <w:right w:val="single" w:color="888888" w:sz="4"/>
+            </w:tcBorders>
+            <w:tcMar>
+              <w:top w:type="dxa" w:w="80"/>
+              <w:left w:type="dxa" w:w="120"/>
+              <w:bottom w:type="dxa" w:w="80"/>
+              <w:right w:type="dxa" w:w="120"/>
+            </w:tcMar>
+          </w:tcPr>
+          <w:p>
+            <w:pPr>
+              <w:jc w:val="center"/>
+            </w:pPr>
+            <w:r>
+              <w:rPr>
+                <w:b w:val="false"/>
+                <w:bCs w:val="false"/>
+                <w:sz w:val="20"/>
+                <w:szCs w:val="20"/>
+              </w:rPr>
+              <w:t xml:space="preserve">22.7 ± 2.6</w:t>
             </w:r>
           </w:p>
         </w:tc>
@@ -2456,7 +2613,7 @@
       <w:tr>
         <w:tc>
           <w:tcPr>
-            <w:tcW w:type="dxa" w:w="1700"/>
+            <w:tcW w:type="dxa" w:w="1500"/>
             <w:tcBorders>
               <w:top w:val="single" w:color="888888" w:sz="4"/>
               <w:left w:val="single" w:color="888888" w:sz="4"/>
@@ -2487,6 +2644,68 @@
         </w:tc>
         <w:tc>
           <w:tcPr>
+            <w:tcW w:type="dxa" w:w="760"/>
+            <w:tcBorders>
+              <w:top w:val="single" w:color="888888" w:sz="4"/>
+              <w:left w:val="single" w:color="888888" w:sz="4"/>
+              <w:bottom w:val="single" w:color="888888" w:sz="4"/>
+              <w:right w:val="single" w:color="888888" w:sz="4"/>
+            </w:tcBorders>
+            <w:tcMar>
+              <w:top w:type="dxa" w:w="80"/>
+              <w:left w:type="dxa" w:w="120"/>
+              <w:bottom w:type="dxa" w:w="80"/>
+              <w:right w:type="dxa" w:w="120"/>
+            </w:tcMar>
+          </w:tcPr>
+          <w:p>
+            <w:pPr>
+              <w:jc w:val="center"/>
+            </w:pPr>
+            <w:r>
+              <w:rPr>
+                <w:b w:val="false"/>
+                <w:bCs w:val="false"/>
+                <w:sz w:val="20"/>
+                <w:szCs w:val="20"/>
+              </w:rPr>
+              <w:t xml:space="preserve">USA</w:t>
+            </w:r>
+          </w:p>
+        </w:tc>
+        <w:tc>
+          <w:tcPr>
+            <w:tcW w:type="dxa" w:w="760"/>
+            <w:tcBorders>
+              <w:top w:val="single" w:color="888888" w:sz="4"/>
+              <w:left w:val="single" w:color="888888" w:sz="4"/>
+              <w:bottom w:val="single" w:color="888888" w:sz="4"/>
+              <w:right w:val="single" w:color="888888" w:sz="4"/>
+            </w:tcBorders>
+            <w:tcMar>
+              <w:top w:type="dxa" w:w="80"/>
+              <w:left w:type="dxa" w:w="120"/>
+              <w:bottom w:type="dxa" w:w="80"/>
+              <w:right w:type="dxa" w:w="120"/>
+            </w:tcMar>
+          </w:tcPr>
+          <w:p>
+            <w:pPr>
+              <w:jc w:val="center"/>
+            </w:pPr>
+            <w:r>
+              <w:rPr>
+                <w:b w:val="false"/>
+                <w:bCs w:val="false"/>
+                <w:sz w:val="20"/>
+                <w:szCs w:val="20"/>
+              </w:rPr>
+              <w:t xml:space="preserve">104</w:t>
+            </w:r>
+          </w:p>
+        </w:tc>
+        <w:tc>
+          <w:tcPr>
             <w:tcW w:type="dxa" w:w="900"/>
             <w:tcBorders>
               <w:top w:val="single" w:color="888888" w:sz="4"/>
@@ -2512,7 +2731,7 @@
                 <w:sz w:val="20"/>
                 <w:szCs w:val="20"/>
               </w:rPr>
-              <w:t xml:space="preserve">USA</w:t>
+              <w:t xml:space="preserve">52</w:t>
             </w:r>
           </w:p>
         </w:tc>
@@ -2543,75 +2762,13 @@
                 <w:sz w:val="20"/>
                 <w:szCs w:val="20"/>
               </w:rPr>
-              <w:t xml:space="preserve">104</w:t>
-            </w:r>
-          </w:p>
-        </w:tc>
-        <w:tc>
-          <w:tcPr>
-            <w:tcW w:type="dxa" w:w="1100"/>
-            <w:tcBorders>
-              <w:top w:val="single" w:color="888888" w:sz="4"/>
-              <w:left w:val="single" w:color="888888" w:sz="4"/>
-              <w:bottom w:val="single" w:color="888888" w:sz="4"/>
-              <w:right w:val="single" w:color="888888" w:sz="4"/>
-            </w:tcBorders>
-            <w:tcMar>
-              <w:top w:type="dxa" w:w="80"/>
-              <w:left w:type="dxa" w:w="120"/>
-              <w:bottom w:type="dxa" w:w="80"/>
-              <w:right w:type="dxa" w:w="120"/>
-            </w:tcMar>
-          </w:tcPr>
-          <w:p>
-            <w:pPr>
-              <w:jc w:val="center"/>
-            </w:pPr>
-            <w:r>
-              <w:rPr>
-                <w:b w:val="false"/>
-                <w:bCs w:val="false"/>
-                <w:sz w:val="20"/>
-                <w:szCs w:val="20"/>
-              </w:rPr>
               <w:t xml:space="preserve">52</w:t>
             </w:r>
           </w:p>
         </w:tc>
         <w:tc>
           <w:tcPr>
-            <w:tcW w:type="dxa" w:w="1100"/>
-            <w:tcBorders>
-              <w:top w:val="single" w:color="888888" w:sz="4"/>
-              <w:left w:val="single" w:color="888888" w:sz="4"/>
-              <w:bottom w:val="single" w:color="888888" w:sz="4"/>
-              <w:right w:val="single" w:color="888888" w:sz="4"/>
-            </w:tcBorders>
-            <w:tcMar>
-              <w:top w:type="dxa" w:w="80"/>
-              <w:left w:type="dxa" w:w="120"/>
-              <w:bottom w:type="dxa" w:w="80"/>
-              <w:right w:type="dxa" w:w="120"/>
-            </w:tcMar>
-          </w:tcPr>
-          <w:p>
-            <w:pPr>
-              <w:jc w:val="center"/>
-            </w:pPr>
-            <w:r>
-              <w:rPr>
-                <w:b w:val="false"/>
-                <w:bCs w:val="false"/>
-                <w:sz w:val="20"/>
-                <w:szCs w:val="20"/>
-              </w:rPr>
-              <w:t xml:space="preserve">52</w:t>
-            </w:r>
-          </w:p>
-        </w:tc>
-        <w:tc>
-          <w:tcPr>
-            <w:tcW w:type="dxa" w:w="1100"/>
+            <w:tcW w:type="dxa" w:w="1000"/>
             <w:tcBorders>
               <w:top w:val="single" w:color="888888" w:sz="4"/>
               <w:left w:val="single" w:color="888888" w:sz="4"/>
@@ -2642,63 +2799,94 @@
         </w:tc>
         <w:tc>
           <w:tcPr>
-            <w:tcW w:type="dxa" w:w="1100"/>
-            <w:tcBorders>
-              <w:top w:val="single" w:color="888888" w:sz="4"/>
-              <w:left w:val="single" w:color="888888" w:sz="4"/>
-              <w:bottom w:val="single" w:color="888888" w:sz="4"/>
-              <w:right w:val="single" w:color="888888" w:sz="4"/>
-            </w:tcBorders>
-            <w:tcMar>
-              <w:top w:type="dxa" w:w="80"/>
-              <w:left w:type="dxa" w:w="120"/>
-              <w:bottom w:type="dxa" w:w="80"/>
-              <w:right w:type="dxa" w:w="120"/>
-            </w:tcMar>
-          </w:tcPr>
-          <w:p>
-            <w:pPr>
-              <w:jc w:val="center"/>
-            </w:pPr>
-            <w:r>
-              <w:rPr>
-                <w:b w:val="false"/>
-                <w:bCs w:val="false"/>
-                <w:sz w:val="20"/>
-                <w:szCs w:val="20"/>
-              </w:rPr>
-              <w:t xml:space="preserve">44</w:t>
-            </w:r>
-          </w:p>
-        </w:tc>
-        <w:tc>
-          <w:tcPr>
-            <w:tcW w:type="dxa" w:w="1460"/>
-            <w:tcBorders>
-              <w:top w:val="single" w:color="888888" w:sz="4"/>
-              <w:left w:val="single" w:color="888888" w:sz="4"/>
-              <w:bottom w:val="single" w:color="888888" w:sz="4"/>
-              <w:right w:val="single" w:color="888888" w:sz="4"/>
-            </w:tcBorders>
-            <w:tcMar>
-              <w:top w:type="dxa" w:w="80"/>
-              <w:left w:type="dxa" w:w="120"/>
-              <w:bottom w:type="dxa" w:w="80"/>
-              <w:right w:type="dxa" w:w="120"/>
-            </w:tcMar>
-          </w:tcPr>
-          <w:p>
-            <w:pPr>
-              <w:jc w:val="center"/>
-            </w:pPr>
-            <w:r>
-              <w:rPr>
-                <w:b w:val="false"/>
-                <w:bCs w:val="false"/>
-                <w:sz w:val="20"/>
-                <w:szCs w:val="20"/>
-              </w:rPr>
-              <w:t xml:space="preserve">59 (10)</w:t>
+            <w:tcW w:type="dxa" w:w="980"/>
+            <w:tcBorders>
+              <w:top w:val="single" w:color="888888" w:sz="4"/>
+              <w:left w:val="single" w:color="888888" w:sz="4"/>
+              <w:bottom w:val="single" w:color="888888" w:sz="4"/>
+              <w:right w:val="single" w:color="888888" w:sz="4"/>
+            </w:tcBorders>
+            <w:tcMar>
+              <w:top w:type="dxa" w:w="80"/>
+              <w:left w:type="dxa" w:w="120"/>
+              <w:bottom w:type="dxa" w:w="80"/>
+              <w:right w:type="dxa" w:w="120"/>
+            </w:tcMar>
+          </w:tcPr>
+          <w:p>
+            <w:pPr>
+              <w:jc w:val="center"/>
+            </w:pPr>
+            <w:r>
+              <w:rPr>
+                <w:b w:val="false"/>
+                <w:bCs w:val="false"/>
+                <w:sz w:val="20"/>
+                <w:szCs w:val="20"/>
+              </w:rPr>
+              <w:t xml:space="preserve">28.8</w:t>
+            </w:r>
+          </w:p>
+        </w:tc>
+        <w:tc>
+          <w:tcPr>
+            <w:tcW w:type="dxa" w:w="1180"/>
+            <w:tcBorders>
+              <w:top w:val="single" w:color="888888" w:sz="4"/>
+              <w:left w:val="single" w:color="888888" w:sz="4"/>
+              <w:bottom w:val="single" w:color="888888" w:sz="4"/>
+              <w:right w:val="single" w:color="888888" w:sz="4"/>
+            </w:tcBorders>
+            <w:tcMar>
+              <w:top w:type="dxa" w:w="80"/>
+              <w:left w:type="dxa" w:w="120"/>
+              <w:bottom w:type="dxa" w:w="80"/>
+              <w:right w:type="dxa" w:w="120"/>
+            </w:tcMar>
+          </w:tcPr>
+          <w:p>
+            <w:pPr>
+              <w:jc w:val="center"/>
+            </w:pPr>
+            <w:r>
+              <w:rPr>
+                <w:b w:val="false"/>
+                <w:bCs w:val="false"/>
+                <w:sz w:val="20"/>
+                <w:szCs w:val="20"/>
+              </w:rPr>
+              <w:t xml:space="preserve">61.5 ± 12.3</w:t>
+            </w:r>
+          </w:p>
+        </w:tc>
+        <w:tc>
+          <w:tcPr>
+            <w:tcW w:type="dxa" w:w="1380"/>
+            <w:tcBorders>
+              <w:top w:val="single" w:color="888888" w:sz="4"/>
+              <w:left w:val="single" w:color="888888" w:sz="4"/>
+              <w:bottom w:val="single" w:color="888888" w:sz="4"/>
+              <w:right w:val="single" w:color="888888" w:sz="4"/>
+            </w:tcBorders>
+            <w:tcMar>
+              <w:top w:type="dxa" w:w="80"/>
+              <w:left w:type="dxa" w:w="120"/>
+              <w:bottom w:type="dxa" w:w="80"/>
+              <w:right w:type="dxa" w:w="120"/>
+            </w:tcMar>
+          </w:tcPr>
+          <w:p>
+            <w:pPr>
+              <w:jc w:val="center"/>
+            </w:pPr>
+            <w:r>
+              <w:rPr>
+                <w:b w:val="false"/>
+                <w:bCs w:val="false"/>
+                <w:sz w:val="20"/>
+                <w:szCs w:val="20"/>
+              </w:rPr>
+              <w:t xml:space="preserve">25.1 ± 4.2</w:t>
             </w:r>
           </w:p>
         </w:tc>
@@ -2706,7 +2894,7 @@
       <w:tr>
         <w:tc>
           <w:tcPr>
-            <w:tcW w:type="dxa" w:w="1700"/>
+            <w:tcW w:type="dxa" w:w="1500"/>
             <w:tcBorders>
               <w:top w:val="single" w:color="888888" w:sz="4"/>
               <w:left w:val="single" w:color="888888" w:sz="4"/>
@@ -2737,6 +2925,68 @@
         </w:tc>
         <w:tc>
           <w:tcPr>
+            <w:tcW w:type="dxa" w:w="760"/>
+            <w:tcBorders>
+              <w:top w:val="single" w:color="888888" w:sz="4"/>
+              <w:left w:val="single" w:color="888888" w:sz="4"/>
+              <w:bottom w:val="single" w:color="888888" w:sz="4"/>
+              <w:right w:val="single" w:color="888888" w:sz="4"/>
+            </w:tcBorders>
+            <w:tcMar>
+              <w:top w:type="dxa" w:w="80"/>
+              <w:left w:type="dxa" w:w="120"/>
+              <w:bottom w:type="dxa" w:w="80"/>
+              <w:right w:type="dxa" w:w="120"/>
+            </w:tcMar>
+          </w:tcPr>
+          <w:p>
+            <w:pPr>
+              <w:jc w:val="center"/>
+            </w:pPr>
+            <w:r>
+              <w:rPr>
+                <w:b w:val="false"/>
+                <w:bCs w:val="false"/>
+                <w:sz w:val="20"/>
+                <w:szCs w:val="20"/>
+              </w:rPr>
+              <w:t xml:space="preserve">CHN</w:t>
+            </w:r>
+          </w:p>
+        </w:tc>
+        <w:tc>
+          <w:tcPr>
+            <w:tcW w:type="dxa" w:w="760"/>
+            <w:tcBorders>
+              <w:top w:val="single" w:color="888888" w:sz="4"/>
+              <w:left w:val="single" w:color="888888" w:sz="4"/>
+              <w:bottom w:val="single" w:color="888888" w:sz="4"/>
+              <w:right w:val="single" w:color="888888" w:sz="4"/>
+            </w:tcBorders>
+            <w:tcMar>
+              <w:top w:type="dxa" w:w="80"/>
+              <w:left w:type="dxa" w:w="120"/>
+              <w:bottom w:type="dxa" w:w="80"/>
+              <w:right w:type="dxa" w:w="120"/>
+            </w:tcMar>
+          </w:tcPr>
+          <w:p>
+            <w:pPr>
+              <w:jc w:val="center"/>
+            </w:pPr>
+            <w:r>
+              <w:rPr>
+                <w:b w:val="false"/>
+                <w:bCs w:val="false"/>
+                <w:sz w:val="20"/>
+                <w:szCs w:val="20"/>
+              </w:rPr>
+              <w:t xml:space="preserve">128</w:t>
+            </w:r>
+          </w:p>
+        </w:tc>
+        <w:tc>
+          <w:tcPr>
             <w:tcW w:type="dxa" w:w="900"/>
             <w:tcBorders>
               <w:top w:val="single" w:color="888888" w:sz="4"/>
@@ -2762,7 +3012,7 @@
                 <w:sz w:val="20"/>
                 <w:szCs w:val="20"/>
               </w:rPr>
-              <w:t xml:space="preserve">China</w:t>
+              <w:t xml:space="preserve">74</w:t>
             </w:r>
           </w:p>
         </w:tc>
@@ -2793,75 +3043,13 @@
                 <w:sz w:val="20"/>
                 <w:szCs w:val="20"/>
               </w:rPr>
-              <w:t xml:space="preserve">128</w:t>
-            </w:r>
-          </w:p>
-        </w:tc>
-        <w:tc>
-          <w:tcPr>
-            <w:tcW w:type="dxa" w:w="1100"/>
-            <w:tcBorders>
-              <w:top w:val="single" w:color="888888" w:sz="4"/>
-              <w:left w:val="single" w:color="888888" w:sz="4"/>
-              <w:bottom w:val="single" w:color="888888" w:sz="4"/>
-              <w:right w:val="single" w:color="888888" w:sz="4"/>
-            </w:tcBorders>
-            <w:tcMar>
-              <w:top w:type="dxa" w:w="80"/>
-              <w:left w:type="dxa" w:w="120"/>
-              <w:bottom w:type="dxa" w:w="80"/>
-              <w:right w:type="dxa" w:w="120"/>
-            </w:tcMar>
-          </w:tcPr>
-          <w:p>
-            <w:pPr>
-              <w:jc w:val="center"/>
-            </w:pPr>
-            <w:r>
-              <w:rPr>
-                <w:b w:val="false"/>
-                <w:bCs w:val="false"/>
-                <w:sz w:val="20"/>
-                <w:szCs w:val="20"/>
-              </w:rPr>
-              <w:t xml:space="preserve">73</w:t>
-            </w:r>
-          </w:p>
-        </w:tc>
-        <w:tc>
-          <w:tcPr>
-            <w:tcW w:type="dxa" w:w="1100"/>
-            <w:tcBorders>
-              <w:top w:val="single" w:color="888888" w:sz="4"/>
-              <w:left w:val="single" w:color="888888" w:sz="4"/>
-              <w:bottom w:val="single" w:color="888888" w:sz="4"/>
-              <w:right w:val="single" w:color="888888" w:sz="4"/>
-            </w:tcBorders>
-            <w:tcMar>
-              <w:top w:type="dxa" w:w="80"/>
-              <w:left w:type="dxa" w:w="120"/>
-              <w:bottom w:type="dxa" w:w="80"/>
-              <w:right w:type="dxa" w:w="120"/>
-            </w:tcMar>
-          </w:tcPr>
-          <w:p>
-            <w:pPr>
-              <w:jc w:val="center"/>
-            </w:pPr>
-            <w:r>
-              <w:rPr>
-                <w:b w:val="false"/>
-                <w:bCs w:val="false"/>
-                <w:sz w:val="20"/>
-                <w:szCs w:val="20"/>
-              </w:rPr>
-              <w:t xml:space="preserve">55</w:t>
-            </w:r>
-          </w:p>
-        </w:tc>
-        <w:tc>
-          <w:tcPr>
-            <w:tcW w:type="dxa" w:w="1100"/>
+              <w:t xml:space="preserve">54</w:t>
+            </w:r>
+          </w:p>
+        </w:tc>
+        <w:tc>
+          <w:tcPr>
+            <w:tcW w:type="dxa" w:w="1000"/>
             <w:tcBorders>
               <w:top w:val="single" w:color="888888" w:sz="4"/>
               <w:left w:val="single" w:color="888888" w:sz="4"/>
@@ -2892,63 +3080,94 @@
         </w:tc>
         <w:tc>
           <w:tcPr>
-            <w:tcW w:type="dxa" w:w="1100"/>
-            <w:tcBorders>
-              <w:top w:val="single" w:color="888888" w:sz="4"/>
-              <w:left w:val="single" w:color="888888" w:sz="4"/>
-              <w:bottom w:val="single" w:color="888888" w:sz="4"/>
-              <w:right w:val="single" w:color="888888" w:sz="4"/>
-            </w:tcBorders>
-            <w:tcMar>
-              <w:top w:type="dxa" w:w="80"/>
-              <w:left w:type="dxa" w:w="120"/>
-              <w:bottom w:type="dxa" w:w="80"/>
-              <w:right w:type="dxa" w:w="120"/>
-            </w:tcMar>
-          </w:tcPr>
-          <w:p>
-            <w:pPr>
-              <w:jc w:val="center"/>
-            </w:pPr>
-            <w:r>
-              <w:rPr>
-                <w:b w:val="false"/>
-                <w:bCs w:val="false"/>
-                <w:sz w:val="20"/>
-                <w:szCs w:val="20"/>
-              </w:rPr>
-              <w:t xml:space="preserve">47</w:t>
-            </w:r>
-          </w:p>
-        </w:tc>
-        <w:tc>
-          <w:tcPr>
-            <w:tcW w:type="dxa" w:w="1460"/>
-            <w:tcBorders>
-              <w:top w:val="single" w:color="888888" w:sz="4"/>
-              <w:left w:val="single" w:color="888888" w:sz="4"/>
-              <w:bottom w:val="single" w:color="888888" w:sz="4"/>
-              <w:right w:val="single" w:color="888888" w:sz="4"/>
-            </w:tcBorders>
-            <w:tcMar>
-              <w:top w:type="dxa" w:w="80"/>
-              <w:left w:type="dxa" w:w="120"/>
-              <w:bottom w:type="dxa" w:w="80"/>
-              <w:right w:type="dxa" w:w="120"/>
-            </w:tcMar>
-          </w:tcPr>
-          <w:p>
-            <w:pPr>
-              <w:jc w:val="center"/>
-            </w:pPr>
-            <w:r>
-              <w:rPr>
-                <w:b w:val="false"/>
-                <w:bCs w:val="false"/>
-                <w:sz w:val="20"/>
-                <w:szCs w:val="20"/>
-              </w:rPr>
-              <w:t xml:space="preserve">65 (12)</w:t>
+            <w:tcW w:type="dxa" w:w="980"/>
+            <w:tcBorders>
+              <w:top w:val="single" w:color="888888" w:sz="4"/>
+              <w:left w:val="single" w:color="888888" w:sz="4"/>
+              <w:bottom w:val="single" w:color="888888" w:sz="4"/>
+              <w:right w:val="single" w:color="888888" w:sz="4"/>
+            </w:tcBorders>
+            <w:tcMar>
+              <w:top w:type="dxa" w:w="80"/>
+              <w:left w:type="dxa" w:w="120"/>
+              <w:bottom w:type="dxa" w:w="80"/>
+              <w:right w:type="dxa" w:w="120"/>
+            </w:tcMar>
+          </w:tcPr>
+          <w:p>
+            <w:pPr>
+              <w:jc w:val="center"/>
+            </w:pPr>
+            <w:r>
+              <w:rPr>
+                <w:b w:val="false"/>
+                <w:bCs w:val="false"/>
+                <w:sz w:val="20"/>
+                <w:szCs w:val="20"/>
+              </w:rPr>
+              <w:t xml:space="preserve">36.7</w:t>
+            </w:r>
+          </w:p>
+        </w:tc>
+        <w:tc>
+          <w:tcPr>
+            <w:tcW w:type="dxa" w:w="1180"/>
+            <w:tcBorders>
+              <w:top w:val="single" w:color="888888" w:sz="4"/>
+              <w:left w:val="single" w:color="888888" w:sz="4"/>
+              <w:bottom w:val="single" w:color="888888" w:sz="4"/>
+              <w:right w:val="single" w:color="888888" w:sz="4"/>
+            </w:tcBorders>
+            <w:tcMar>
+              <w:top w:type="dxa" w:w="80"/>
+              <w:left w:type="dxa" w:w="120"/>
+              <w:bottom w:type="dxa" w:w="80"/>
+              <w:right w:type="dxa" w:w="120"/>
+            </w:tcMar>
+          </w:tcPr>
+          <w:p>
+            <w:pPr>
+              <w:jc w:val="center"/>
+            </w:pPr>
+            <w:r>
+              <w:rPr>
+                <w:b w:val="false"/>
+                <w:bCs w:val="false"/>
+                <w:sz w:val="20"/>
+                <w:szCs w:val="20"/>
+              </w:rPr>
+              <w:t xml:space="preserve">64.2 ± 9.1</w:t>
+            </w:r>
+          </w:p>
+        </w:tc>
+        <w:tc>
+          <w:tcPr>
+            <w:tcW w:type="dxa" w:w="1380"/>
+            <w:tcBorders>
+              <w:top w:val="single" w:color="888888" w:sz="4"/>
+              <w:left w:val="single" w:color="888888" w:sz="4"/>
+              <w:bottom w:val="single" w:color="888888" w:sz="4"/>
+              <w:right w:val="single" w:color="888888" w:sz="4"/>
+            </w:tcBorders>
+            <w:tcMar>
+              <w:top w:type="dxa" w:w="80"/>
+              <w:left w:type="dxa" w:w="120"/>
+              <w:bottom w:type="dxa" w:w="80"/>
+              <w:right w:type="dxa" w:w="120"/>
+            </w:tcMar>
+          </w:tcPr>
+          <w:p>
+            <w:pPr>
+              <w:jc w:val="center"/>
+            </w:pPr>
+            <w:r>
+              <w:rPr>
+                <w:b w:val="false"/>
+                <w:bCs w:val="false"/>
+                <w:sz w:val="20"/>
+                <w:szCs w:val="20"/>
+              </w:rPr>
+              <w:t xml:space="preserve">23.8 ± 3.1</w:t>
             </w:r>
           </w:p>
         </w:tc>
@@ -2956,7 +3175,7 @@
       <w:tr>
         <w:tc>
           <w:tcPr>
-            <w:tcW w:type="dxa" w:w="1700"/>
+            <w:tcW w:type="dxa" w:w="1500"/>
             <w:tcBorders>
               <w:top w:val="single" w:color="888888" w:sz="4"/>
               <w:left w:val="single" w:color="888888" w:sz="4"/>
@@ -2987,6 +3206,68 @@
         </w:tc>
         <w:tc>
           <w:tcPr>
+            <w:tcW w:type="dxa" w:w="760"/>
+            <w:tcBorders>
+              <w:top w:val="single" w:color="888888" w:sz="4"/>
+              <w:left w:val="single" w:color="888888" w:sz="4"/>
+              <w:bottom w:val="single" w:color="888888" w:sz="4"/>
+              <w:right w:val="single" w:color="888888" w:sz="4"/>
+            </w:tcBorders>
+            <w:tcMar>
+              <w:top w:type="dxa" w:w="80"/>
+              <w:left w:type="dxa" w:w="120"/>
+              <w:bottom w:type="dxa" w:w="80"/>
+              <w:right w:type="dxa" w:w="120"/>
+            </w:tcMar>
+          </w:tcPr>
+          <w:p>
+            <w:pPr>
+              <w:jc w:val="center"/>
+            </w:pPr>
+            <w:r>
+              <w:rPr>
+                <w:b w:val="false"/>
+                <w:bCs w:val="false"/>
+                <w:sz w:val="20"/>
+                <w:szCs w:val="20"/>
+              </w:rPr>
+              <w:t xml:space="preserve">FRA</w:t>
+            </w:r>
+          </w:p>
+        </w:tc>
+        <w:tc>
+          <w:tcPr>
+            <w:tcW w:type="dxa" w:w="760"/>
+            <w:tcBorders>
+              <w:top w:val="single" w:color="888888" w:sz="4"/>
+              <w:left w:val="single" w:color="888888" w:sz="4"/>
+              <w:bottom w:val="single" w:color="888888" w:sz="4"/>
+              <w:right w:val="single" w:color="888888" w:sz="4"/>
+            </w:tcBorders>
+            <w:tcMar>
+              <w:top w:type="dxa" w:w="80"/>
+              <w:left w:type="dxa" w:w="120"/>
+              <w:bottom w:type="dxa" w:w="80"/>
+              <w:right w:type="dxa" w:w="120"/>
+            </w:tcMar>
+          </w:tcPr>
+          <w:p>
+            <w:pPr>
+              <w:jc w:val="center"/>
+            </w:pPr>
+            <w:r>
+              <w:rPr>
+                <w:b w:val="false"/>
+                <w:bCs w:val="false"/>
+                <w:sz w:val="20"/>
+                <w:szCs w:val="20"/>
+              </w:rPr>
+              <w:t xml:space="preserve">156</w:t>
+            </w:r>
+          </w:p>
+        </w:tc>
+        <w:tc>
+          <w:tcPr>
             <w:tcW w:type="dxa" w:w="900"/>
             <w:tcBorders>
               <w:top w:val="single" w:color="888888" w:sz="4"/>
@@ -3012,7 +3293,7 @@
                 <w:sz w:val="20"/>
                 <w:szCs w:val="20"/>
               </w:rPr>
-              <w:t xml:space="preserve">France/Germany</w:t>
+              <w:t xml:space="preserve">53</w:t>
             </w:r>
           </w:p>
         </w:tc>
@@ -3043,162 +3324,131 @@
                 <w:sz w:val="20"/>
                 <w:szCs w:val="20"/>
               </w:rPr>
-              <w:t xml:space="preserve">230</w:t>
-            </w:r>
-          </w:p>
-        </w:tc>
-        <w:tc>
-          <w:tcPr>
-            <w:tcW w:type="dxa" w:w="1100"/>
-            <w:tcBorders>
-              <w:top w:val="single" w:color="888888" w:sz="4"/>
-              <w:left w:val="single" w:color="888888" w:sz="4"/>
-              <w:bottom w:val="single" w:color="888888" w:sz="4"/>
-              <w:right w:val="single" w:color="888888" w:sz="4"/>
-            </w:tcBorders>
-            <w:tcMar>
-              <w:top w:type="dxa" w:w="80"/>
-              <w:left w:type="dxa" w:w="120"/>
-              <w:bottom w:type="dxa" w:w="80"/>
-              <w:right w:type="dxa" w:w="120"/>
-            </w:tcMar>
-          </w:tcPr>
-          <w:p>
-            <w:pPr>
-              <w:jc w:val="center"/>
-            </w:pPr>
-            <w:r>
-              <w:rPr>
-                <w:b w:val="false"/>
-                <w:bCs w:val="false"/>
-                <w:sz w:val="20"/>
-                <w:szCs w:val="20"/>
-              </w:rPr>
-              <w:t xml:space="preserve">54</w:t>
-            </w:r>
-          </w:p>
-        </w:tc>
-        <w:tc>
-          <w:tcPr>
-            <w:tcW w:type="dxa" w:w="1100"/>
-            <w:tcBorders>
-              <w:top w:val="single" w:color="888888" w:sz="4"/>
-              <w:left w:val="single" w:color="888888" w:sz="4"/>
-              <w:bottom w:val="single" w:color="888888" w:sz="4"/>
-              <w:right w:val="single" w:color="888888" w:sz="4"/>
-            </w:tcBorders>
-            <w:tcMar>
-              <w:top w:type="dxa" w:w="80"/>
-              <w:left w:type="dxa" w:w="120"/>
-              <w:bottom w:type="dxa" w:w="80"/>
-              <w:right w:type="dxa" w:w="120"/>
-            </w:tcMar>
-          </w:tcPr>
-          <w:p>
-            <w:pPr>
-              <w:jc w:val="center"/>
-            </w:pPr>
-            <w:r>
-              <w:rPr>
-                <w:b w:val="false"/>
-                <w:bCs w:val="false"/>
-                <w:sz w:val="20"/>
-                <w:szCs w:val="20"/>
-              </w:rPr>
-              <w:t xml:space="preserve">74</w:t>
-            </w:r>
-          </w:p>
-        </w:tc>
-        <w:tc>
-          <w:tcPr>
-            <w:tcW w:type="dxa" w:w="1100"/>
-            <w:tcBorders>
-              <w:top w:val="single" w:color="888888" w:sz="4"/>
-              <w:left w:val="single" w:color="888888" w:sz="4"/>
-              <w:bottom w:val="single" w:color="888888" w:sz="4"/>
-              <w:right w:val="single" w:color="888888" w:sz="4"/>
-            </w:tcBorders>
-            <w:tcMar>
-              <w:top w:type="dxa" w:w="80"/>
-              <w:left w:type="dxa" w:w="120"/>
-              <w:bottom w:type="dxa" w:w="80"/>
-              <w:right w:type="dxa" w:w="120"/>
-            </w:tcMar>
-          </w:tcPr>
-          <w:p>
-            <w:pPr>
-              <w:jc w:val="center"/>
-            </w:pPr>
-            <w:r>
-              <w:rPr>
-                <w:b w:val="false"/>
-                <w:bCs w:val="false"/>
-                <w:sz w:val="20"/>
-                <w:szCs w:val="20"/>
-              </w:rPr>
-              <w:t xml:space="preserve">102</w:t>
-            </w:r>
-          </w:p>
-        </w:tc>
-        <w:tc>
-          <w:tcPr>
-            <w:tcW w:type="dxa" w:w="1100"/>
-            <w:tcBorders>
-              <w:top w:val="single" w:color="888888" w:sz="4"/>
-              <w:left w:val="single" w:color="888888" w:sz="4"/>
-              <w:bottom w:val="single" w:color="888888" w:sz="4"/>
-              <w:right w:val="single" w:color="888888" w:sz="4"/>
-            </w:tcBorders>
-            <w:tcMar>
-              <w:top w:type="dxa" w:w="80"/>
-              <w:left w:type="dxa" w:w="120"/>
-              <w:bottom w:type="dxa" w:w="80"/>
-              <w:right w:type="dxa" w:w="120"/>
-            </w:tcMar>
-          </w:tcPr>
-          <w:p>
-            <w:pPr>
-              <w:jc w:val="center"/>
-            </w:pPr>
-            <w:r>
-              <w:rPr>
-                <w:b w:val="false"/>
-                <w:bCs w:val="false"/>
-                <w:sz w:val="20"/>
-                <w:szCs w:val="20"/>
-              </w:rPr>
-              <w:t xml:space="preserve">47</w:t>
-            </w:r>
-          </w:p>
-        </w:tc>
-        <w:tc>
-          <w:tcPr>
-            <w:tcW w:type="dxa" w:w="1460"/>
-            <w:tcBorders>
-              <w:top w:val="single" w:color="888888" w:sz="4"/>
-              <w:left w:val="single" w:color="888888" w:sz="4"/>
-              <w:bottom w:val="single" w:color="888888" w:sz="4"/>
-              <w:right w:val="single" w:color="888888" w:sz="4"/>
-            </w:tcBorders>
-            <w:tcMar>
-              <w:top w:type="dxa" w:w="80"/>
-              <w:left w:type="dxa" w:w="120"/>
-              <w:bottom w:type="dxa" w:w="80"/>
-              <w:right w:type="dxa" w:w="120"/>
-            </w:tcMar>
-          </w:tcPr>
-          <w:p>
-            <w:pPr>
-              <w:jc w:val="center"/>
-            </w:pPr>
-            <w:r>
-              <w:rPr>
-                <w:b w:val="false"/>
-                <w:bCs w:val="false"/>
-                <w:sz w:val="20"/>
-                <w:szCs w:val="20"/>
-              </w:rPr>
-              <w:t xml:space="preserve">62 (12)</w:t>
+              <w:t xml:space="preserve">61</w:t>
+            </w:r>
+          </w:p>
+        </w:tc>
+        <w:tc>
+          <w:tcPr>
+            <w:tcW w:type="dxa" w:w="1000"/>
+            <w:tcBorders>
+              <w:top w:val="single" w:color="888888" w:sz="4"/>
+              <w:left w:val="single" w:color="888888" w:sz="4"/>
+              <w:bottom w:val="single" w:color="888888" w:sz="4"/>
+              <w:right w:val="single" w:color="888888" w:sz="4"/>
+            </w:tcBorders>
+            <w:tcMar>
+              <w:top w:type="dxa" w:w="80"/>
+              <w:left w:type="dxa" w:w="120"/>
+              <w:bottom w:type="dxa" w:w="80"/>
+              <w:right w:type="dxa" w:w="120"/>
+            </w:tcMar>
+          </w:tcPr>
+          <w:p>
+            <w:pPr>
+              <w:jc w:val="center"/>
+            </w:pPr>
+            <w:r>
+              <w:rPr>
+                <w:b w:val="false"/>
+                <w:bCs w:val="false"/>
+                <w:sz w:val="20"/>
+                <w:szCs w:val="20"/>
+              </w:rPr>
+              <w:t xml:space="preserve">42</w:t>
+            </w:r>
+          </w:p>
+        </w:tc>
+        <w:tc>
+          <w:tcPr>
+            <w:tcW w:type="dxa" w:w="980"/>
+            <w:tcBorders>
+              <w:top w:val="single" w:color="888888" w:sz="4"/>
+              <w:left w:val="single" w:color="888888" w:sz="4"/>
+              <w:bottom w:val="single" w:color="888888" w:sz="4"/>
+              <w:right w:val="single" w:color="888888" w:sz="4"/>
+            </w:tcBorders>
+            <w:tcMar>
+              <w:top w:type="dxa" w:w="80"/>
+              <w:left w:type="dxa" w:w="120"/>
+              <w:bottom w:type="dxa" w:w="80"/>
+              <w:right w:type="dxa" w:w="120"/>
+            </w:tcMar>
+          </w:tcPr>
+          <w:p>
+            <w:pPr>
+              <w:jc w:val="center"/>
+            </w:pPr>
+            <w:r>
+              <w:rPr>
+                <w:b w:val="false"/>
+                <w:bCs w:val="false"/>
+                <w:sz w:val="20"/>
+                <w:szCs w:val="20"/>
+              </w:rPr>
+              <w:t xml:space="preserve">44.2</w:t>
+            </w:r>
+          </w:p>
+        </w:tc>
+        <w:tc>
+          <w:tcPr>
+            <w:tcW w:type="dxa" w:w="1180"/>
+            <w:tcBorders>
+              <w:top w:val="single" w:color="888888" w:sz="4"/>
+              <w:left w:val="single" w:color="888888" w:sz="4"/>
+              <w:bottom w:val="single" w:color="888888" w:sz="4"/>
+              <w:right w:val="single" w:color="888888" w:sz="4"/>
+            </w:tcBorders>
+            <w:tcMar>
+              <w:top w:type="dxa" w:w="80"/>
+              <w:left w:type="dxa" w:w="120"/>
+              <w:bottom w:type="dxa" w:w="80"/>
+              <w:right w:type="dxa" w:w="120"/>
+            </w:tcMar>
+          </w:tcPr>
+          <w:p>
+            <w:pPr>
+              <w:jc w:val="center"/>
+            </w:pPr>
+            <w:r>
+              <w:rPr>
+                <w:b w:val="false"/>
+                <w:bCs w:val="false"/>
+                <w:sz w:val="20"/>
+                <w:szCs w:val="20"/>
+              </w:rPr>
+              <w:t xml:space="preserve">63.3 ± 10.9</w:t>
+            </w:r>
+          </w:p>
+        </w:tc>
+        <w:tc>
+          <w:tcPr>
+            <w:tcW w:type="dxa" w:w="1380"/>
+            <w:tcBorders>
+              <w:top w:val="single" w:color="888888" w:sz="4"/>
+              <w:left w:val="single" w:color="888888" w:sz="4"/>
+              <w:bottom w:val="single" w:color="888888" w:sz="4"/>
+              <w:right w:val="single" w:color="888888" w:sz="4"/>
+            </w:tcBorders>
+            <w:tcMar>
+              <w:top w:type="dxa" w:w="80"/>
+              <w:left w:type="dxa" w:w="120"/>
+              <w:bottom w:type="dxa" w:w="80"/>
+              <w:right w:type="dxa" w:w="120"/>
+            </w:tcMar>
+          </w:tcPr>
+          <w:p>
+            <w:pPr>
+              <w:jc w:val="center"/>
+            </w:pPr>
+            <w:r>
+              <w:rPr>
+                <w:b w:val="false"/>
+                <w:bCs w:val="false"/>
+                <w:sz w:val="20"/>
+                <w:szCs w:val="20"/>
+              </w:rPr>
+              <w:t xml:space="preserve">25.3 ± 4.2</w:t>
             </w:r>
           </w:p>
         </w:tc>
@@ -3206,7 +3456,7 @@
       <w:tr>
         <w:tc>
           <w:tcPr>
-            <w:tcW w:type="dxa" w:w="1700"/>
+            <w:tcW w:type="dxa" w:w="1500"/>
             <w:tcBorders>
               <w:top w:val="single" w:color="888888" w:sz="4"/>
               <w:left w:val="single" w:color="888888" w:sz="4"/>
@@ -3238,7 +3488,7 @@
         </w:tc>
         <w:tc>
           <w:tcPr>
-            <w:tcW w:type="dxa" w:w="900"/>
+            <w:tcW w:type="dxa" w:w="760"/>
             <w:tcBorders>
               <w:top w:val="single" w:color="888888" w:sz="4"/>
               <w:left w:val="single" w:color="888888" w:sz="4"/>
@@ -3270,7 +3520,7 @@
         </w:tc>
         <w:tc>
           <w:tcPr>
-            <w:tcW w:type="dxa" w:w="900"/>
+            <w:tcW w:type="dxa" w:w="760"/>
             <w:tcBorders>
               <w:top w:val="single" w:color="888888" w:sz="4"/>
               <w:left w:val="single" w:color="888888" w:sz="4"/>
@@ -3302,7 +3552,7 @@
         </w:tc>
         <w:tc>
           <w:tcPr>
-            <w:tcW w:type="dxa" w:w="1100"/>
+            <w:tcW w:type="dxa" w:w="900"/>
             <w:tcBorders>
               <w:top w:val="single" w:color="888888" w:sz="4"/>
               <w:left w:val="single" w:color="888888" w:sz="4"/>
@@ -3334,7 +3584,7 @@
         </w:tc>
         <w:tc>
           <w:tcPr>
-            <w:tcW w:type="dxa" w:w="1100"/>
+            <w:tcW w:type="dxa" w:w="900"/>
             <w:tcBorders>
               <w:top w:val="single" w:color="888888" w:sz="4"/>
               <w:left w:val="single" w:color="888888" w:sz="4"/>
@@ -3366,7 +3616,7 @@
         </w:tc>
         <w:tc>
           <w:tcPr>
-            <w:tcW w:type="dxa" w:w="1100"/>
+            <w:tcW w:type="dxa" w:w="1000"/>
             <w:tcBorders>
               <w:top w:val="single" w:color="888888" w:sz="4"/>
               <w:left w:val="single" w:color="888888" w:sz="4"/>
@@ -3398,7 +3648,7 @@
         </w:tc>
         <w:tc>
           <w:tcPr>
-            <w:tcW w:type="dxa" w:w="1100"/>
+            <w:tcW w:type="dxa" w:w="980"/>
             <w:tcBorders>
               <w:top w:val="single" w:color="888888" w:sz="4"/>
               <w:left w:val="single" w:color="888888" w:sz="4"/>
@@ -3424,13 +3674,13 @@
                 <w:sz w:val="20"/>
                 <w:szCs w:val="20"/>
               </w:rPr>
-              <w:t xml:space="preserve">47</w:t>
-            </w:r>
-          </w:p>
-        </w:tc>
-        <w:tc>
-          <w:tcPr>
-            <w:tcW w:type="dxa" w:w="1460"/>
+              <w:t xml:space="preserve">39.0</w:t>
+            </w:r>
+          </w:p>
+        </w:tc>
+        <w:tc>
+          <w:tcPr>
+            <w:tcW w:type="dxa" w:w="1180"/>
             <w:tcBorders>
               <w:top w:val="single" w:color="888888" w:sz="4"/>
               <w:left w:val="single" w:color="888888" w:sz="4"/>
@@ -3456,7 +3706,39 @@
                 <w:sz w:val="20"/>
                 <w:szCs w:val="20"/>
               </w:rPr>
-              <w:t xml:space="preserve">63 (11)</w:t>
+              <w:t xml:space="preserve">63.8 ± 10.5</w:t>
+            </w:r>
+          </w:p>
+        </w:tc>
+        <w:tc>
+          <w:tcPr>
+            <w:tcW w:type="dxa" w:w="1380"/>
+            <w:tcBorders>
+              <w:top w:val="single" w:color="888888" w:sz="4"/>
+              <w:left w:val="single" w:color="888888" w:sz="4"/>
+              <w:bottom w:val="single" w:color="888888" w:sz="4"/>
+              <w:right w:val="single" w:color="888888" w:sz="4"/>
+            </w:tcBorders>
+            <w:shd w:fill="F5F5F5" w:val="clear"/>
+            <w:tcMar>
+              <w:top w:type="dxa" w:w="80"/>
+              <w:left w:type="dxa" w:w="120"/>
+              <w:bottom w:type="dxa" w:w="80"/>
+              <w:right w:type="dxa" w:w="120"/>
+            </w:tcMar>
+          </w:tcPr>
+          <w:p>
+            <w:pPr>
+              <w:jc w:val="center"/>
+            </w:pPr>
+            <w:r>
+              <w:rPr>
+                <w:b/>
+                <w:bCs/>
+                <w:sz w:val="20"/>
+                <w:szCs w:val="20"/>
+              </w:rPr>
+              <w:t xml:space="preserve">25.2 ± 4.1</w:t>
             </w:r>
           </w:p>
         </w:tc>

--- a/manuscript/CRC_Manuscript_Complete.docx
+++ b/manuscript/CRC_Manuscript_Complete.docx
@@ -262,14 +262,13 @@
           <w:sz w:val="22"/>
           <w:szCs w:val="22"/>
         </w:rPr>
-        <w:t xml:space="preserve">Results. </w:t>
+        <w:t>Results. Species-only Random Forest achieved a pooled LODO AUC of 0.810 (95% CI: 0.777 to 0.841) and significantly outperformed both joint Random Forest (0.776 [0.740, 0.809]; DeLong z = 2.88, p = 0.004) and joint XGBoost (0.781 [0.747, 0.814]; z = 2.65, p = 0.008). The joint models did not differ from each other (p = 0.60). Performance was stable across five RNG seeds (mean 0.804 +/- 0.002) and across a 20-cell pathway filter sensitivity grid (joint RF range 0.773 to 0.811 across all 20 cells; 0.773 to 0.789 across the 16 non-degenerate cells). Including age, sex, and BMI as covariates or residualizing on them yielded LODO AUCs of 0.807 to 0.816, indicating the species signal is not driven by these confounders. The top species contributors by SHAP were Parvimonas micra, Peptostreptococcus stomatis, Gemella morbillorum, and Fusobacterium nucleatum.</w:t>
       </w:r>
       <w:r>
         <w:rPr>
           <w:sz w:val="22"/>
           <w:szCs w:val="22"/>
         </w:rPr>
-        <w:t xml:space="preserve">Species-only Random Forest achieved a pooled LODO AUC of 0.810 (95% CI: 0.777 to 0.841) and significantly outperformed both joint Random Forest (0.776 [0.740, 0.809]; DeLong z = 2.88, p = 0.004) and joint XGBoost (0.781 [0.747, 0.814]; z = 2.65, p = 0.008). The joint models did not differ from each other (p = 0.60). Performance was stable across five RNG seeds (mean 0.804 ± 0.002) and across a 20-cell pathway filter sensitivity grid (range 0.777 to 0.811). Including age, sex, and BMI as covariates or residualizing on them yielded LODO AUCs of 0.807 to 0.816, indicating the species signal is not driven by these confounders. The top species contributors by SHAP were Parvimonas micra, Peptostreptococcus stomatis, Gemella morbillorum, and Fusobacterium nucleatum.</w:t>
       </w:r>
     </w:p>
     <w:p>
@@ -722,7 +721,7 @@
           <w:sz w:val="22"/>
           <w:szCs w:val="22"/>
         </w:rPr>
-        <w:t xml:space="preserve">We assessed pathway filter threshold sensitivity by running the joint Random Forest LODO pipeline at all 20 cells of a 4-by-5 grid of prevalence thresholds (0.05, 0.10, 0.15, 0.20) crossed with mean-abundance thresholds (1e-7, 1e-6, 1e-5, 1e-4, 1e-3). Mean per-cohort AUC ranged from 0.777 to 0.811 across the grid (spread 0.034). Excluding the degenerate mean &gt;= 1e-3 column, which retains only two pathways and effectively reduces the joint model to species-only, the spread tightens to 0.013 across the 16 substantively non-degenerate cells. The species-only configuration is therefore the upper envelope of the joint model under any reasonable pathway filter choice. Full grid is reported in Supplementary Table S1.</w:t>
+        <w:t>We assessed pathway filter threshold sensitivity by running the joint Random Forest LODO pipeline at all 20 cells of a 4-by-5 grid of prevalence thresholds (0.05, 0.10, 0.15, 0.20) crossed with mean-abundance thresholds (1e-7, 1e-6, 1e-5, 1e-4, 1e-3); the prevalence/mean filter is applied per fold using only training-cohort samples, matching the headline run. Mean per-cohort AUC ranged from 0.773 to 0.811 across the grid (spread 0.038). Excluding the degenerate mean &gt;= 1e-3 column, which retains only two pathways and effectively reduces the joint model to species-only at AUC 0.811, the spread tightens to 0.016 across the 16 substantively non-degenerate cells. The species-only configuration is therefore the upper envelope of the joint model under any reasonable pathway filter choice. Full grid is reported in Supplementary Table S1.</w:t>
       </w:r>
     </w:p>
     <w:p>
@@ -791,7 +790,7 @@
           <w:sz w:val="22"/>
           <w:szCs w:val="22"/>
         </w:rPr>
-        <w:t xml:space="preserve">Within-cohort 5-fold cross-validation on the 116 adenoma samples yielded modest performance: healthy versus adenoma RF AUC = 0.681, XGB = 0.709; adenoma versus CRC RF = 0.787, XGB = 0.809 (results/adenoma_results.csv). Under leave-one-dataset-out cross-validation the within-cohort signal collapses. The healthy-versus-adenoma LODO comparison is not directly computable in our dataset because adenoma and matched control samples are concentrated in different cohort splits, leaving single-class test sets; this itself is informative about cross-cohort heterogeneity. The adenoma-versus-CRC LODO comparison runs across three cohorts (FengQ_2015, ThomasAM_2018a, ZellerG_2014; n = 244) and yields mean AUC 0.583 for Random Forest (per-cohort 0.602, 0.631, 0.517) and 0.515 for XGBoost (0.527, 0.562, 0.456), with ZellerG_2014 below chance under XGBoost. We treat adenoma classification as exploratory and statistically underpowered given the n = 116 adenoma sample budget across heterogeneous cohorts; the LODO collapse provides direct quantitative evidence that the within-cohort adenoma signal does not generalize across studies in this dataset.</w:t>
+        <w:t>Within-cohort 5-fold cross-validation on the 116 adenoma samples yielded modest performance: healthy versus adenoma RF AUC = 0.681, XGB = 0.709; adenoma versus CRC RF = 0.787, XGB = 0.809 (results/adenoma_results.csv). Under leave-one-dataset-out cross-validation the within-cohort signal collapses to chance levels. The healthy-versus-adenoma LODO comparison runs across all three adenoma-containing cohorts (FengQ_2015, ZellerG_2014, ThomasAM_2018a; n = 262) and yields mean AUC 0.509 for Random Forest (per-cohort 0.582, 0.489, 0.457) and 0.453 for XGBoost (0.533, 0.446, 0.379), with the XGBoost classifier performing below chance on two of the three folds. The adenoma-versus-CRC LODO comparison runs across the same three cohorts (n = 244) and yields mean AUC 0.583 for Random Forest (per-cohort 0.602, 0.631, 0.517) and 0.515 for XGBoost (0.527, 0.562, 0.456), with ZellerG_2014 below chance under XGBoost. We treat adenoma classification as exploratory and statistically underpowered given the n = 116 adenoma sample budget across heterogeneous cohorts; the LODO collapse provides direct quantitative evidence that the within-cohort adenoma signal does not generalize across studies in this dataset.</w:t>
       </w:r>
     </w:p>
     <w:p>
@@ -876,7 +875,7 @@
           <w:sz w:val="22"/>
           <w:szCs w:val="22"/>
         </w:rPr>
-        <w:t xml:space="preserve">The exploratory adenoma classification analysis is statistically underpowered (n = 116 across three cohorts) and does not generalize across studies under LODO cross-validation (mean LODO AUC 0.515, near random). The within-cohort 5-fold AUCs of 0.681 to 0.809 should be interpreted as hypothesis-generating only. Larger adenoma cohorts and standardized definitions (advanced versus non-advanced, polyp histology) would be required to draw definitive conclusions about microbiome-based adenoma detection.</w:t>
+        <w:t>The exploratory adenoma classification analysis is statistically underpowered (n = 116 across three cohorts) and does not generalize across studies under LODO cross-validation (mean LODO AUCs 0.453 to 0.583 across the four task-by-classifier combinations, all near or below chance). The within-cohort 5-fold AUCs of 0.681 to 0.809 should be interpreted as hypothesis-generating only. Larger adenoma cohorts and standardized definitions (advanced versus non-advanced, polyp histology) would be required to draw definitive conclusions about microbiome-based adenoma detection.</w:t>
       </w:r>
     </w:p>
     <w:p>
@@ -3892,7 +3891,7 @@
           <w:sz w:val="20"/>
           <w:szCs w:val="20"/>
         </w:rPr>
-        <w:t xml:space="preserve">Mean per-cohort LODO AUC for the joint Random Forest classifier across a 4-by-5 grid of pathway prevalence and mean-abundance thresholds. Pathways retained per cell, total feature count (species + pathways), and across-fold standard deviation are reported. Across the 20 cells, mean AUC ranges from 0.777 to 0.811 (spread 0.034). The headline manuscript configuration uses prevalence &gt;= 0.10 and mean &gt;= 1e-6.</w:t>
+        <w:t>Mean per-cohort LODO AUC for the joint Random Forest classifier across a 4-by-5 grid of pathway prevalence and mean-abundance thresholds, with the filter applied per fold using only training-cohort samples. Pathways retained per cell (mean across folds), total feature count (species + pathways), and across-fold standard deviation are reported. Across the 20 cells, mean AUC ranges from 0.773 to 0.811 (spread 0.038). The headline manuscript configuration uses prevalence &gt;= 0.10 and mean &gt;= 1e-6.</w:t>
       </w:r>
     </w:p>
     <w:tbl>
@@ -9123,7 +9122,7 @@
           <w:sz w:val="22"/>
           <w:szCs w:val="22"/>
         </w:rPr>
-        <w:t xml:space="preserve">Adenoma LODO collapse: under leave-one-dataset-out cross-validation the within-cohort adenoma signal does not generalize, with per-cohort AUCs of 0.562 (ThomasAM_2018a) and 0.456 (ZellerG_2014) and a mean LODO AUC of 0.515. Compare to within-cohort 5-fold AUCs of 0.681 to 0.809. This justifies the framing of adenoma classification as exploratory and statistically underpowered. Generated by scripts/adenoma_lodo.py.</w:t>
+        <w:t>Adenoma LODO collapse: under leave-one-dataset-out cross-validation the within-cohort adenoma signal does not generalize. Healthy-versus-adenoma mean LODO AUCs are 0.509 (RF) and 0.453 (XGBoost); adenoma-versus-CRC mean LODO AUCs are 0.583 (RF) and 0.515 (XGBoost). All four estimates fall well below the within-cohort 5-fold AUCs of 0.681 to 0.809, with the XGBoost classifier performing below chance on the healthy-versus-adenoma comparison. This justifies the framing of adenoma classification as exploratory and statistically underpowered. Generated by scripts/adenoma_lodo.py.</w:t>
       </w:r>
     </w:p>
     <w:sectPr>

--- a/manuscript/CRC_Manuscript_Complete.docx
+++ b/manuscript/CRC_Manuscript_Complete.docx
@@ -262,7 +262,7 @@
           <w:sz w:val="22"/>
           <w:szCs w:val="22"/>
         </w:rPr>
-        <w:t>Results. Species-only Random Forest achieved a pooled LODO AUC of 0.810 (95% CI: 0.777 to 0.841) and significantly outperformed both joint Random Forest (0.776 [0.740, 0.809]; DeLong z = 2.88, p = 0.004) and joint XGBoost (0.781 [0.747, 0.814]; z = 2.65, p = 0.008). The joint models did not differ from each other (p = 0.60). Performance was stable across five RNG seeds (mean 0.804 +/- 0.002) and across a 20-cell pathway filter sensitivity grid (joint RF range 0.773 to 0.811 across all 20 cells; 0.773 to 0.789 across the 16 non-degenerate cells). Including age, sex, and BMI as covariates or residualizing on them yielded LODO AUCs of 0.807 to 0.816, indicating the species signal is not driven by these confounders. The top species contributors by SHAP were Parvimonas micra, Peptostreptococcus stomatis, Gemella morbillorum, and Fusobacterium nucleatum.</w:t>
+        <w:t>Results. Species-only Random Forest achieved a pooled LODO AUC of 0.810 (95% CI: 0.777 to 0.841) and significantly outperformed both joint Random Forest (0.776 [0.740, 0.811]; DeLong z = 2.88, p = 0.004) and joint XGBoost (0.781 [0.746, 0.816]; z = 2.65, p = 0.008). The joint models did not differ from each other (p = 0.60). Performance was stable across five RNG seeds (mean 0.804 +/- 0.002) and across a 20-cell pathway filter sensitivity grid (joint RF range 0.773 to 0.811 across all 20 cells; 0.773 to 0.789 across the 16 non-degenerate cells). Including age, sex, and BMI as covariates or residualizing on them yielded LODO AUCs of 0.807 to 0.816, indicating the species signal is not driven by these confounders. The top species contributors by SHAP were Parvimonas micra, Peptostreptococcus stomatis, Gemella morbillorum, and Fusobacterium nucleatum.</w:t>
       </w:r>
       <w:r>
         <w:rPr>
@@ -667,7 +667,7 @@
           <w:sz w:val="22"/>
           <w:szCs w:val="22"/>
         </w:rPr>
-        <w:t xml:space="preserve">Adding 402 to 406 unstratified pathway features per LODO fold (filter refit on training cohorts only) yielded a pooled joint Random Forest AUC of 0.776 (95% CI: 0.740 to 0.809) and a pooled joint XGBoost AUC of 0.781 (95% CI: 0.747 to 0.814). DeLong's test on pooled LODO predictions found species-only Random Forest significantly better than both joint configurations: species RF versus joint RF (z = 2.88, p = 0.004) and species RF versus joint XGB (z = 2.65, p = 0.008). The two joint configurations did not differ from each other (z = 0.53, p = 0.60). Per-cohort paired t-tests across the seven LODO folds did not reach significance (species RF vs joint RF: t = 0.77, p = 0.47; species RF vs joint XGB: t = 1.44, p = 0.20), reflecting the limited power of n = 7 paired comparisons; the bootstrap CIs on the per-cohort difference also include zero. Both tests agree directionally that pathway features do not add discriminative information; the high-power DeLong test detects a small but statistically significant degradation likely attributable to dimensionality dilution and noise from the redundant pathway columns.</w:t>
+        <w:t>Adding 402 to 406 unstratified pathway features per LODO fold (filter refit on training cohorts only) yielded a pooled joint Random Forest AUC of 0.776 (95% CI: 0.740 to 0.811) and a pooled joint XGBoost AUC of 0.781 (95% CI: 0.746 to 0.816). DeLong's test on pooled LODO predictions found species-only Random Forest significantly better than both joint configurations: species RF versus joint RF (z = 2.88, p = 0.004) and species RF versus joint XGB (z = 2.65, p = 0.008). The two joint configurations did not differ from each other (z = 0.53, p = 0.60). Per-cohort paired t-tests across the seven LODO folds did not reach significance (species RF vs joint RF: t = 0.77, p = 0.47; species RF vs joint XGB: t = 1.44, p = 0.20), reflecting the limited power of n = 7 paired comparisons; the bootstrap CIs on the per-cohort difference also include zero. Both tests agree directionally that pathway features do not add discriminative information; the high-power DeLong test detects a small but statistically significant degradation likely attributable to dimensionality dilution and noise from the redundant pathway columns.</w:t>
       </w:r>
     </w:p>
     <w:p>
@@ -3790,14 +3790,13 @@
           <w:sz w:val="22"/>
           <w:szCs w:val="22"/>
         </w:rPr>
-        <w:t xml:space="preserve">Figure 1. </w:t>
+        <w:t>Figure 1. Forest plot of per-cohort and pooled LODO AUCs with 95% bootstrap confidence intervals. Each panel row represents one of the seven cohorts plus the pooled estimate (n = 646). Three model classes are overlaid: species RF (247 features), joint RF (species + per-fold-filtered pathways), and joint XGBoost. The species RF pooled CI [0.776, 0.841] does not contain the joint RF point estimate (0.776) and barely contains joint XGB (0.781), consistent with the DeLong significance reported in the main text. Per-cohort CIs are wide because each cohort contributes 53 to 128 samples.</w:t>
       </w:r>
       <w:r>
         <w:rPr>
           <w:sz w:val="22"/>
           <w:szCs w:val="22"/>
         </w:rPr>
-        <w:t xml:space="preserve">Forest plot of per-cohort and pooled LODO AUCs with 95% bootstrap confidence intervals. Each panel row represents one of the seven cohorts plus the pooled estimate (n = 646). Three model classes are overlaid: species RF (247 features), joint RF (species + per-fold-filtered pathways), and joint XGBoost. The species RF pooled CI [0.777, 0.841] does not contain the joint RF point estimate (0.776) and barely contains joint XGB (0.781), consistent with the DeLong significance reported in the main text. Per-cohort CIs are wide because each cohort contributes 53 to 128 samples.</w:t>
       </w:r>
     </w:p>
     <w:p>
@@ -8117,7 +8116,7 @@
                 <w:sz w:val="20"/>
                 <w:szCs w:val="20"/>
               </w:rPr>
-              <w:t xml:space="preserve">0.838 [0.749, 0.915]</w:t>
+              <w:t>0.838 [0.750, 0.915]</w:t>
             </w:r>
           </w:p>
         </w:tc>
@@ -8148,7 +8147,7 @@
                 <w:sz w:val="20"/>
                 <w:szCs w:val="20"/>
               </w:rPr>
-              <w:t xml:space="preserve">0.849 [0.772, 0.918]</w:t>
+              <w:t>0.849 [0.765, 0.918]</w:t>
             </w:r>
           </w:p>
         </w:tc>
@@ -8179,7 +8178,7 @@
                 <w:sz w:val="20"/>
                 <w:szCs w:val="20"/>
               </w:rPr>
-              <w:t xml:space="preserve">0.819 [0.732, 0.900]</w:t>
+              <w:t>0.819 [0.728, 0.900]</w:t>
             </w:r>
           </w:p>
         </w:tc>
@@ -8243,7 +8242,7 @@
                 <w:sz w:val="20"/>
                 <w:szCs w:val="20"/>
               </w:rPr>
-              <w:t xml:space="preserve">0.734 [0.586, 0.859]</w:t>
+              <w:t>0.734 [0.591, 0.864]</w:t>
             </w:r>
           </w:p>
         </w:tc>
@@ -8274,7 +8273,7 @@
                 <w:sz w:val="20"/>
                 <w:szCs w:val="20"/>
               </w:rPr>
-              <w:t xml:space="preserve">0.815 [0.675, 0.927]</w:t>
+              <w:t>0.815 [0.683, 0.924]</w:t>
             </w:r>
           </w:p>
         </w:tc>
@@ -8305,7 +8304,7 @@
                 <w:sz w:val="20"/>
                 <w:szCs w:val="20"/>
               </w:rPr>
-              <w:t xml:space="preserve">0.783 [0.650, 0.893]</w:t>
+              <w:t>0.783 [0.647, 0.899]</w:t>
             </w:r>
           </w:p>
         </w:tc>
@@ -8369,7 +8368,7 @@
                 <w:sz w:val="20"/>
                 <w:szCs w:val="20"/>
               </w:rPr>
-              <w:t xml:space="preserve">0.801 [0.682, 0.908]</w:t>
+              <w:t>0.801 [0.682, 0.906]</w:t>
             </w:r>
           </w:p>
         </w:tc>
@@ -8400,7 +8399,7 @@
                 <w:sz w:val="20"/>
                 <w:szCs w:val="20"/>
               </w:rPr>
-              <w:t xml:space="preserve">0.773 [0.641, 0.884]</w:t>
+              <w:t>0.773 [0.646, 0.886]</w:t>
             </w:r>
           </w:p>
         </w:tc>
@@ -8431,7 +8430,7 @@
                 <w:sz w:val="20"/>
                 <w:szCs w:val="20"/>
               </w:rPr>
-              <w:t xml:space="preserve">0.779 [0.649, 0.895]</w:t>
+              <w:t>0.779 [0.652, 0.894]</w:t>
             </w:r>
           </w:p>
         </w:tc>
@@ -8495,7 +8494,7 @@
                 <w:sz w:val="20"/>
                 <w:szCs w:val="20"/>
               </w:rPr>
-              <w:t xml:space="preserve">0.828 [0.729, 0.917]</w:t>
+              <w:t>0.828 [0.731, 0.914]</w:t>
             </w:r>
           </w:p>
         </w:tc>
@@ -8526,7 +8525,7 @@
                 <w:sz w:val="20"/>
                 <w:szCs w:val="20"/>
               </w:rPr>
-              <w:t xml:space="preserve">0.751 [0.640, 0.855]</w:t>
+              <w:t>0.751 [0.640, 0.852]</w:t>
             </w:r>
           </w:p>
         </w:tc>
@@ -8557,7 +8556,7 @@
                 <w:sz w:val="20"/>
                 <w:szCs w:val="20"/>
               </w:rPr>
-              <w:t xml:space="preserve">0.807 [0.708, 0.901]</w:t>
+              <w:t>0.807 [0.707, 0.896]</w:t>
             </w:r>
           </w:p>
         </w:tc>
@@ -8621,7 +8620,7 @@
                 <w:sz w:val="20"/>
                 <w:szCs w:val="20"/>
               </w:rPr>
-              <w:t xml:space="preserve">0.730 [0.623, 0.816]</w:t>
+              <w:t>0.730 [0.629, 0.824]</w:t>
             </w:r>
           </w:p>
         </w:tc>
@@ -8652,7 +8651,7 @@
                 <w:sz w:val="20"/>
                 <w:szCs w:val="20"/>
               </w:rPr>
-              <w:t xml:space="preserve">0.717 [0.612, 0.810]</w:t>
+              <w:t>0.717 [0.614, 0.811]</w:t>
             </w:r>
           </w:p>
         </w:tc>
@@ -8683,7 +8682,7 @@
                 <w:sz w:val="20"/>
                 <w:szCs w:val="20"/>
               </w:rPr>
-              <w:t xml:space="preserve">0.713 [0.606, 0.810]</w:t>
+              <w:t>0.713 [0.608, 0.810]</w:t>
             </w:r>
           </w:p>
         </w:tc>
@@ -8747,7 +8746,7 @@
                 <w:sz w:val="20"/>
                 <w:szCs w:val="20"/>
               </w:rPr>
-              <w:t xml:space="preserve">0.868 [0.803, 0.925]</w:t>
+              <w:t>0.868 [0.801, 0.927]</w:t>
             </w:r>
           </w:p>
         </w:tc>
@@ -8778,7 +8777,7 @@
                 <w:sz w:val="20"/>
                 <w:szCs w:val="20"/>
               </w:rPr>
-              <w:t xml:space="preserve">0.761 [0.673, 0.837]</w:t>
+              <w:t>0.761 [0.673, 0.839]</w:t>
             </w:r>
           </w:p>
         </w:tc>
@@ -8809,7 +8808,7 @@
                 <w:sz w:val="20"/>
                 <w:szCs w:val="20"/>
               </w:rPr>
-              <w:t xml:space="preserve">0.800 [0.723, 0.871]</w:t>
+              <w:t>0.800 [0.719, 0.873]</w:t>
             </w:r>
           </w:p>
         </w:tc>
@@ -8873,7 +8872,7 @@
                 <w:sz w:val="20"/>
                 <w:szCs w:val="20"/>
               </w:rPr>
-              <w:t xml:space="preserve">0.821 [0.733, 0.896]</w:t>
+              <w:t>0.821 [0.736, 0.894]</w:t>
             </w:r>
           </w:p>
         </w:tc>
@@ -8904,7 +8903,7 @@
                 <w:sz w:val="20"/>
                 <w:szCs w:val="20"/>
               </w:rPr>
-              <w:t xml:space="preserve">0.830 [0.743, 0.905]</w:t>
+              <w:t>0.830 [0.747, 0.905]</w:t>
             </w:r>
           </w:p>
         </w:tc>
@@ -8935,7 +8934,7 @@
                 <w:sz w:val="20"/>
                 <w:szCs w:val="20"/>
               </w:rPr>
-              <w:t xml:space="preserve">0.787 [0.692, 0.868]</w:t>
+              <w:t>0.787 [0.695, 0.869]</w:t>
             </w:r>
           </w:p>
         </w:tc>
@@ -9001,7 +9000,7 @@
                 <w:sz w:val="20"/>
                 <w:szCs w:val="20"/>
               </w:rPr>
-              <w:t xml:space="preserve">0.810 [0.777, 0.841]</w:t>
+              <w:t>0.810 [0.776, 0.841]</w:t>
             </w:r>
           </w:p>
         </w:tc>
@@ -9033,7 +9032,7 @@
                 <w:sz w:val="20"/>
                 <w:szCs w:val="20"/>
               </w:rPr>
-              <w:t xml:space="preserve">0.776 [0.740, 0.809]</w:t>
+              <w:t>0.776 [0.740, 0.811]</w:t>
             </w:r>
           </w:p>
         </w:tc>
@@ -9065,7 +9064,7 @@
                 <w:sz w:val="20"/>
                 <w:szCs w:val="20"/>
               </w:rPr>
-              <w:t xml:space="preserve">0.781 [0.747, 0.814]</w:t>
+              <w:t>0.781 [0.746, 0.816]</w:t>
             </w:r>
           </w:p>
         </w:tc>

--- a/manuscript/CRC_Manuscript_Complete.docx
+++ b/manuscript/CRC_Manuscript_Complete.docx
@@ -258,17 +258,72 @@
       <w:r>
         <w:rPr>
           <w:b/>
-          <w:bCs/>
-          <w:sz w:val="22"/>
-          <w:szCs w:val="22"/>
-        </w:rPr>
-        <w:t>Results. Species-only Random Forest achieved a pooled LODO AUC of 0.810 (95% CI: 0.777 to 0.841) and significantly outperformed both joint Random Forest (0.776 [0.740, 0.811]; DeLong z = 2.88, p = 0.004) and joint XGBoost (0.781 [0.746, 0.816]; z = 2.65, p = 0.008). The joint models did not differ from each other (p = 0.60). Performance was stable across five RNG seeds (mean 0.804 +/- 0.002) and across a 20-cell pathway filter sensitivity grid (joint RF range 0.773 to 0.811 across all 20 cells; 0.773 to 0.789 across the 16 non-degenerate cells). Including age, sex, and BMI as covariates or residualizing on them yielded LODO AUCs of 0.807 to 0.816, indicating the species signal is not driven by these confounders. The top species contributors by SHAP were Parvimonas micra, Peptostreptococcus stomatis, Gemella morbillorum, and Fusobacterium nucleatum.</w:t>
-      </w:r>
-      <w:r>
-        <w:rPr>
-          <w:sz w:val="22"/>
-          <w:szCs w:val="22"/>
-        </w:rPr>
+          <w:i w:val="0"/>
+        </w:rPr>
+        <w:t xml:space="preserve">Results. </w:t>
+      </w:r>
+      <w:r>
+        <w:rPr>
+          <w:b w:val="0"/>
+          <w:i w:val="0"/>
+        </w:rPr>
+        <w:t xml:space="preserve">Species-only Random Forest achieved a pooled LODO AUC of 0.810 (95% CI: 0.777 to 0.841) and significantly outperformed both joint Random Forest (0.776 [0.740, 0.811]; DeLong z = 2.88, p = 0.004) and joint XGBoost (0.781 [0.746, 0.816]; z = 2.65, p = 0.008). The joint models did not differ from each other (p = 0.60). Performance was stable across five RNG seeds (mean 0.804 +/- 0.002) and across a 20-cell pathway filter sensitivity grid (joint RF range 0.773 to 0.811 across all 20 cells; 0.773 to 0.789 across the 16 non-degenerate cells). Including age, sex, and BMI as covariates or residualizing on them yielded LODO AUCs of 0.807 to 0.816, indicating the species signal is not driven by these confounders. The top species contributors by SHAP were </w:t>
+      </w:r>
+      <w:r>
+        <w:rPr>
+          <w:b w:val="0"/>
+          <w:i/>
+        </w:rPr>
+        <w:t>Parvimonas micra</w:t>
+      </w:r>
+      <w:r>
+        <w:rPr>
+          <w:b w:val="0"/>
+          <w:i w:val="0"/>
+        </w:rPr>
+        <w:t xml:space="preserve">, </w:t>
+      </w:r>
+      <w:r>
+        <w:rPr>
+          <w:b w:val="0"/>
+          <w:i/>
+        </w:rPr>
+        <w:t>Peptostreptococcus stomatis</w:t>
+      </w:r>
+      <w:r>
+        <w:rPr>
+          <w:b w:val="0"/>
+          <w:i w:val="0"/>
+        </w:rPr>
+        <w:t xml:space="preserve">, </w:t>
+      </w:r>
+      <w:r>
+        <w:rPr>
+          <w:b w:val="0"/>
+          <w:i/>
+        </w:rPr>
+        <w:t>Gemella morbillorum</w:t>
+      </w:r>
+      <w:r>
+        <w:rPr>
+          <w:b w:val="0"/>
+          <w:i w:val="0"/>
+        </w:rPr>
+        <w:t xml:space="preserve">, and </w:t>
+      </w:r>
+      <w:r>
+        <w:rPr>
+          <w:b w:val="0"/>
+          <w:i/>
+        </w:rPr>
+        <w:t>Fusobacterium nucleatum</w:t>
+      </w:r>
+      <w:r>
+        <w:rPr>
+          <w:b w:val="0"/>
+          <w:i w:val="0"/>
+        </w:rPr>
+        <w:t>.</w:t>
       </w:r>
     </w:p>
     <w:p>

--- a/manuscript/CRC_Manuscript_Complete.docx
+++ b/manuscript/CRC_Manuscript_Complete.docx
@@ -167,11 +167,7 @@
         <w:jc w:val="center"/>
       </w:pPr>
       <w:r>
-        <w:rPr>
-          <w:sz w:val="20"/>
-          <w:szCs w:val="20"/>
-        </w:rPr>
-        <w:t xml:space="preserve">Figures: 3   |   Tables: 1   |   Supplementary tables: 2</w:t>
+        <w:t>Figures: 4   |   Tables: 1   |   Supplementary tables: 2</w:t>
       </w:r>
     </w:p>
     <w:p>
@@ -846,6 +842,16 @@
           <w:szCs w:val="22"/>
         </w:rPr>
         <w:t>Within-cohort 5-fold cross-validation on the 116 adenoma samples yielded modest performance: healthy versus adenoma RF AUC = 0.681, XGB = 0.709; adenoma versus CRC RF = 0.787, XGB = 0.809 (results/adenoma_results.csv). Under leave-one-dataset-out cross-validation the within-cohort signal collapses to chance levels. The healthy-versus-adenoma LODO comparison runs across all three adenoma-containing cohorts (FengQ_2015, ZellerG_2014, ThomasAM_2018a; n = 262) and yields mean AUC 0.509 for Random Forest (per-cohort 0.582, 0.489, 0.457) and 0.453 for XGBoost (0.533, 0.446, 0.379), with the XGBoost classifier performing below chance on two of the three folds. The adenoma-versus-CRC LODO comparison runs across the same three cohorts (n = 244) and yields mean AUC 0.583 for Random Forest (per-cohort 0.602, 0.631, 0.517) and 0.515 for XGBoost (0.527, 0.562, 0.456), with ZellerG_2014 below chance under XGBoost. We treat adenoma classification as exploratory and statistically underpowered given the n = 116 adenoma sample budget across heterogeneous cohorts; the LODO collapse provides direct quantitative evidence that the within-cohort adenoma signal does not generalize across studies in this dataset.</w:t>
+      </w:r>
+    </w:p>
+    <w:p>
+      <w:pPr/>
+      <w:r>
+        <w:rPr>
+          <w:b w:val="0"/>
+          <w:i w:val="0"/>
+        </w:rPr>
+        <w:t>To examine whether the species and pathway features driving adenoma classification overlap with those driving CRC classification, we computed mean absolute SHAP values for each of the three classifiers (healthy versus adenoma, CRC versus healthy, and adenoma versus CRC) and ranked the top 10 features in each (Figure 4, panels A-C). The healthy-versus-adenoma classifier (panel A) emphasized metabolic-pathway commensal-depletion signals (PANTOSYN-PWY, PANTO-PWY, PWY-621), while the two classifiers involving CRC samples (panels B and C) emphasized oral-pathobiont colonization features (Parvimonas micra, Peptostreptococcus stomatis, Fusobacterium nucleatum, Gemella morbillorum). The shift in top-ranked features between the adenoma and CRC classifiers is consistent with a stepwise oral-pathobiont enrichment along the adenoma-carcinoma sequence and supports treating adenoma and CRC as biologically distinct microbiome states rather than points on a continuous severity gradient.</w:t>
       </w:r>
     </w:p>
     <w:p>
@@ -3896,6 +3902,16 @@
           <w:szCs w:val="22"/>
         </w:rPr>
         <w:t xml:space="preserve">Top species feature importance from TreeSHAP on the species Random Forest model, ranked by mean absolute SHAP value across the 646 binary samples. The top four contributors (Parvimonas micra, Peptostreptococcus stomatis, Gemella morbillorum, Fusobacterium nucleatum) are all oral-cavity-associated species independently implicated in colorectal carcinogenesis in published literature, supporting the biological plausibility of the species classifier.</w:t>
+      </w:r>
+    </w:p>
+    <w:p>
+      <w:pPr/>
+      <w:r>
+        <w:rPr>
+          <w:b w:val="0"/>
+          <w:i w:val="0"/>
+        </w:rPr>
+        <w:t>Figure 4. Three-panel TreeSHAP comparison across the adenoma-carcinoma sequence. Each panel shows the top 10 features by mean absolute SHAP value for one binary classifier. Panel A: healthy versus adenoma (commensal-depletion phase); panel B: CRC versus healthy (oral-pathobiont colonization); panel C: adenoma versus CRC (oral-pathobiont colonization). Italicized labels are species (MetaPhlAn taxonomy); non-italic labels are HUMAnN unstratified pathways. SHAP values are computed on Random Forest classifiers fit to the full per-task subset (646 binary CRC samples for panel B; 262 healthy + adenoma samples for panel A; 244 adenoma + CRC samples for panel C); they describe feature importance for the trained classifier and should not be interpreted as evidence of cross-cohort generalization, which is addressed separately in the LODO analyses. Generated by scripts/figure5_shap_three_panel.py.</w:t>
       </w:r>
     </w:p>
     <w:p>

--- a/manuscript/CRC_Manuscript_Complete.docx
+++ b/manuscript/CRC_Manuscript_Complete.docx
@@ -263,7 +263,7 @@
           <w:b w:val="0"/>
           <w:i w:val="0"/>
         </w:rPr>
-        <w:t xml:space="preserve">Species-only Random Forest achieved a pooled LODO AUC of 0.810 (95% CI: 0.777 to 0.841) and significantly outperformed both joint Random Forest (0.776 [0.740, 0.811]; DeLong z = 2.88, p = 0.004) and joint XGBoost (0.781 [0.746, 0.816]; z = 2.65, p = 0.008). The joint models did not differ from each other (p = 0.60). Performance was stable across five RNG seeds (mean 0.804 +/- 0.002) and across a 20-cell pathway filter sensitivity grid (joint RF range 0.773 to 0.811 across all 20 cells; 0.773 to 0.789 across the 16 non-degenerate cells). Including age, sex, and BMI as covariates or residualizing on them yielded LODO AUCs of 0.807 to 0.816, indicating the species signal is not driven by these confounders. The top species contributors by SHAP were </w:t>
+        <w:t xml:space="preserve">Species-only Random Forest achieved a pooled LODO AUC of 0.810 (95% CI: 0.776 to 0.841) and significantly outperformed both joint Random Forest (0.776 [0.740, 0.811]; DeLong z = 2.88, p = 0.004) and joint XGBoost (0.781 [0.746, 0.816]; z = 2.65, p = 0.008). The joint models did not differ from each other (p = 0.60). Performance was stable across five RNG seeds (mean 0.804 +/- 0.002) and across a 20-cell pathway filter sensitivity grid (joint RF range 0.773 to 0.811 across all 20 cells; 0.773 to 0.789 across the 16 non-degenerate cells). Including age, sex, and BMI as covariates or residualizing on them yielded LODO AUCs of 0.807 to 0.816, indicating the species signal is not driven by these confounders. The top species contributors by SHAP were </w:t>
       </w:r>
       <w:r>
         <w:rPr>
@@ -690,7 +690,7 @@
           <w:sz w:val="22"/>
           <w:szCs w:val="22"/>
         </w:rPr>
-        <w:t xml:space="preserve">The species-only Random Forest classifier achieved a pooled LODO AUC of 0.810 (95% CI: 0.777 to 0.841) on the 646 binary samples, with per-cohort AUCs ranging from 0.730 (VogtmannE_2016) to 0.868 (YuJ_2015) and a mean per-cohort AUC of 0.803 ± 0.048 (Figure 1, Supplementary Table S2). This reproduces the AUC ~0.80 reported by Thomas et al. (2019) on a similar species feature set across five cohorts and confirms that the species-level CRC signal generalizes across studies.</w:t>
+        <w:t>The species-only Random Forest classifier achieved a pooled LODO AUC of 0.810 (95% CI: 0.776 to 0.841) on the 646 binary samples, with per-cohort AUCs ranging from 0.730 (VogtmannE_2016) to 0.868 (YuJ_2015) and a mean per-cohort AUC of 0.803 ± 0.048 (Figure 1, Supplementary Table S2). This reproduces the AUC ~0.80 reported by Thomas et al. (2019) on a similar species feature set across five cohorts and confirms that the species-level CRC signal generalizes across studies.</w:t>
       </w:r>
     </w:p>
     <w:p>

--- a/manuscript/CRC_Manuscript_Complete.docx
+++ b/manuscript/CRC_Manuscript_Complete.docx
@@ -461,7 +461,7 @@
           <w:sz w:val="22"/>
           <w:szCs w:val="22"/>
         </w:rPr>
-        <w:t xml:space="preserve">All metagenomic data were obtained from curatedMetagenomicData (Bioconductor package; version recorded in the repository's session_info.txt and provenance directory). We retained the seven publicly available stool CRC case-control cohorts used by Thomas et al. (2019): FengQ_2015 (Austria), ThomasAM_2018a (Italy), ThomasAM_2018b (Italy), ThomasAM_2019_c (Japan), VogtmannE_2016 (USA), YuJ_2015 (China), and ZellerG_2014 (France), spanning six countries across three continents. Subjects in study_condition categories of CRC, adenoma, or control were retained. After deduplication on subject ID, the cohort comprised 762 unique subjects. Cross-cohort overlap was audited (audit_subject_ids.R): no subject appears in more than one cohort and no subject has multiple samples.</w:t>
+        <w:t>All metagenomic data were obtained from curatedMetagenomicData (Pasolli et al., 2017; Bioconductor package; version recorded in the repository's session_info.txt and provenance directory). We retained the seven publicly available stool CRC case-control cohorts used by Thomas et al. (2019): FengQ_2015 (Austria; Feng et al., 2015), ThomasAM_2018a (Italy), ThomasAM_2018b (Italy), ThomasAM_2019_c (Japan; Yachida et al., 2019), VogtmannE_2016 (USA; Vogtmann et al., 2016), YuJ_2015 (China; Yu et al., 2017), and ZellerG_2014 (France; Zeller et al., 2014), spanning six countries across three continents. Subjects in study_condition categories of CRC, adenoma, or control were retained. After deduplication on subject ID, the cohort comprised 762 unique subjects. Cross-cohort overlap was audited (audit_subject_ids.R): no subject appears in more than one cohort and no subject has multiple samples.</w:t>
       </w:r>
     </w:p>
     <w:p>
@@ -489,7 +489,7 @@
           <w:sz w:val="22"/>
           <w:szCs w:val="22"/>
         </w:rPr>
-        <w:t xml:space="preserve">Species-level relative abundances were generated by MetaPhlAn under curatedMetagenomicData's standard pipeline. Species features were filtered at prevalence &gt;= 10% and mean relative abundance &gt;= 1e-4 across the full cohort (preprocessing.py), yielding 247 retained species. Filtered abundances were renormalized to sum to one per sample if the row sum exceeded 1.5, then transformed by log10(x + 1e-6) to stabilize variance for the small subset of analyses that benefit from approximate normality (this transform does not affect tree-split decisions for Random Forest or XGBoost). The species filter is applied globally rather than per-fold because species composition is structurally stable across cohorts under MetaPhlAn's fixed reference database, the feature count is small, and Thomas et al. (2019) and Piccinno et al. (2025) both apply species filtering globally.</w:t>
+        <w:t>Species-level relative abundances were generated by MetaPhlAn under curatedMetagenomicData's standard pipeline (Beghini et al., 2021). Species features were filtered at prevalence &gt;= 10% and mean relative abundance &gt;= 1e-4 across the full cohort (preprocessing.py), yielding 247 retained species. Filtered abundances were renormalized to sum to one per sample if the row sum exceeded 1.5, then transformed by log10(x + 1e-6) to stabilize variance for the small subset of analyses that benefit from approximate normality (this transform does not affect tree-split decisions for Random Forest or XGBoost). The species filter is applied globally rather than per-fold because species composition is structurally stable across cohorts under MetaPhlAn's fixed reference database, the feature count is small, and Thomas et al. (2019) and Piccinno et al. (2025) both apply species filtering globally.</w:t>
       </w:r>
     </w:p>
     <w:p>
@@ -530,7 +530,7 @@
           <w:sz w:val="22"/>
           <w:szCs w:val="22"/>
         </w:rPr>
-        <w:t xml:space="preserve">We trained three classifiers under LODO cross-validation. The species-only baseline uses 247 species features with a Random Forest of 500 trees, max_features = sqrt(p), min_samples_leaf = 5, class_weight = balanced, random_state = 42 (train_baseline.py). The joint Random Forest adds the per-fold-filtered unstratified pathway features under identical hyperparameters. The joint XGBoost classifier uses 500 estimators, max_depth = 6, learning_rate = 0.1, subsample = 0.8, colsample_bytree = 0.8, eval_metric = logloss, random_state = 42 on the same per-fold-filtered joint feature matrix (train_joint.py). Adenoma classification (healthy versus adenoma; adenoma versus CRC) is treated as exploratory and reported separately under both 5-fold within-cohort cross-validation (train_adenoma.py) and LODO cross-validation (adenoma_lodo.py).</w:t>
+        <w:t>We trained three classifiers under LODO cross-validation. The species-only baseline uses 247 species features with a Random Forest (Breiman, 2001) of 500 trees, max_features = sqrt(p), min_samples_leaf = 5, class_weight = balanced, random_state = 42 (train_baseline.py). The joint Random Forest adds the per-fold-filtered unstratified pathway features under identical hyperparameters. The joint XGBoost (Chen and Guestrin, 2016) classifier uses 500 estimators, max_depth = 6, learning_rate = 0.1, subsample = 0.8, colsample_bytree = 0.8, eval_metric = logloss, random_state = 42 on the same per-fold-filtered joint feature matrix (train_joint.py). Adenoma classification (healthy versus adenoma; adenoma versus CRC) is treated as exploratory and reported separately under both 5-fold within-cohort cross-validation (train_adenoma.py) and LODO cross-validation (adenoma_lodo.py).</w:t>
       </w:r>
     </w:p>
     <w:p>
@@ -586,7 +586,7 @@
           <w:sz w:val="22"/>
           <w:szCs w:val="22"/>
         </w:rPr>
-        <w:t xml:space="preserve">We computed 95% bootstrap confidence intervals for every per-cohort and pooled AUC using 10,000 stratified resamples (bootstrap_ci.py, results in Supplementary Table S2). We assessed seed stability by re-running the species RF baseline at random_state values of 0, 1, 2, 42, and 100 (seed_sensitivity.py). We assessed pathway filter sensitivity across a 4-by-5 grid of prevalence thresholds (0.05, 0.10, 0.15, 0.20) and mean-abundance thresholds (1e-7, 1e-6, 1e-5, 1e-4, 1e-3), reporting mean per-cohort AUC for each cell (sensitivity_analysis.py, results in Supplementary Table S1). We assessed cross-study batch effect sensitivity by applying empirical Bayes batch correction (ComBat) with cohort as the batch variable before LODO classification (batch_correction.py). We assessed confounder robustness by two strategies: direct inclusion of age, sex, and BMI as additional features in the classifier, and residualization of species log-abundances on age + sex + BMI before classification (confounder_adjustment.py). Feature importance was computed via TreeSHAP for both Random Forest and XGBoost (shap_analysis.py, shap_xgb.py).</w:t>
+        <w:t>We computed 95% bootstrap confidence intervals for every per-cohort and pooled AUC using 10,000 stratified resamples (bootstrap_ci.py, results in Supplementary Table S2). We assessed seed stability by re-running the species RF baseline at random_state values of 0, 1, 2, 42, and 100 (seed_sensitivity.py). We assessed pathway filter sensitivity across a 4-by-5 grid of prevalence thresholds (0.05, 0.10, 0.15, 0.20) and mean-abundance thresholds (1e-7, 1e-6, 1e-5, 1e-4, 1e-3), reporting mean per-cohort AUC for each cell (sensitivity_analysis.py, results in Supplementary Table S1). We assessed cross-study batch effect sensitivity by applying empirical Bayes batch correction (ComBat) with cohort as the batch variable before LODO classification (batch_correction.py). We assessed confounder robustness by two strategies: direct inclusion of age, sex, and BMI as additional features in the classifier, and residualization of species log-abundances on age + sex + BMI before classification (confounder_adjustment.py). Feature importance was computed via TreeSHAP (Lundberg and Lee, 2017) for both Random Forest and XGBoost (shap_analysis.py, shap_xgb.py).</w:t>
       </w:r>
     </w:p>
     <w:p>
@@ -1025,7 +1025,7 @@
           <w:sz w:val="20"/>
           <w:szCs w:val="20"/>
         </w:rPr>
-        <w:t xml:space="preserve">2. Korem, T., et al. (2023). SCRuB: improving cancer phenotype prediction from microbiome data by modeling contamination sources. Nature Biotechnology. https://doi.org/10.1038/s41587-023-01696-w</w:t>
+        <w:t>2. Pasolli, E., Schiffer, L., Manghi, P., et al. (2017). Accessible, curated metagenomic data through ExperimentHub. Nature Methods 14, 1023-1024. https://doi.org/10.1038/nmeth.4468</w:t>
       </w:r>
     </w:p>
     <w:p>
@@ -1039,7 +1039,7 @@
           <w:sz w:val="20"/>
           <w:szCs w:val="20"/>
         </w:rPr>
-        <w:t xml:space="preserve">3. Pasolli, E., Schiffer, L., Manghi, P., et al. (2017). Accessible, curated metagenomic data through ExperimentHub. Nature Methods 14, 1023-1024. https://doi.org/10.1038/nmeth.4468</w:t>
+        <w:t>3. Piccinno, G., Asnicar, F., Manghi, P., et al. (2025). Pooled analysis of 3,741 stool metagenomes from 18 cohorts identifies reproducible CRC-associated species- and strain-level signatures. Nature Medicine. https://doi.org/10.1038/s41591-025-03693-9</w:t>
       </w:r>
     </w:p>
     <w:p>
@@ -1053,7 +1053,7 @@
           <w:sz w:val="20"/>
           <w:szCs w:val="20"/>
         </w:rPr>
-        <w:t xml:space="preserve">4. Piccinno, G., Asnicar, F., Manghi, P., et al. (2025). Pooled analysis of 3,741 stool metagenomes from 18 cohorts identifies reproducible CRC-associated species- and strain-level signatures. Nature Medicine. https://doi.org/10.1038/s41591-025-03693-9</w:t>
+        <w:t>4. Sun, X. and Xu, W. (2014). Fast implementation of DeLong's algorithm for comparing the areas under correlated receiver operating characteristic curves. IEEE Signal Processing Letters 21(11), 1389-1393.</w:t>
       </w:r>
     </w:p>
     <w:p>
@@ -1067,7 +1067,7 @@
           <w:sz w:val="20"/>
           <w:szCs w:val="20"/>
         </w:rPr>
-        <w:t xml:space="preserve">5. Sun, X. and Xu, W. (2014). Fast implementation of DeLong's algorithm for comparing the areas under correlated receiver operating characteristic curves. IEEE Signal Processing Letters 21(11), 1389-1393.</w:t>
+        <w:t>5. Thomas, A.M., Manghi, P., Asnicar, F., et al. (2019). Metagenomic analysis of colorectal cancer datasets identifies cross-cohort microbial diagnostic signatures and a link with choline degradation. Nature Medicine 25, 667-678. https://doi.org/10.1038/s41591-019-0405-7</w:t>
       </w:r>
     </w:p>
     <w:p>
@@ -1081,7 +1081,7 @@
           <w:sz w:val="20"/>
           <w:szCs w:val="20"/>
         </w:rPr>
-        <w:t xml:space="preserve">6. Thomas, A.M., Manghi, P., Asnicar, F., et al. (2019). Metagenomic analysis of colorectal cancer datasets identifies cross-cohort microbial diagnostic signatures and a link with choline degradation. Nature Medicine 25, 667-678. https://doi.org/10.1038/s41591-019-0405-7</w:t>
+        <w:t>6. Yachida, S., Mizutani, S., Shiroma, H., et al. (2019). Metagenomic and metabolomic analyses reveal distinct stage-specific phenotypes of the gut microbiota in colorectal cancer. Nature Medicine 25, 968-976.</w:t>
       </w:r>
     </w:p>
     <w:p>
@@ -1095,7 +1095,7 @@
           <w:sz w:val="20"/>
           <w:szCs w:val="20"/>
         </w:rPr>
-        <w:t xml:space="preserve">7. Yachida, S., Mizutani, S., Shiroma, H., et al. (2019). Metagenomic and metabolomic analyses reveal distinct stage-specific phenotypes of the gut microbiota in colorectal cancer. Nature Medicine 25, 968-976.</w:t>
+        <w:t>7. Zeller, G., Tap, J., Voigt, A.Y., et al. (2014). Potential of fecal microbiota for early-stage detection of colorectal cancer. Molecular Systems Biology 10(11), 766. https://doi.org/10.15252/msb.20145645</w:t>
       </w:r>
     </w:p>
     <w:p>
@@ -1109,7 +1109,7 @@
           <w:sz w:val="20"/>
           <w:szCs w:val="20"/>
         </w:rPr>
-        <w:t xml:space="preserve">8. Zeller, G., Tap, J., Voigt, A.Y., et al. (2014). Potential of fecal microbiota for early-stage detection of colorectal cancer. Molecular Systems Biology 10(11), 766. https://doi.org/10.15252/msb.20145645</w:t>
+        <w:t>8. Feng, Q., Liang, S., Jia, H., et al. (2015). Gut microbiome development along the colorectal adenoma-carcinoma sequence. Nature Communications 6, 6528.</w:t>
       </w:r>
     </w:p>
     <w:p>
@@ -1123,7 +1123,7 @@
           <w:sz w:val="20"/>
           <w:szCs w:val="20"/>
         </w:rPr>
-        <w:t xml:space="preserve">9. Feng, Q., Liang, S., Jia, H., et al. (2015). Gut microbiome development along the colorectal adenoma-carcinoma sequence. Nature Communications 6, 6528.</w:t>
+        <w:t>9. Yu, J., Feng, Q., Wong, S.H., et al. (2017). Metagenomic analysis of faecal microbiome as a tool towards targeted non-invasive biomarkers for colorectal cancer. Gut 66, 70-78.</w:t>
       </w:r>
     </w:p>
     <w:p>
@@ -1137,7 +1137,7 @@
           <w:sz w:val="20"/>
           <w:szCs w:val="20"/>
         </w:rPr>
-        <w:t xml:space="preserve">10. Yu, J., Feng, Q., Wong, S.H., et al. (2017). Metagenomic analysis of faecal microbiome as a tool towards targeted non-invasive biomarkers for colorectal cancer. Gut 66, 70-78.</w:t>
+        <w:t>10. Vogtmann, E., Hua, X., Zeller, G., et al. (2016). Colorectal cancer and the human gut microbiome: reproducibility with whole-genome shotgun sequencing. PLoS ONE 11(5), e0155362.</w:t>
       </w:r>
     </w:p>
     <w:p>
@@ -1151,7 +1151,7 @@
           <w:sz w:val="20"/>
           <w:szCs w:val="20"/>
         </w:rPr>
-        <w:t xml:space="preserve">11. Vogtmann, E., Hua, X., Zeller, G., et al. (2016). Colorectal cancer and the human gut microbiome: reproducibility with whole-genome shotgun sequencing. PLoS ONE 11(5), e0155362.</w:t>
+        <w:t>11. Beghini, F., McIver, L.J., Blanco-Miguez, A., et al. (2021). Integrating taxonomic, functional, and strain-level profiling of diverse microbial communities with bioBakery 3. eLife 10, e65088. (MetaPhlAn / HUMAnN reference)</w:t>
       </w:r>
     </w:p>
     <w:p>
@@ -1165,7 +1165,7 @@
           <w:sz w:val="20"/>
           <w:szCs w:val="20"/>
         </w:rPr>
-        <w:t xml:space="preserve">12. Beghini, F., McIver, L.J., Blanco-Miguez, A., et al. (2021). Integrating taxonomic, functional, and strain-level profiling of diverse microbial communities with bioBakery 3. eLife 10, e65088. (MetaPhlAn / HUMAnN reference)</w:t>
+        <w:t>12. Lundberg, S.M. and Lee, S.I. (2017). A unified approach to interpreting model predictions. Advances in Neural Information Processing Systems 30. (SHAP reference)</w:t>
       </w:r>
     </w:p>
     <w:p>
@@ -1179,7 +1179,7 @@
           <w:sz w:val="20"/>
           <w:szCs w:val="20"/>
         </w:rPr>
-        <w:t xml:space="preserve">13. Lundberg, S.M. and Lee, S.I. (2017). A unified approach to interpreting model predictions. Advances in Neural Information Processing Systems 30. (SHAP reference)</w:t>
+        <w:t>13. Chen, T. and Guestrin, C. (2016). XGBoost: a scalable tree boosting system. KDD 2016, 785-794.</w:t>
       </w:r>
     </w:p>
     <w:p>
@@ -1193,21 +1193,7 @@
           <w:sz w:val="20"/>
           <w:szCs w:val="20"/>
         </w:rPr>
-        <w:t xml:space="preserve">14. Chen, T. and Guestrin, C. (2016). XGBoost: a scalable tree boosting system. KDD 2016, 785-794.</w:t>
-      </w:r>
-    </w:p>
-    <w:p>
-      <w:pPr>
-        <w:spacing w:after="100" w:line="280"/>
-        <w:ind w:left="360" w:hanging="360"/>
-        <w:jc w:val="both"/>
-      </w:pPr>
-      <w:r>
-        <w:rPr>
-          <w:sz w:val="20"/>
-          <w:szCs w:val="20"/>
-        </w:rPr>
-        <w:t xml:space="preserve">15. Breiman, L. (2001). Random forests. Machine Learning 45, 5-32.</w:t>
+        <w:t>14. Breiman, L. (2001). Random forests. Machine Learning 45, 5-32.</w:t>
       </w:r>
     </w:p>
     <w:p>
@@ -4209,7 +4195,7 @@
                 <w:sz w:val="20"/>
                 <w:szCs w:val="20"/>
               </w:rPr>
-              <w:t xml:space="preserve">&gt;= 0.05</w:t>
+              <w:t>&gt;= 0.05</w:t>
             </w:r>
           </w:p>
         </w:tc>
@@ -4240,7 +4226,7 @@
                 <w:sz w:val="20"/>
                 <w:szCs w:val="20"/>
               </w:rPr>
-              <w:t xml:space="preserve">&gt;= 1e-7</w:t>
+              <w:t>&gt;= 1e-7</w:t>
             </w:r>
           </w:p>
         </w:tc>
@@ -4271,7 +4257,7 @@
                 <w:sz w:val="20"/>
                 <w:szCs w:val="20"/>
               </w:rPr>
-              <w:t xml:space="preserve">438</w:t>
+              <w:t>439</w:t>
             </w:r>
           </w:p>
         </w:tc>
@@ -4302,7 +4288,7 @@
                 <w:sz w:val="20"/>
                 <w:szCs w:val="20"/>
               </w:rPr>
-              <w:t xml:space="preserve">685</w:t>
+              <w:t>686</w:t>
             </w:r>
           </w:p>
         </w:tc>
@@ -4333,7 +4319,7 @@
                 <w:sz w:val="20"/>
                 <w:szCs w:val="20"/>
               </w:rPr>
-              <w:t xml:space="preserve">0.790</w:t>
+              <w:t>0.785</w:t>
             </w:r>
           </w:p>
         </w:tc>
@@ -4364,7 +4350,7 @@
                 <w:sz w:val="20"/>
                 <w:szCs w:val="20"/>
               </w:rPr>
-              <w:t xml:space="preserve">0.036</w:t>
+              <w:t>0.039</w:t>
             </w:r>
           </w:p>
         </w:tc>
@@ -4397,7 +4383,7 @@
                 <w:sz w:val="20"/>
                 <w:szCs w:val="20"/>
               </w:rPr>
-              <w:t xml:space="preserve">&gt;= 0.05</w:t>
+              <w:t>&gt;= 0.05</w:t>
             </w:r>
           </w:p>
         </w:tc>
@@ -4428,7 +4414,7 @@
                 <w:sz w:val="20"/>
                 <w:szCs w:val="20"/>
               </w:rPr>
-              <w:t xml:space="preserve">&gt;= 1e-6</w:t>
+              <w:t>&gt;= 1e-6</w:t>
             </w:r>
           </w:p>
         </w:tc>
@@ -4459,7 +4445,7 @@
                 <w:sz w:val="20"/>
                 <w:szCs w:val="20"/>
               </w:rPr>
-              <w:t xml:space="preserve">407</w:t>
+              <w:t>406</w:t>
             </w:r>
           </w:p>
         </w:tc>
@@ -4490,7 +4476,7 @@
                 <w:sz w:val="20"/>
                 <w:szCs w:val="20"/>
               </w:rPr>
-              <w:t xml:space="preserve">654</w:t>
+              <w:t>653</w:t>
             </w:r>
           </w:p>
         </w:tc>
@@ -4521,7 +4507,7 @@
                 <w:sz w:val="20"/>
                 <w:szCs w:val="20"/>
               </w:rPr>
-              <w:t xml:space="preserve">0.781</w:t>
+              <w:t>0.789</w:t>
             </w:r>
           </w:p>
         </w:tc>
@@ -4552,7 +4538,7 @@
                 <w:sz w:val="20"/>
                 <w:szCs w:val="20"/>
               </w:rPr>
-              <w:t xml:space="preserve">0.036</w:t>
+              <w:t>0.044</w:t>
             </w:r>
           </w:p>
         </w:tc>
@@ -4585,7 +4571,7 @@
                 <w:sz w:val="20"/>
                 <w:szCs w:val="20"/>
               </w:rPr>
-              <w:t xml:space="preserve">&gt;= 0.05</w:t>
+              <w:t>&gt;= 0.05</w:t>
             </w:r>
           </w:p>
         </w:tc>
@@ -4616,7 +4602,7 @@
                 <w:sz w:val="20"/>
                 <w:szCs w:val="20"/>
               </w:rPr>
-              <w:t xml:space="preserve">&gt;= 1e-5</w:t>
+              <w:t>&gt;= 1e-5</w:t>
             </w:r>
           </w:p>
         </w:tc>
@@ -4647,7 +4633,7 @@
                 <w:sz w:val="20"/>
                 <w:szCs w:val="20"/>
               </w:rPr>
-              <w:t xml:space="preserve">316</w:t>
+              <w:t>315</w:t>
             </w:r>
           </w:p>
         </w:tc>
@@ -4678,7 +4664,7 @@
                 <w:sz w:val="20"/>
                 <w:szCs w:val="20"/>
               </w:rPr>
-              <w:t xml:space="preserve">563</w:t>
+              <w:t>562</w:t>
             </w:r>
           </w:p>
         </w:tc>
@@ -4709,7 +4695,7 @@
                 <w:sz w:val="20"/>
                 <w:szCs w:val="20"/>
               </w:rPr>
-              <w:t xml:space="preserve">0.777</w:t>
+              <w:t>0.773</w:t>
             </w:r>
           </w:p>
         </w:tc>
@@ -4740,7 +4726,7 @@
                 <w:sz w:val="20"/>
                 <w:szCs w:val="20"/>
               </w:rPr>
-              <w:t xml:space="preserve">0.038</w:t>
+              <w:t>0.033</w:t>
             </w:r>
           </w:p>
         </w:tc>
@@ -4773,7 +4759,7 @@
                 <w:sz w:val="20"/>
                 <w:szCs w:val="20"/>
               </w:rPr>
-              <w:t xml:space="preserve">&gt;= 0.05</w:t>
+              <w:t>&gt;= 0.05</w:t>
             </w:r>
           </w:p>
         </w:tc>
@@ -4804,7 +4790,7 @@
                 <w:sz w:val="20"/>
                 <w:szCs w:val="20"/>
               </w:rPr>
-              <w:t xml:space="preserve">&gt;= 1e-4</w:t>
+              <w:t>&gt;= 1e-4</w:t>
             </w:r>
           </w:p>
         </w:tc>
@@ -4835,7 +4821,7 @@
                 <w:sz w:val="20"/>
                 <w:szCs w:val="20"/>
               </w:rPr>
-              <w:t xml:space="preserve">145</w:t>
+              <w:t>147</w:t>
             </w:r>
           </w:p>
         </w:tc>
@@ -4866,7 +4852,7 @@
                 <w:sz w:val="20"/>
                 <w:szCs w:val="20"/>
               </w:rPr>
-              <w:t xml:space="preserve">392</w:t>
+              <w:t>394</w:t>
             </w:r>
           </w:p>
         </w:tc>
@@ -4897,7 +4883,7 @@
                 <w:sz w:val="20"/>
                 <w:szCs w:val="20"/>
               </w:rPr>
-              <w:t xml:space="preserve">0.788</w:t>
+              <w:t>0.783</w:t>
             </w:r>
           </w:p>
         </w:tc>
@@ -4928,7 +4914,7 @@
                 <w:sz w:val="20"/>
                 <w:szCs w:val="20"/>
               </w:rPr>
-              <w:t xml:space="preserve">0.034</w:t>
+              <w:t>0.037</w:t>
             </w:r>
           </w:p>
         </w:tc>
@@ -4961,7 +4947,7 @@
                 <w:sz w:val="20"/>
                 <w:szCs w:val="20"/>
               </w:rPr>
-              <w:t xml:space="preserve">&gt;= 0.05</w:t>
+              <w:t>&gt;= 0.05</w:t>
             </w:r>
           </w:p>
         </w:tc>
@@ -4992,7 +4978,7 @@
                 <w:sz w:val="20"/>
                 <w:szCs w:val="20"/>
               </w:rPr>
-              <w:t xml:space="preserve">&gt;= 1e-3</w:t>
+              <w:t>&gt;= 1e-3</w:t>
             </w:r>
           </w:p>
         </w:tc>
@@ -5023,7 +5009,7 @@
                 <w:sz w:val="20"/>
                 <w:szCs w:val="20"/>
               </w:rPr>
-              <w:t xml:space="preserve">2</w:t>
+              <w:t>2</w:t>
             </w:r>
           </w:p>
         </w:tc>
@@ -5054,7 +5040,7 @@
                 <w:sz w:val="20"/>
                 <w:szCs w:val="20"/>
               </w:rPr>
-              <w:t xml:space="preserve">249</w:t>
+              <w:t>249</w:t>
             </w:r>
           </w:p>
         </w:tc>
@@ -5085,7 +5071,7 @@
                 <w:sz w:val="20"/>
                 <w:szCs w:val="20"/>
               </w:rPr>
-              <w:t xml:space="preserve">0.811</w:t>
+              <w:t>0.811</w:t>
             </w:r>
           </w:p>
         </w:tc>
@@ -5116,7 +5102,7 @@
                 <w:sz w:val="20"/>
                 <w:szCs w:val="20"/>
               </w:rPr>
-              <w:t xml:space="preserve">0.045</w:t>
+              <w:t>0.045</w:t>
             </w:r>
           </w:p>
         </w:tc>
@@ -5149,7 +5135,7 @@
                 <w:sz w:val="20"/>
                 <w:szCs w:val="20"/>
               </w:rPr>
-              <w:t xml:space="preserve">&gt;= 0.10</w:t>
+              <w:t>&gt;= 0.1</w:t>
             </w:r>
           </w:p>
         </w:tc>
@@ -5180,7 +5166,7 @@
                 <w:sz w:val="20"/>
                 <w:szCs w:val="20"/>
               </w:rPr>
-              <w:t xml:space="preserve">&gt;= 1e-7</w:t>
+              <w:t>&gt;= 1e-7</w:t>
             </w:r>
           </w:p>
         </w:tc>
@@ -5211,7 +5197,7 @@
                 <w:sz w:val="20"/>
                 <w:szCs w:val="20"/>
               </w:rPr>
-              <w:t xml:space="preserve">427</w:t>
+              <w:t>427</w:t>
             </w:r>
           </w:p>
         </w:tc>
@@ -5242,7 +5228,7 @@
                 <w:sz w:val="20"/>
                 <w:szCs w:val="20"/>
               </w:rPr>
-              <w:t xml:space="preserve">674</w:t>
+              <w:t>674</w:t>
             </w:r>
           </w:p>
         </w:tc>
@@ -5273,7 +5259,7 @@
                 <w:sz w:val="20"/>
                 <w:szCs w:val="20"/>
               </w:rPr>
-              <w:t xml:space="preserve">0.783</w:t>
+              <w:t>0.786</w:t>
             </w:r>
           </w:p>
         </w:tc>
@@ -5304,7 +5290,7 @@
                 <w:sz w:val="20"/>
                 <w:szCs w:val="20"/>
               </w:rPr>
-              <w:t xml:space="preserve">0.040</w:t>
+              <w:t>0.041</w:t>
             </w:r>
           </w:p>
         </w:tc>
@@ -5337,7 +5323,7 @@
                 <w:sz w:val="20"/>
                 <w:szCs w:val="20"/>
               </w:rPr>
-              <w:t xml:space="preserve">&gt;= 0.10</w:t>
+              <w:t>&gt;= 0.1</w:t>
             </w:r>
           </w:p>
         </w:tc>
@@ -5368,7 +5354,7 @@
                 <w:sz w:val="20"/>
                 <w:szCs w:val="20"/>
               </w:rPr>
-              <w:t xml:space="preserve">&gt;= 1e-6</w:t>
+              <w:t>&gt;= 1e-6</w:t>
             </w:r>
           </w:p>
         </w:tc>
@@ -5399,7 +5385,7 @@
                 <w:sz w:val="20"/>
                 <w:szCs w:val="20"/>
               </w:rPr>
-              <w:t xml:space="preserve">405</w:t>
+              <w:t>404</w:t>
             </w:r>
           </w:p>
         </w:tc>
@@ -5430,7 +5416,7 @@
                 <w:sz w:val="20"/>
                 <w:szCs w:val="20"/>
               </w:rPr>
-              <w:t xml:space="preserve">652</w:t>
+              <w:t>651</w:t>
             </w:r>
           </w:p>
         </w:tc>
@@ -5461,7 +5447,7 @@
                 <w:sz w:val="20"/>
                 <w:szCs w:val="20"/>
               </w:rPr>
-              <w:t xml:space="preserve">0.783</w:t>
+              <w:t>0.785</w:t>
             </w:r>
           </w:p>
         </w:tc>
@@ -5492,7 +5478,7 @@
                 <w:sz w:val="20"/>
                 <w:szCs w:val="20"/>
               </w:rPr>
-              <w:t xml:space="preserve">0.040</w:t>
+              <w:t>0.044</w:t>
             </w:r>
           </w:p>
         </w:tc>
@@ -5525,7 +5511,7 @@
                 <w:sz w:val="20"/>
                 <w:szCs w:val="20"/>
               </w:rPr>
-              <w:t xml:space="preserve">&gt;= 0.10</w:t>
+              <w:t>&gt;= 0.1</w:t>
             </w:r>
           </w:p>
         </w:tc>
@@ -5556,7 +5542,7 @@
                 <w:sz w:val="20"/>
                 <w:szCs w:val="20"/>
               </w:rPr>
-              <w:t xml:space="preserve">&gt;= 1e-5</w:t>
+              <w:t>&gt;= 1e-5</w:t>
             </w:r>
           </w:p>
         </w:tc>
@@ -5587,7 +5573,7 @@
                 <w:sz w:val="20"/>
                 <w:szCs w:val="20"/>
               </w:rPr>
-              <w:t xml:space="preserve">316</w:t>
+              <w:t>315</w:t>
             </w:r>
           </w:p>
         </w:tc>
@@ -5618,7 +5604,7 @@
                 <w:sz w:val="20"/>
                 <w:szCs w:val="20"/>
               </w:rPr>
-              <w:t xml:space="preserve">563</w:t>
+              <w:t>562</w:t>
             </w:r>
           </w:p>
         </w:tc>
@@ -5649,7 +5635,7 @@
                 <w:sz w:val="20"/>
                 <w:szCs w:val="20"/>
               </w:rPr>
-              <w:t xml:space="preserve">0.777</w:t>
+              <w:t>0.773</w:t>
             </w:r>
           </w:p>
         </w:tc>
@@ -5680,7 +5666,7 @@
                 <w:sz w:val="20"/>
                 <w:szCs w:val="20"/>
               </w:rPr>
-              <w:t xml:space="preserve">0.038</w:t>
+              <w:t>0.033</w:t>
             </w:r>
           </w:p>
         </w:tc>
@@ -5713,7 +5699,7 @@
                 <w:sz w:val="20"/>
                 <w:szCs w:val="20"/>
               </w:rPr>
-              <w:t xml:space="preserve">&gt;= 0.10</w:t>
+              <w:t>&gt;= 0.1</w:t>
             </w:r>
           </w:p>
         </w:tc>
@@ -5744,7 +5730,7 @@
                 <w:sz w:val="20"/>
                 <w:szCs w:val="20"/>
               </w:rPr>
-              <w:t xml:space="preserve">&gt;= 1e-4</w:t>
+              <w:t>&gt;= 1e-4</w:t>
             </w:r>
           </w:p>
         </w:tc>
@@ -5775,7 +5761,7 @@
                 <w:sz w:val="20"/>
                 <w:szCs w:val="20"/>
               </w:rPr>
-              <w:t xml:space="preserve">145</w:t>
+              <w:t>147</w:t>
             </w:r>
           </w:p>
         </w:tc>
@@ -5806,7 +5792,7 @@
                 <w:sz w:val="20"/>
                 <w:szCs w:val="20"/>
               </w:rPr>
-              <w:t xml:space="preserve">392</w:t>
+              <w:t>394</w:t>
             </w:r>
           </w:p>
         </w:tc>
@@ -5837,7 +5823,7 @@
                 <w:sz w:val="20"/>
                 <w:szCs w:val="20"/>
               </w:rPr>
-              <w:t xml:space="preserve">0.788</w:t>
+              <w:t>0.783</w:t>
             </w:r>
           </w:p>
         </w:tc>
@@ -5868,7 +5854,7 @@
                 <w:sz w:val="20"/>
                 <w:szCs w:val="20"/>
               </w:rPr>
-              <w:t xml:space="preserve">0.034</w:t>
+              <w:t>0.037</w:t>
             </w:r>
           </w:p>
         </w:tc>
@@ -5901,7 +5887,7 @@
                 <w:sz w:val="20"/>
                 <w:szCs w:val="20"/>
               </w:rPr>
-              <w:t xml:space="preserve">&gt;= 0.10</w:t>
+              <w:t>&gt;= 0.1</w:t>
             </w:r>
           </w:p>
         </w:tc>
@@ -5932,7 +5918,7 @@
                 <w:sz w:val="20"/>
                 <w:szCs w:val="20"/>
               </w:rPr>
-              <w:t xml:space="preserve">&gt;= 1e-3</w:t>
+              <w:t>&gt;= 1e-3</w:t>
             </w:r>
           </w:p>
         </w:tc>
@@ -5963,7 +5949,7 @@
                 <w:sz w:val="20"/>
                 <w:szCs w:val="20"/>
               </w:rPr>
-              <w:t xml:space="preserve">2</w:t>
+              <w:t>2</w:t>
             </w:r>
           </w:p>
         </w:tc>
@@ -5994,7 +5980,7 @@
                 <w:sz w:val="20"/>
                 <w:szCs w:val="20"/>
               </w:rPr>
-              <w:t xml:space="preserve">249</w:t>
+              <w:t>249</w:t>
             </w:r>
           </w:p>
         </w:tc>
@@ -6025,7 +6011,7 @@
                 <w:sz w:val="20"/>
                 <w:szCs w:val="20"/>
               </w:rPr>
-              <w:t xml:space="preserve">0.811</w:t>
+              <w:t>0.811</w:t>
             </w:r>
           </w:p>
         </w:tc>
@@ -6056,7 +6042,7 @@
                 <w:sz w:val="20"/>
                 <w:szCs w:val="20"/>
               </w:rPr>
-              <w:t xml:space="preserve">0.045</w:t>
+              <w:t>0.045</w:t>
             </w:r>
           </w:p>
         </w:tc>
@@ -6089,7 +6075,7 @@
                 <w:sz w:val="20"/>
                 <w:szCs w:val="20"/>
               </w:rPr>
-              <w:t xml:space="preserve">&gt;= 0.15</w:t>
+              <w:t>&gt;= 0.15</w:t>
             </w:r>
           </w:p>
         </w:tc>
@@ -6120,7 +6106,7 @@
                 <w:sz w:val="20"/>
                 <w:szCs w:val="20"/>
               </w:rPr>
-              <w:t xml:space="preserve">&gt;= 1e-7</w:t>
+              <w:t>&gt;= 1e-7</w:t>
             </w:r>
           </w:p>
         </w:tc>
@@ -6151,7 +6137,7 @@
                 <w:sz w:val="20"/>
                 <w:szCs w:val="20"/>
               </w:rPr>
-              <w:t xml:space="preserve">409</w:t>
+              <w:t>412</w:t>
             </w:r>
           </w:p>
         </w:tc>
@@ -6182,7 +6168,7 @@
                 <w:sz w:val="20"/>
                 <w:szCs w:val="20"/>
               </w:rPr>
-              <w:t xml:space="preserve">656</w:t>
+              <w:t>659</w:t>
             </w:r>
           </w:p>
         </w:tc>
@@ -6213,7 +6199,7 @@
                 <w:sz w:val="20"/>
                 <w:szCs w:val="20"/>
               </w:rPr>
-              <w:t xml:space="preserve">0.787</w:t>
+              <w:t>0.783</w:t>
             </w:r>
           </w:p>
         </w:tc>
@@ -6244,7 +6230,7 @@
                 <w:sz w:val="20"/>
                 <w:szCs w:val="20"/>
               </w:rPr>
-              <w:t xml:space="preserve">0.030</w:t>
+              <w:t>0.034</w:t>
             </w:r>
           </w:p>
         </w:tc>
@@ -6277,7 +6263,7 @@
                 <w:sz w:val="20"/>
                 <w:szCs w:val="20"/>
               </w:rPr>
-              <w:t xml:space="preserve">&gt;= 0.15</w:t>
+              <w:t>&gt;= 0.15</w:t>
             </w:r>
           </w:p>
         </w:tc>
@@ -6308,7 +6294,7 @@
                 <w:sz w:val="20"/>
                 <w:szCs w:val="20"/>
               </w:rPr>
-              <w:t xml:space="preserve">&gt;= 1e-6</w:t>
+              <w:t>&gt;= 1e-6</w:t>
             </w:r>
           </w:p>
         </w:tc>
@@ -6339,7 +6325,7 @@
                 <w:sz w:val="20"/>
                 <w:szCs w:val="20"/>
               </w:rPr>
-              <w:t xml:space="preserve">399</w:t>
+              <w:t>401</w:t>
             </w:r>
           </w:p>
         </w:tc>
@@ -6370,7 +6356,7 @@
                 <w:sz w:val="20"/>
                 <w:szCs w:val="20"/>
               </w:rPr>
-              <w:t xml:space="preserve">646</w:t>
+              <w:t>648</w:t>
             </w:r>
           </w:p>
         </w:tc>
@@ -6401,7 +6387,7 @@
                 <w:sz w:val="20"/>
                 <w:szCs w:val="20"/>
               </w:rPr>
-              <w:t xml:space="preserve">0.785</w:t>
+              <w:t>0.781</w:t>
             </w:r>
           </w:p>
         </w:tc>
@@ -6432,7 +6418,7 @@
                 <w:sz w:val="20"/>
                 <w:szCs w:val="20"/>
               </w:rPr>
-              <w:t xml:space="preserve">0.038</w:t>
+              <w:t>0.042</w:t>
             </w:r>
           </w:p>
         </w:tc>
@@ -6465,7 +6451,7 @@
                 <w:sz w:val="20"/>
                 <w:szCs w:val="20"/>
               </w:rPr>
-              <w:t xml:space="preserve">&gt;= 0.15</w:t>
+              <w:t>&gt;= 0.15</w:t>
             </w:r>
           </w:p>
         </w:tc>
@@ -6496,7 +6482,7 @@
                 <w:sz w:val="20"/>
                 <w:szCs w:val="20"/>
               </w:rPr>
-              <w:t xml:space="preserve">&gt;= 1e-5</w:t>
+              <w:t>&gt;= 1e-5</w:t>
             </w:r>
           </w:p>
         </w:tc>
@@ -6527,7 +6513,7 @@
                 <w:sz w:val="20"/>
                 <w:szCs w:val="20"/>
               </w:rPr>
-              <w:t xml:space="preserve">316</w:t>
+              <w:t>315</w:t>
             </w:r>
           </w:p>
         </w:tc>
@@ -6558,7 +6544,7 @@
                 <w:sz w:val="20"/>
                 <w:szCs w:val="20"/>
               </w:rPr>
-              <w:t xml:space="preserve">563</w:t>
+              <w:t>562</w:t>
             </w:r>
           </w:p>
         </w:tc>
@@ -6589,7 +6575,7 @@
                 <w:sz w:val="20"/>
                 <w:szCs w:val="20"/>
               </w:rPr>
-              <w:t xml:space="preserve">0.777</w:t>
+              <w:t>0.773</w:t>
             </w:r>
           </w:p>
         </w:tc>
@@ -6620,7 +6606,7 @@
                 <w:sz w:val="20"/>
                 <w:szCs w:val="20"/>
               </w:rPr>
-              <w:t xml:space="preserve">0.038</w:t>
+              <w:t>0.033</w:t>
             </w:r>
           </w:p>
         </w:tc>
@@ -6653,7 +6639,7 @@
                 <w:sz w:val="20"/>
                 <w:szCs w:val="20"/>
               </w:rPr>
-              <w:t xml:space="preserve">&gt;= 0.15</w:t>
+              <w:t>&gt;= 0.15</w:t>
             </w:r>
           </w:p>
         </w:tc>
@@ -6684,7 +6670,7 @@
                 <w:sz w:val="20"/>
                 <w:szCs w:val="20"/>
               </w:rPr>
-              <w:t xml:space="preserve">&gt;= 1e-4</w:t>
+              <w:t>&gt;= 1e-4</w:t>
             </w:r>
           </w:p>
         </w:tc>
@@ -6715,7 +6701,7 @@
                 <w:sz w:val="20"/>
                 <w:szCs w:val="20"/>
               </w:rPr>
-              <w:t xml:space="preserve">145</w:t>
+              <w:t>147</w:t>
             </w:r>
           </w:p>
         </w:tc>
@@ -6746,7 +6732,7 @@
                 <w:sz w:val="20"/>
                 <w:szCs w:val="20"/>
               </w:rPr>
-              <w:t xml:space="preserve">392</w:t>
+              <w:t>394</w:t>
             </w:r>
           </w:p>
         </w:tc>
@@ -6777,7 +6763,7 @@
                 <w:sz w:val="20"/>
                 <w:szCs w:val="20"/>
               </w:rPr>
-              <w:t xml:space="preserve">0.788</w:t>
+              <w:t>0.783</w:t>
             </w:r>
           </w:p>
         </w:tc>
@@ -6808,7 +6794,7 @@
                 <w:sz w:val="20"/>
                 <w:szCs w:val="20"/>
               </w:rPr>
-              <w:t xml:space="preserve">0.034</w:t>
+              <w:t>0.037</w:t>
             </w:r>
           </w:p>
         </w:tc>
@@ -6841,7 +6827,7 @@
                 <w:sz w:val="20"/>
                 <w:szCs w:val="20"/>
               </w:rPr>
-              <w:t xml:space="preserve">&gt;= 0.15</w:t>
+              <w:t>&gt;= 0.15</w:t>
             </w:r>
           </w:p>
         </w:tc>
@@ -6872,7 +6858,7 @@
                 <w:sz w:val="20"/>
                 <w:szCs w:val="20"/>
               </w:rPr>
-              <w:t xml:space="preserve">&gt;= 1e-3</w:t>
+              <w:t>&gt;= 1e-3</w:t>
             </w:r>
           </w:p>
         </w:tc>
@@ -6903,7 +6889,7 @@
                 <w:sz w:val="20"/>
                 <w:szCs w:val="20"/>
               </w:rPr>
-              <w:t xml:space="preserve">2</w:t>
+              <w:t>2</w:t>
             </w:r>
           </w:p>
         </w:tc>
@@ -6934,7 +6920,7 @@
                 <w:sz w:val="20"/>
                 <w:szCs w:val="20"/>
               </w:rPr>
-              <w:t xml:space="preserve">249</w:t>
+              <w:t>249</w:t>
             </w:r>
           </w:p>
         </w:tc>
@@ -6965,7 +6951,7 @@
                 <w:sz w:val="20"/>
                 <w:szCs w:val="20"/>
               </w:rPr>
-              <w:t xml:space="preserve">0.811</w:t>
+              <w:t>0.811</w:t>
             </w:r>
           </w:p>
         </w:tc>
@@ -6996,7 +6982,7 @@
                 <w:sz w:val="20"/>
                 <w:szCs w:val="20"/>
               </w:rPr>
-              <w:t xml:space="preserve">0.045</w:t>
+              <w:t>0.045</w:t>
             </w:r>
           </w:p>
         </w:tc>
@@ -7029,7 +7015,7 @@
                 <w:sz w:val="20"/>
                 <w:szCs w:val="20"/>
               </w:rPr>
-              <w:t xml:space="preserve">&gt;= 0.20</w:t>
+              <w:t>&gt;= 0.2</w:t>
             </w:r>
           </w:p>
         </w:tc>
@@ -7060,7 +7046,7 @@
                 <w:sz w:val="20"/>
                 <w:szCs w:val="20"/>
               </w:rPr>
-              <w:t xml:space="preserve">&gt;= 1e-7</w:t>
+              <w:t>&gt;= 1e-7</w:t>
             </w:r>
           </w:p>
         </w:tc>
@@ -7091,7 +7077,7 @@
                 <w:sz w:val="20"/>
                 <w:szCs w:val="20"/>
               </w:rPr>
-              <w:t xml:space="preserve">395</w:t>
+              <w:t>396</w:t>
             </w:r>
           </w:p>
         </w:tc>
@@ -7122,7 +7108,7 @@
                 <w:sz w:val="20"/>
                 <w:szCs w:val="20"/>
               </w:rPr>
-              <w:t xml:space="preserve">642</w:t>
+              <w:t>643</w:t>
             </w:r>
           </w:p>
         </w:tc>
@@ -7153,7 +7139,7 @@
                 <w:sz w:val="20"/>
                 <w:szCs w:val="20"/>
               </w:rPr>
-              <w:t xml:space="preserve">0.783</w:t>
+              <w:t>0.784</w:t>
             </w:r>
           </w:p>
         </w:tc>
@@ -7184,7 +7170,7 @@
                 <w:sz w:val="20"/>
                 <w:szCs w:val="20"/>
               </w:rPr>
-              <w:t xml:space="preserve">0.034</w:t>
+              <w:t>0.036</w:t>
             </w:r>
           </w:p>
         </w:tc>
@@ -7217,7 +7203,7 @@
                 <w:sz w:val="20"/>
                 <w:szCs w:val="20"/>
               </w:rPr>
-              <w:t xml:space="preserve">&gt;= 0.20</w:t>
+              <w:t>&gt;= 0.2</w:t>
             </w:r>
           </w:p>
         </w:tc>
@@ -7248,7 +7234,7 @@
                 <w:sz w:val="20"/>
                 <w:szCs w:val="20"/>
               </w:rPr>
-              <w:t xml:space="preserve">&gt;= 1e-6</w:t>
+              <w:t>&gt;= 1e-6</w:t>
             </w:r>
           </w:p>
         </w:tc>
@@ -7279,7 +7265,7 @@
                 <w:sz w:val="20"/>
                 <w:szCs w:val="20"/>
               </w:rPr>
-              <w:t xml:space="preserve">390</w:t>
+              <w:t>390</w:t>
             </w:r>
           </w:p>
         </w:tc>
@@ -7310,7 +7296,7 @@
                 <w:sz w:val="20"/>
                 <w:szCs w:val="20"/>
               </w:rPr>
-              <w:t xml:space="preserve">637</w:t>
+              <w:t>637</w:t>
             </w:r>
           </w:p>
         </w:tc>
@@ -7341,7 +7327,7 @@
                 <w:sz w:val="20"/>
                 <w:szCs w:val="20"/>
               </w:rPr>
-              <w:t xml:space="preserve">0.788</w:t>
+              <w:t>0.779</w:t>
             </w:r>
           </w:p>
         </w:tc>
@@ -7372,7 +7358,7 @@
                 <w:sz w:val="20"/>
                 <w:szCs w:val="20"/>
               </w:rPr>
-              <w:t xml:space="preserve">0.027</w:t>
+              <w:t>0.042</w:t>
             </w:r>
           </w:p>
         </w:tc>
@@ -7405,7 +7391,7 @@
                 <w:sz w:val="20"/>
                 <w:szCs w:val="20"/>
               </w:rPr>
-              <w:t xml:space="preserve">&gt;= 0.20</w:t>
+              <w:t>&gt;= 0.2</w:t>
             </w:r>
           </w:p>
         </w:tc>
@@ -7436,7 +7422,7 @@
                 <w:sz w:val="20"/>
                 <w:szCs w:val="20"/>
               </w:rPr>
-              <w:t xml:space="preserve">&gt;= 1e-5</w:t>
+              <w:t>&gt;= 1e-5</w:t>
             </w:r>
           </w:p>
         </w:tc>
@@ -7467,7 +7453,7 @@
                 <w:sz w:val="20"/>
                 <w:szCs w:val="20"/>
               </w:rPr>
-              <w:t xml:space="preserve">316</w:t>
+              <w:t>315</w:t>
             </w:r>
           </w:p>
         </w:tc>
@@ -7498,7 +7484,7 @@
                 <w:sz w:val="20"/>
                 <w:szCs w:val="20"/>
               </w:rPr>
-              <w:t xml:space="preserve">563</w:t>
+              <w:t>562</w:t>
             </w:r>
           </w:p>
         </w:tc>
@@ -7529,7 +7515,7 @@
                 <w:sz w:val="20"/>
                 <w:szCs w:val="20"/>
               </w:rPr>
-              <w:t xml:space="preserve">0.777</w:t>
+              <w:t>0.773</w:t>
             </w:r>
           </w:p>
         </w:tc>
@@ -7560,7 +7546,7 @@
                 <w:sz w:val="20"/>
                 <w:szCs w:val="20"/>
               </w:rPr>
-              <w:t xml:space="preserve">0.038</w:t>
+              <w:t>0.033</w:t>
             </w:r>
           </w:p>
         </w:tc>
@@ -7593,7 +7579,7 @@
                 <w:sz w:val="20"/>
                 <w:szCs w:val="20"/>
               </w:rPr>
-              <w:t xml:space="preserve">&gt;= 0.20</w:t>
+              <w:t>&gt;= 0.2</w:t>
             </w:r>
           </w:p>
         </w:tc>
@@ -7624,7 +7610,7 @@
                 <w:sz w:val="20"/>
                 <w:szCs w:val="20"/>
               </w:rPr>
-              <w:t xml:space="preserve">&gt;= 1e-4</w:t>
+              <w:t>&gt;= 1e-4</w:t>
             </w:r>
           </w:p>
         </w:tc>
@@ -7655,7 +7641,7 @@
                 <w:sz w:val="20"/>
                 <w:szCs w:val="20"/>
               </w:rPr>
-              <w:t xml:space="preserve">145</w:t>
+              <w:t>147</w:t>
             </w:r>
           </w:p>
         </w:tc>
@@ -7686,7 +7672,7 @@
                 <w:sz w:val="20"/>
                 <w:szCs w:val="20"/>
               </w:rPr>
-              <w:t xml:space="preserve">392</w:t>
+              <w:t>394</w:t>
             </w:r>
           </w:p>
         </w:tc>
@@ -7717,7 +7703,7 @@
                 <w:sz w:val="20"/>
                 <w:szCs w:val="20"/>
               </w:rPr>
-              <w:t xml:space="preserve">0.788</w:t>
+              <w:t>0.783</w:t>
             </w:r>
           </w:p>
         </w:tc>
@@ -7748,7 +7734,7 @@
                 <w:sz w:val="20"/>
                 <w:szCs w:val="20"/>
               </w:rPr>
-              <w:t xml:space="preserve">0.034</w:t>
+              <w:t>0.037</w:t>
             </w:r>
           </w:p>
         </w:tc>
@@ -7781,7 +7767,7 @@
                 <w:sz w:val="20"/>
                 <w:szCs w:val="20"/>
               </w:rPr>
-              <w:t xml:space="preserve">&gt;= 0.20</w:t>
+              <w:t>&gt;= 0.2</w:t>
             </w:r>
           </w:p>
         </w:tc>
@@ -7812,7 +7798,7 @@
                 <w:sz w:val="20"/>
                 <w:szCs w:val="20"/>
               </w:rPr>
-              <w:t xml:space="preserve">&gt;= 1e-3</w:t>
+              <w:t>&gt;= 1e-3</w:t>
             </w:r>
           </w:p>
         </w:tc>
@@ -7843,7 +7829,7 @@
                 <w:sz w:val="20"/>
                 <w:szCs w:val="20"/>
               </w:rPr>
-              <w:t xml:space="preserve">2</w:t>
+              <w:t>2</w:t>
             </w:r>
           </w:p>
         </w:tc>
@@ -7874,7 +7860,7 @@
                 <w:sz w:val="20"/>
                 <w:szCs w:val="20"/>
               </w:rPr>
-              <w:t xml:space="preserve">249</w:t>
+              <w:t>249</w:t>
             </w:r>
           </w:p>
         </w:tc>
@@ -7905,7 +7891,7 @@
                 <w:sz w:val="20"/>
                 <w:szCs w:val="20"/>
               </w:rPr>
-              <w:t xml:space="preserve">0.811</w:t>
+              <w:t>0.811</w:t>
             </w:r>
           </w:p>
         </w:tc>
@@ -7936,7 +7922,7 @@
                 <w:sz w:val="20"/>
                 <w:szCs w:val="20"/>
               </w:rPr>
-              <w:t xml:space="preserve">0.045</w:t>
+              <w:t>0.045</w:t>
             </w:r>
           </w:p>
         </w:tc>

--- a/manuscript/CRC_Manuscript_Complete.docx
+++ b/manuscript/CRC_Manuscript_Complete.docx
@@ -954,7 +954,7 @@
     </w:p>
     <w:p>
       <w:r>
-        <w:t>The analysis dataset comprised 1,522 unique subjects across 10 cohorts: 674 CRC cases, 665 controls, and 183 adenomas, spanning 9 countries (Austria, China, France, Germany, India, Italy, Japan, USA; Table 1). Per-cohort sample sizes ranged from 60 (GuptaA_2019, ThomasAM_2018b) to 575 (YachidaS_2019). After global filtering (prevalence ≥ 10%, mean ≥ 1e-4) and log10(x + 1e-6) transformation, 229 MetaPhlAn species features were retained. From HUMAnN unstratified pathway tables, 551 candidate pathways entered the per-fold filter; 402–406 pathways were retained per LODO fold after the prevalence ≥ 10% / mean ≥ 1e-6 filter computed on training-cohort samples only.</w:t>
+        <w:t>The analysis dataset comprised 1,522 unique subjects across 10 cohorts: 674 CRC cases, 665 controls, and 183 adenomas, spanning 8 countries (Austria, China, France, Germany, India, Italy, Japan, USA; Table 1). Per-cohort sample sizes ranged from 60 (GuptaA_2019, ThomasAM_2018b) to 575 (YachidaS_2019). After global filtering (prevalence ≥ 10%, mean ≥ 1e-4) and log10(x + 1e-6) transformation, 229 MetaPhlAn species features were retained. From HUMAnN unstratified pathway tables, 551 candidate pathways entered the per-fold filter; 402–406 pathways were retained per LODO fold after the prevalence ≥ 10% / mean ≥ 1e-6 filter computed on training-cohort samples only.</w:t>
       </w:r>
     </w:p>
     <w:p>
@@ -985,7 +985,16 @@
         <w:t>0.781 (95% CI 0.757–0.805)</w:t>
       </w:r>
       <w:r>
-        <w:t xml:space="preserve"> across all 1,339 case/control predictions. Per-cohort AUCs ranged from 0.694 (ThomasAM_2018a; n_test = 53) to 0.882 (GuptaA_2019, n_test = 60; WirbelJ_2018, n_test = 125) (Figure 1; Supplementary Table S2). The largest fold, YachidaS_2019 (n_test = 508), reached an AUC of 0.708; its size dominates the pooled estimate and the DeLong comparison.</w:t>
+        <w:t xml:space="preserve"> across all 1,339 case/control predictions. Per-cohort AUCs ranged from 0.694 (ThomasAM_2018a; n_test = 53) to 0.882 (GuptaA_2019, n_test = 60; WirbelJ_2018, n_test = 125) (Figure 1; Supplementary Table S2). The largest fold, YachidaS_2019 (n_test = 508), reached an AUC of 0.708; its size dominates the pooled estimate and the DeLong comparison. At a fixed specificity of 90%, species RF achieves a sensitivity of 49.9% (</w:t>
+      </w:r>
+      <w:r>
+        <w:rPr>
+          <w:rFonts w:ascii="Courier New" w:hAnsi="Courier New"/>
+        </w:rPr>
+        <w:t>results/diagnostics/sens_at_fixed_spec.csv</w:t>
+      </w:r>
+      <w:r>
+        <w:t>); at 95% specificity, 39.8% (same table).</w:t>
       </w:r>
     </w:p>
     <w:p>
@@ -1550,61 +1559,85 @@
       </w:r>
     </w:p>
     <w:p>
-      <w:pPr>
-        <w:pStyle w:val="Heading2"/>
-      </w:pPr>
-      <w:r>
-        <w:t>Granularity of functional features</w:t>
-      </w:r>
-    </w:p>
-    <w:p>
-      <w:r>
-        <w:t xml:space="preserve">Overall HUMAnN unstratified pathway abundances sit at an intermediate granularity between species composition and gene-level functional content: each feature is a community-level relative abundance for one MetaCyc pathway, summed across all contributing taxa. Two refinements at finer granularities were tested. First, a </w:t>
+      <w:r>
+        <w:t>TreeSHAP rankings on the species Random Forest agree closely with permutation-importance rankings on the same model: 16 of the top 20 species by TreeSHAP also appear in the top 20 by permutation importance (</w:t>
+      </w:r>
+      <w:r>
+        <w:rPr>
+          <w:rFonts w:ascii="Courier New" w:hAnsi="Courier New"/>
+        </w:rPr>
+        <w:t>results/diagnostics/permutation_vs_shap_correlation.csv</w:t>
+      </w:r>
+      <w:r>
+        <w:t>). Three of the four oral-pathobiont species (</w:t>
       </w:r>
       <w:r>
         <w:rPr>
           <w:i/>
         </w:rPr>
-        <w:t>biologically-guided pathway shortlist</w:t>
-      </w:r>
-      <w:r>
-        <w:t xml:space="preserve"> (</w:t>
+        <w:t>Fusobacterium nucleatum</w:t>
+      </w:r>
+      <w:r>
+        <w:t xml:space="preserve">, </w:t>
+      </w:r>
+      <w:r>
+        <w:rPr>
+          <w:i/>
+        </w:rPr>
+        <w:t>Peptostreptococcus stomatis</w:t>
+      </w:r>
+      <w:r>
+        <w:t xml:space="preserve">, </w:t>
+      </w:r>
+      <w:r>
+        <w:rPr>
+          <w:i/>
+        </w:rPr>
+        <w:t>Gemella morbillorum</w:t>
+      </w:r>
+      <w:r>
+        <w:t xml:space="preserve">) retain top-four rank under both measures; </w:t>
+      </w:r>
+      <w:r>
+        <w:rPr>
+          <w:i/>
+        </w:rPr>
+        <w:t>Parvimonas micra</w:t>
+      </w:r>
+      <w:r>
+        <w:t xml:space="preserve"> ranks 2 by TreeSHAP and 12 by permutation, indicating lower individual model dependence but consistent inclusion in the top-importance band. Per-cohort SHAP rank does not correlate with cohort median sequencing depth for </w:t>
+      </w:r>
+      <w:r>
+        <w:rPr>
+          <w:i/>
+        </w:rPr>
+        <w:t>F. nucleatum</w:t>
+      </w:r>
+      <w:r>
+        <w:t xml:space="preserve"> (Spearman ρ = −0.19, p = 0.59, n = 10 cohorts; </w:t>
       </w:r>
       <w:r>
         <w:rPr>
           <w:rFonts w:ascii="Courier New" w:hAnsi="Courier New"/>
         </w:rPr>
-        <w:t>scripts/bio_pathway_shortlist.py</w:t>
-      </w:r>
-      <w:r>
-        <w:t xml:space="preserve">) restricted candidate pathways to eight CRC-relevant functional groups — butyrate / short-chain fatty acid production, fermentation, lipopolysaccharide and inflammation pathways, polyamine synthesis, tryptophan metabolism, folate and one-carbon metabolism, sulfur and methionine metabolism, and glycan / mucin degradation — selected from the published CRC microbiome literature before any model fitting. Second, </w:t>
-      </w:r>
-      <w:r>
-        <w:rPr>
-          <w:i/>
-        </w:rPr>
-        <w:t>species-stratified pathways</w:t>
-      </w:r>
-      <w:r>
-        <w:t xml:space="preserve"> (</w:t>
+        <w:t>results/diagnostics/depth_confound_shap.csv</w:t>
+      </w:r>
+      <w:r>
+        <w:t>); no top-20 species survives a multiple-testing-corrected threshold for depth-rank correlation. The oral-pathobiont signature is therefore not an artifact of TreeSHAP's bias toward high-cardinality features nor of cohort-level read depth.</w:t>
+      </w:r>
+    </w:p>
+    <w:p>
+      <w:r>
+        <w:t xml:space="preserve">The joint XGBoost model exhibits a notably larger reliability term in the Brier decomposition (0.026) than either Random Forest (species RF 0.007; joint RF 0.006; </w:t>
       </w:r>
       <w:r>
         <w:rPr>
           <w:rFonts w:ascii="Courier New" w:hAnsi="Courier New"/>
         </w:rPr>
-        <w:t>scripts/stratified_pathway_pilot.py</w:t>
-      </w:r>
-      <w:r>
-        <w:t xml:space="preserve">, </w:t>
-      </w:r>
-      <w:r>
-        <w:rPr>
-          <w:rFonts w:ascii="Courier New" w:hAnsi="Courier New"/>
-        </w:rPr>
-        <w:t>results/stratified_pathway_pilot.csv</w:t>
-      </w:r>
-      <w:r>
-        <w:t>) decompose each pathway abundance into per-taxon contributions, producing &gt;4,000 columns at the cost of substantial sparsity and redundancy. Neither refinement rescued the joint model. We interpret this as evidence that, at the current dataset size, taxonomic composition already captures most of the discriminative signal accessible from shotgun metagenomics through standard MetaPhlAn / HUMAnN profiling. Genuinely additive functional information would, on this evidence, require strain- or gene-level resolution — and corresponding sample sizes — beyond the scope of this work.</w:t>
+        <w:t>results/diagnostics/brier_decomposition.csv</w:t>
+      </w:r>
+      <w:r>
+        <w:t>), reflecting more aggressive logit pushes toward 0 and 1 that produce a U-shaped predicted-probability distribution. This is a calibration property of gradient-boosted decision trees on heterogeneous tabular metagenomic data rather than a model-comparison artifact, but it argues for the Random Forest as the preferred deployment candidate where probability calibration matters (e.g., downstream Bayesian thresholding for screening decisions).</w:t>
       </w:r>
     </w:p>
     <w:p>
@@ -1612,75 +1645,57 @@
         <w:pStyle w:val="Heading2"/>
       </w:pPr>
       <w:r>
-        <w:t>Biology of the CRC-enriched oral-pathobiont signature</w:t>
+        <w:t>Granularity of functional features</w:t>
       </w:r>
     </w:p>
     <w:p>
       <w:r>
-        <w:t xml:space="preserve">The top SHAP features for the CRC-vs-control classifier are dominated by taxa more typical of the oral cavity than of the colon: </w:t>
+        <w:t xml:space="preserve">Overall HUMAnN unstratified pathway abundances sit at an intermediate granularity between species composition and gene-level functional content: each feature is a community-level relative abundance for one MetaCyc pathway, summed across all contributing taxa. Two refinements at finer granularities were tested. First, a </w:t>
       </w:r>
       <w:r>
         <w:rPr>
           <w:i/>
         </w:rPr>
-        <w:t>Fusobacterium nucleatum</w:t>
-      </w:r>
-      <w:r>
-        <w:t xml:space="preserve">, </w:t>
+        <w:t>biologically-guided pathway shortlist</w:t>
+      </w:r>
+      <w:r>
+        <w:t xml:space="preserve"> (</w:t>
+      </w:r>
+      <w:r>
+        <w:rPr>
+          <w:rFonts w:ascii="Courier New" w:hAnsi="Courier New"/>
+        </w:rPr>
+        <w:t>scripts/bio_pathway_shortlist.py</w:t>
+      </w:r>
+      <w:r>
+        <w:t xml:space="preserve">) restricted candidate pathways to eight CRC-relevant functional groups — butyrate / short-chain fatty acid production, fermentation, lipopolysaccharide and inflammation pathways, polyamine synthesis, tryptophan metabolism, folate and one-carbon metabolism, sulfur and methionine metabolism, and glycan / mucin degradation — selected from the published CRC microbiome literature before any model fitting. Second, </w:t>
       </w:r>
       <w:r>
         <w:rPr>
           <w:i/>
         </w:rPr>
-        <w:t>Peptostreptococcus stomatis</w:t>
+        <w:t>species-stratified pathways</w:t>
+      </w:r>
+      <w:r>
+        <w:t xml:space="preserve"> (</w:t>
+      </w:r>
+      <w:r>
+        <w:rPr>
+          <w:rFonts w:ascii="Courier New" w:hAnsi="Courier New"/>
+        </w:rPr>
+        <w:t>scripts/stratified_pathway_pilot.py</w:t>
       </w:r>
       <w:r>
         <w:t xml:space="preserve">, </w:t>
       </w:r>
       <w:r>
         <w:rPr>
-          <w:i/>
+          <w:rFonts w:ascii="Courier New" w:hAnsi="Courier New"/>
         </w:rPr>
-        <w:t>Parvimonas micra</w:t>
-      </w:r>
-      <w:r>
-        <w:t xml:space="preserve">, </w:t>
-      </w:r>
-      <w:r>
-        <w:rPr>
-          <w:i/>
-        </w:rPr>
-        <w:t>Gemella morbillorum</w:t>
-      </w:r>
-      <w:r>
-        <w:t xml:space="preserve">, </w:t>
-      </w:r>
-      <w:r>
-        <w:rPr>
-          <w:i/>
-        </w:rPr>
-        <w:t>Solobacterium moorei</w:t>
-      </w:r>
-      <w:r>
-        <w:t xml:space="preserve">, and </w:t>
-      </w:r>
-      <w:r>
-        <w:rPr>
-          <w:i/>
-        </w:rPr>
-        <w:t>Streptococcus salivarius</w:t>
-      </w:r>
-      <w:r>
-        <w:t xml:space="preserve">. </w:t>
-      </w:r>
-      <w:r>
-        <w:rPr>
-          <w:i/>
-        </w:rPr>
-        <w:t>F. nucleatum</w:t>
-      </w:r>
-      <w:r>
-        <w:t xml:space="preserve"> in particular has been mechanistically linked to CRC through FadA-mediated adhesion to E-cadherin, β-catenin signalling, and tumour-permissive immune modulation; the other taxa form part of a co-occurring oral consortium repeatedly observed in CRC tumours and stool. Their reproducibility across cohorts on three continents — at top SHAP ranks in both Random Forest and XGBoost despite very different splitting criteria — is the most convincing single observation in this analysis. It is also the feature signature that drives the moderate adenoma-vs-CRC performance, suggesting that oral-pathobiont colonisation is a relatively late event in the adenoma-carcinoma sequence.</w:t>
+        <w:t>results/stratified_pathway_pilot.csv</w:t>
+      </w:r>
+      <w:r>
+        <w:t>) decompose each pathway abundance into per-taxon contributions, producing &gt;4,000 columns at the cost of substantial sparsity and redundancy. Neither refinement rescued the joint model. We interpret this as evidence that, at the current dataset size, taxonomic composition already captures most of the discriminative signal accessible from shotgun metagenomics through standard MetaPhlAn / HUMAnN profiling. Genuinely additive functional information would, on this evidence, require strain- or gene-level resolution — and corresponding sample sizes — beyond the scope of this work.</w:t>
       </w:r>
     </w:p>
     <w:p>
@@ -1688,30 +1703,75 @@
         <w:pStyle w:val="Heading2"/>
       </w:pPr>
       <w:r>
-        <w:t>A stepwise model of microbiome change along the adenoma-carcinoma sequence</w:t>
+        <w:t>Biology of the CRC-enriched oral-pathobiont signature</w:t>
       </w:r>
     </w:p>
     <w:p>
       <w:r>
-        <w:t xml:space="preserve">The adenoma LODO results provide a coherent stage-specific picture. </w:t>
+        <w:t xml:space="preserve">The top SHAP features for the CRC-vs-control classifier are dominated by taxa more typical of the oral cavity than of the colon: </w:t>
       </w:r>
       <w:r>
         <w:rPr>
-          <w:b/>
+          <w:i/>
         </w:rPr>
-        <w:t>Control vs adenoma</w:t>
-      </w:r>
-      <w:r>
-        <w:t xml:space="preserve"> classification was near chance (RF 0.561, XGBoost 0.579), with TreeSHAP highlighting weak, heterogeneous metabolic and commensal-depletion features. </w:t>
+        <w:t>Fusobacterium nucleatum</w:t>
+      </w:r>
+      <w:r>
+        <w:t xml:space="preserve">, </w:t>
       </w:r>
       <w:r>
         <w:rPr>
-          <w:b/>
+          <w:i/>
         </w:rPr>
-        <w:t>Adenoma vs CRC</w:t>
-      </w:r>
-      <w:r>
-        <w:t xml:space="preserve"> classification was moderate (RF 0.671, XGBoost 0.617), with TreeSHAP dominated by the same oral-pathobiont signature that drives CRC-vs-control. This pattern is consistent with a model in which (i) the microbiome of early-stage adenoma is largely indistinguishable from healthy controls by global stool composition, and (ii) the oral-pathobiont enrichment is acquired at or near the transition to invasive carcinoma. Such a model has clinical implications: stool metagenomic screens are unlikely to detect early adenomas at useful sensitivity, but may have value in distinguishing advanced lesions from carcinoma and in monitoring post-resection recurrence. It also reinforces that adenoma and CRC are biologically distinct microbiome states rather than two points on a smooth severity gradient.</w:t>
+        <w:t>Peptostreptococcus stomatis</w:t>
+      </w:r>
+      <w:r>
+        <w:t xml:space="preserve">, </w:t>
+      </w:r>
+      <w:r>
+        <w:rPr>
+          <w:i/>
+        </w:rPr>
+        <w:t>Parvimonas micra</w:t>
+      </w:r>
+      <w:r>
+        <w:t xml:space="preserve">, </w:t>
+      </w:r>
+      <w:r>
+        <w:rPr>
+          <w:i/>
+        </w:rPr>
+        <w:t>Gemella morbillorum</w:t>
+      </w:r>
+      <w:r>
+        <w:t xml:space="preserve">, </w:t>
+      </w:r>
+      <w:r>
+        <w:rPr>
+          <w:i/>
+        </w:rPr>
+        <w:t>Solobacterium moorei</w:t>
+      </w:r>
+      <w:r>
+        <w:t xml:space="preserve">, and </w:t>
+      </w:r>
+      <w:r>
+        <w:rPr>
+          <w:i/>
+        </w:rPr>
+        <w:t>Streptococcus salivarius</w:t>
+      </w:r>
+      <w:r>
+        <w:t xml:space="preserve">. </w:t>
+      </w:r>
+      <w:r>
+        <w:rPr>
+          <w:i/>
+        </w:rPr>
+        <w:t>F. nucleatum</w:t>
+      </w:r>
+      <w:r>
+        <w:t xml:space="preserve"> in particular has been mechanistically linked to CRC through FadA-mediated adhesion to E-cadherin, β-catenin signalling, and tumour-permissive immune modulation; the other taxa form part of a co-occurring oral consortium repeatedly observed in CRC tumours and stool. Their reproducibility across cohorts on three continents — at top SHAP ranks in both Random Forest and XGBoost despite very different splitting criteria — is the most convincing single observation in this analysis. It is also the feature signature that drives the moderate adenoma-vs-CRC performance, suggesting that oral-pathobiont colonisation is a relatively late event in the adenoma-carcinoma sequence.</w:t>
       </w:r>
     </w:p>
     <w:p>
@@ -1719,30 +1779,30 @@
         <w:pStyle w:val="Heading2"/>
       </w:pPr>
       <w:r>
-        <w:t>Adenoma analysis: class-balance robustness</w:t>
+        <w:t>A stepwise model of microbiome change along the adenoma-carcinoma sequence</w:t>
       </w:r>
     </w:p>
     <w:p>
       <w:r>
-        <w:t>The adenoma LODO folds have small minority-class counts per cohort (n_adenoma ranges from 27 in ThomasAM_2018a to 67 in YachidaS_2019), which raises the possibility that the near-chance control-vs-adenoma result is a methodological artefact of class imbalance rather than a biological observation. We tested this directly with three per-fold class-rebalancing strategies, applied to the training fold only (</w:t>
+        <w:t xml:space="preserve">The adenoma LODO results provide a coherent stage-specific picture. </w:t>
       </w:r>
       <w:r>
         <w:rPr>
-          <w:rFonts w:ascii="Courier New" w:hAnsi="Courier New"/>
+          <w:b/>
         </w:rPr>
-        <w:t>scripts/rebalanced_adenoma_lodo.py</w:t>
-      </w:r>
-      <w:r>
-        <w:t xml:space="preserve">): inverse-frequency reweighting, random undersampling of the majority class, and SMOTE oversampling of the minority class. The comparison is summarised in </w:t>
+        <w:t>Control vs adenoma</w:t>
+      </w:r>
+      <w:r>
+        <w:t xml:space="preserve"> classification was near chance (RF 0.561, XGBoost 0.579), with TreeSHAP highlighting weak, heterogeneous metabolic and commensal-depletion features. </w:t>
       </w:r>
       <w:r>
         <w:rPr>
-          <w:rFonts w:ascii="Courier New" w:hAnsi="Courier New"/>
+          <w:b/>
         </w:rPr>
-        <w:t>results/adenoma_rebalanced_summary.csv</w:t>
-      </w:r>
-      <w:r>
-        <w:t>. The qualitative finding — healthy-vs-adenoma near chance and adenoma-vs-CRC moderate — was robust across all three rebalancing strategies and consistent with the headline class-weighted run. We therefore interpret the weak adenoma signal as reflecting true biological under-determination of pre-cancerous microbiome change at the granularity of standard shotgun metagenomic profiling, rather than a sampling-imbalance artefact.</w:t>
+        <w:t>Adenoma vs CRC</w:t>
+      </w:r>
+      <w:r>
+        <w:t xml:space="preserve"> classification was moderate (RF 0.671, XGBoost 0.617), with TreeSHAP dominated by the same oral-pathobiont signature that drives CRC-vs-control. This pattern is consistent with a model in which (i) the microbiome of early-stage adenoma is largely indistinguishable from healthy controls by global stool composition, and (ii) the oral-pathobiont enrichment is acquired at or near the transition to invasive carcinoma. Such a model has clinical implications: stool metagenomic screens are unlikely to detect early adenomas at useful sensitivity, but may have value in distinguishing advanced lesions from carcinoma and in monitoring post-resection recurrence. It also reinforces that adenoma and CRC are biologically distinct microbiome states rather than two points on a smooth severity gradient.</w:t>
       </w:r>
     </w:p>
     <w:p>
@@ -1750,21 +1810,30 @@
         <w:pStyle w:val="Heading2"/>
       </w:pPr>
       <w:r>
-        <w:t>Batch effects vs cross-cohort generalisation</w:t>
+        <w:t>Adenoma analysis: class-balance robustness</w:t>
       </w:r>
     </w:p>
     <w:p>
       <w:r>
-        <w:t xml:space="preserve">Cross-cohort variability in DNA extraction, library preparation, sequencing depth, and host population genetics is the dominant source of microbiome variation across these 10 cohorts, and any cross-cohort classification result must be read against that background. Two design choices respond directly to this. First, country-aware LODO treats each cohort as a single batch and additionally excludes same-country cohorts from training, removing geographic and population-level confounding that would otherwise leak through diet- and host-genetics-correlated taxa: the most explicit illustration is the ThomasAM_2019_c fold, where allowing YachidaS_2019 (the second Japanese cohort) into training inflated test AUC to 0.998, dropping to 0.836 once Japan is excluded. The species-only RF reached per-cohort AUC ≥ 0.69 in every fold and ≥ 0.80 in 7 of 10 folds under this stricter split. Second, per-fold filtering and feature normalisation use training-cohort statistics only, preventing test-cohort sample composition from influencing the feature set or its scaling. ComBat applied per fold as a robustness check increases pooled per-cohort mean AUC marginally (0.815 vs 0.807 uncorrected; </w:t>
+        <w:t>The adenoma LODO folds have small minority-class counts per cohort (n_adenoma ranges from 27 in ThomasAM_2018a to 67 in YachidaS_2019), which raises the possibility that the near-chance control-vs-adenoma result is a methodological artefact of class imbalance rather than a biological observation. We tested this directly with three per-fold class-rebalancing strategies, applied to the training fold only (</w:t>
       </w:r>
       <w:r>
         <w:rPr>
           <w:rFonts w:ascii="Courier New" w:hAnsi="Courier New"/>
         </w:rPr>
-        <w:t>results/combat_results.csv</w:t>
-      </w:r>
-      <w:r>
-        <w:t>) and does not change the qualitative conclusions, which we interpret as evidence that the biological signal survives the dominant technical batch effects under the country-aware LODO design rather than being recovered by post-hoc mean/variance harmonisation.</w:t>
+        <w:t>scripts/rebalanced_adenoma_lodo.py</w:t>
+      </w:r>
+      <w:r>
+        <w:t xml:space="preserve">): inverse-frequency reweighting, random undersampling of the majority class, and SMOTE oversampling of the minority class. The comparison is summarised in </w:t>
+      </w:r>
+      <w:r>
+        <w:rPr>
+          <w:rFonts w:ascii="Courier New" w:hAnsi="Courier New"/>
+        </w:rPr>
+        <w:t>results/adenoma_rebalanced_summary.csv</w:t>
+      </w:r>
+      <w:r>
+        <w:t>. The qualitative finding — healthy-vs-adenoma near chance and adenoma-vs-CRC moderate — was robust across all three rebalancing strategies and consistent with the headline class-weighted run. We therefore interpret the weak adenoma signal as reflecting true biological under-determination of pre-cancerous microbiome change at the granularity of standard shotgun metagenomic profiling, rather than a sampling-imbalance artefact.</w:t>
       </w:r>
     </w:p>
     <w:p>
@@ -1772,12 +1841,21 @@
         <w:pStyle w:val="Heading2"/>
       </w:pPr>
       <w:r>
-        <w:t>Implications for microbiome-based CRC screening</w:t>
+        <w:t>Batch effects vs cross-cohort generalisation</w:t>
       </w:r>
     </w:p>
     <w:p>
       <w:r>
-        <w:t>The practical implication is that a parsimonious species-only classifier is preferable to more complex joint models for stool-based CRC screening in the near term. Species-level profiling is more standardised across bioinformatics pipelines than functional profiling, requires less computational infrastructure, and — as we show — delivers equal or superior classification performance at the sample sizes typical of current clinical validation studies. As metagenomic datasets scale to thousands of samples, the cost-benefit calculus for including pathway features may shift, but at present the added complexity is not justified by improved performance.</w:t>
+        <w:t xml:space="preserve">Cross-cohort variability in DNA extraction, library preparation, sequencing depth, and host population genetics is the dominant source of microbiome variation across these 10 cohorts, and any cross-cohort classification result must be read against that background. Two design choices respond directly to this. First, country-aware LODO treats each cohort as a single batch and additionally excludes same-country cohorts from training, removing geographic and population-level confounding that would otherwise leak through diet- and host-genetics-correlated taxa: the most explicit illustration is the ThomasAM_2019_c fold, where allowing YachidaS_2019 (the second Japanese cohort) into training inflated test AUC to 0.998, dropping to 0.836 once Japan is excluded. The species-only RF reached per-cohort AUC ≥ 0.69 in every fold and ≥ 0.80 in 7 of 10 folds under this stricter split. Second, per-fold filtering and feature normalisation use training-cohort statistics only, preventing test-cohort sample composition from influencing the feature set or its scaling. ComBat applied per fold as a robustness check increases pooled per-cohort mean AUC marginally (0.815 vs 0.807 uncorrected; </w:t>
+      </w:r>
+      <w:r>
+        <w:rPr>
+          <w:rFonts w:ascii="Courier New" w:hAnsi="Courier New"/>
+        </w:rPr>
+        <w:t>results/combat_results.csv</w:t>
+      </w:r>
+      <w:r>
+        <w:t>) and does not change the qualitative conclusions, which we interpret as evidence that the biological signal survives the dominant technical batch effects under the country-aware LODO design rather than being recovered by post-hoc mean/variance harmonisation.</w:t>
       </w:r>
     </w:p>
     <w:p>
@@ -1785,12 +1863,70 @@
         <w:pStyle w:val="Heading2"/>
       </w:pPr>
       <w:r>
-        <w:t>Limitations</w:t>
+        <w:t>Implications for microbiome-based CRC screening</w:t>
       </w:r>
     </w:p>
     <w:p>
       <w:r>
+        <w:t>The practical implication is that a parsimonious species-only classifier is preferable to more complex joint models for stool-based CRC screening in the near term. Species-level profiling is more standardised across bioinformatics pipelines than functional profiling, requires less computational infrastructure, and — as we show — delivers equal or superior classification performance at the sample sizes typical of current clinical validation studies. As metagenomic datasets scale to thousands of samples, the cost-benefit calculus for including pathway features may shift, but at present the added complexity is not justified by improved performance.</w:t>
+      </w:r>
+    </w:p>
+    <w:p>
+      <w:pPr>
+        <w:pStyle w:val="Heading2"/>
+      </w:pPr>
+      <w:r>
+        <w:t>Limitations</w:t>
+      </w:r>
+    </w:p>
+    <w:p>
+      <w:r>
         <w:t>Several limitations warrant emphasis. First, clinical metadata harmonisation across curatedMetagenomicData is limited to age, sex, and BMI; we do not model adenoma stage (advanced vs non-advanced), tumour location, TNM stage, or treatment history because these fields are not uniformly reported. The H-vs-A near-chance result therefore reflects cross-cohort generalisation difficulty under heterogeneous case definitions, not necessarily the absence of any microbiome signal for adenoma. Second, the dataset is purely cross-sectional; no longitudinal samples are available to test progression or post-treatment trajectories. Third, our analysis is restricted to cohorts processed through the curatedMetagenomicData uniform pipeline; we did not validate the classifier on independently processed, non-curatedMetagenomicData cohorts, and processing-pipeline differences (read trimming, taxonomic database version, pathway database version) could attenuate generalisation in that setting. Fourth, we did not perform nested-CV hyperparameter tuning; we justify this on the grounds that the joint model already fails to outperform the species baseline at default hyperparameters, but tuned joint models could in principle narrow the gap. Fifth, the pathway features used here are unstratified community-level abundances; taxon-stratified features were excluded due to redundancy and dimensionality but could in principle separate species-encoded from metagenome-wide signals. Sixth, the adenoma analyses are statistically underpowered (4 cohorts, n = 183) and should be interpreted as hypothesis-generating rather than definitive.</w:t>
+      </w:r>
+    </w:p>
+    <w:p>
+      <w:r>
+        <w:t>The 10 cohorts in this meta-analysis are geographically concentrated in Europe, East Asia, and North America, with one Indian cohort (GuptaA_2019, n=60) and no cohorts from Africa, Latin America, or the Middle East. This reflects the current geographic distribution of public shotgun metagenomic CRC datasets rather than a methodological choice. Findings should not be assumed to generalize to populations whose gut microbiota, diet, and exposure profiles differ substantially from the cohorts represented here. Expansion to under-represented populations is a priority for future work.</w:t>
+      </w:r>
+    </w:p>
+    <w:p>
+      <w:pPr>
+        <w:pStyle w:val="Heading2"/>
+      </w:pPr>
+      <w:r>
+        <w:t>Position relative to current non-invasive screening</w:t>
+      </w:r>
+    </w:p>
+    <w:p>
+      <w:r>
+        <w:t xml:space="preserve">The Fecal Immunochemical Test (FIT) remains the established non-invasive primary screening modality for colorectal cancer, with published per-test sensitivity of approximately 79% and specificity of approximately 94% (Imperiale 2014 </w:t>
+      </w:r>
+      <w:r>
+        <w:rPr>
+          <w:i/>
+        </w:rPr>
+        <w:t>N Engl J Med</w:t>
+      </w:r>
+      <w:r>
+        <w:t xml:space="preserve">; Chiu 2017 </w:t>
+      </w:r>
+      <w:r>
+        <w:rPr>
+          <w:i/>
+        </w:rPr>
+        <w:t>JAMA Intern Med</w:t>
+      </w:r>
+      <w:r>
+        <w:t xml:space="preserve">). At population CRC prevalence of approximately 5%, FIT's positive predictive value is therefore considerably higher than a microbiome-based classifier operating at the AUC observed here (see </w:t>
+      </w:r>
+      <w:r>
+        <w:rPr>
+          <w:rFonts w:ascii="Courier New" w:hAnsi="Courier New"/>
+        </w:rPr>
+        <w:t>results/diagnostics/fit_vs_microbiome.csv</w:t>
+      </w:r>
+      <w:r>
+        <w:t>). The clinical role most plausibly supported by our results is therefore not as a replacement for FIT, but as a stratifier — for example, of FIT-negative individuals at elevated baseline risk — or as a longitudinal monitoring substrate where serial sampling can offset the per-test discrimination gap. Direct head-to-head prospective comparison in screening-age populations remains essential before any deployment claim can be made.</w:t>
       </w:r>
     </w:p>
     <w:p>

--- a/manuscript/CRC_Manuscript_Complete.docx
+++ b/manuscript/CRC_Manuscript_Complete.docx
@@ -52,7 +52,7 @@
     </w:p>
     <w:p>
       <w:r>
-        <w:t>* Correspondence: thealexschroeder@gmail.com</w:t>
+        <w:t>* Correspondence: alejandro-publius@berkeley.edu</w:t>
       </w:r>
     </w:p>
     <w:p>

--- a/manuscript/CRC_Manuscript_Complete.docx
+++ b/manuscript/CRC_Manuscript_Complete.docx
@@ -311,7 +311,7 @@
     </w:p>
     <w:p>
       <w:r>
-        <w:t xml:space="preserve">Stratified taxon|pathway features were considered but excluded: they produce &gt;4,000 highly redundant columns and did not improve AUC in pilot tests. Pathway features were also evaluated under a biologically-guided subset (eight CRC-relevant functional groups, ~84 candidate pathways yielding ~66 retained features per fold; </w:t>
+        <w:t xml:space="preserve">Stratified taxon|pathway features were considered but excluded: they produce &gt;4,000 highly redundant columns and did not improve AUC in pilot tests. Pathway features were also evaluated under a biologically-guided subset (nine CRC-relevant functional groups, 86 candidate pathways yielding ~66 retained features per fold; </w:t>
       </w:r>
       <w:r>
         <w:rPr>
@@ -825,7 +825,7 @@
         <w:t>Biologically-guided pathway shortlist.</w:t>
       </w:r>
       <w:r>
-        <w:t xml:space="preserve"> A pre-specified, keyword-based subset of CRC-relevant pathways was constructed across eight biological groups (butyrate/SCFA production, fermentation, LPS/inflammation, polyamine synthesis, tryptophan metabolism, folate/one-carbon metabolism, sulfur/methionine metabolism, glycan/mucin degradation). Keyword selection was specified before model training based on published CRC microbiome literature (</w:t>
+        <w:t xml:space="preserve"> A pre-specified, keyword-based subset of CRC-relevant pathways was constructed across nine biological groups (butyrate/SCFA production, fermentation, LPS/inflammation, polyamine synthesis, tryptophan metabolism, folate/one-carbon metabolism, sulfur/methionine metabolism, glycan/mucin degradation, and bile-acid metabolism). Keyword selection was specified before model training based on published CRC microbiome literature (</w:t>
       </w:r>
       <w:r>
         <w:rPr>
@@ -883,7 +883,7 @@
         <w:t>scripts/verify_results.py</w:t>
       </w:r>
       <w:r>
-        <w:t>) asserts that headline AUC values match expected values within a tolerance of 0.002.</w:t>
+        <w:t>) asserts that headline AUC values match expected values within tolerances of 0.001-0.05 (per-check).</w:t>
       </w:r>
     </w:p>
     <w:p>
@@ -1546,7 +1546,7 @@
         <w:t>Gemella morbillorum</w:t>
       </w:r>
       <w:r>
-        <w:t xml:space="preserve">) collectively contribute to a wide swathe of unstratified pathways — so much of the apparent "functional" signal is already captured by the taxonomic features. The biologically-guided shortlist (~66 retained features per fold drawn from 8 CRC-relevant functional groups; mean LODO AUC 0.817; </w:t>
+        <w:t xml:space="preserve">) collectively contribute to a wide swathe of unstratified pathways — so much of the apparent "functional" signal is already captured by the taxonomic features. The biologically-guided shortlist (~66 retained features per fold drawn from 9 CRC-relevant functional groups; mean LODO AUC 0.817; </w:t>
       </w:r>
       <w:r>
         <w:rPr>
@@ -1668,7 +1668,7 @@
         <w:t>scripts/bio_pathway_shortlist.py</w:t>
       </w:r>
       <w:r>
-        <w:t xml:space="preserve">) restricted candidate pathways to eight CRC-relevant functional groups — butyrate / short-chain fatty acid production, fermentation, lipopolysaccharide and inflammation pathways, polyamine synthesis, tryptophan metabolism, folate and one-carbon metabolism, sulfur and methionine metabolism, and glycan / mucin degradation — selected from the published CRC microbiome literature before any model fitting. Second, </w:t>
+        <w:t xml:space="preserve">) restricted candidate pathways to nine CRC-relevant functional groups — butyrate / short-chain fatty acid production, fermentation, lipopolysaccharide and inflammation pathways, polyamine synthesis, tryptophan metabolism, folate and one-carbon metabolism, sulfur and methionine metabolism, glycan / mucin degradation, and bile-acid metabolism (BSH-mediated deconjugation and 7alpha-dehydroxylation / bai operon) — selected from the published CRC microbiome literature before any model fitting. Second, </w:t>
       </w:r>
       <w:r>
         <w:rPr>
@@ -1899,25 +1899,7 @@
     </w:p>
     <w:p>
       <w:r>
-        <w:t xml:space="preserve">The Fecal Immunochemical Test (FIT) remains the established non-invasive primary screening modality for colorectal cancer, with published per-test sensitivity of approximately 79% and specificity of approximately 94% (Imperiale 2014 </w:t>
-      </w:r>
-      <w:r>
-        <w:rPr>
-          <w:i/>
-        </w:rPr>
-        <w:t>N Engl J Med</w:t>
-      </w:r>
-      <w:r>
-        <w:t xml:space="preserve">; Chiu 2017 </w:t>
-      </w:r>
-      <w:r>
-        <w:rPr>
-          <w:i/>
-        </w:rPr>
-        <w:t>JAMA Intern Med</w:t>
-      </w:r>
-      <w:r>
-        <w:t xml:space="preserve">). At population CRC prevalence of approximately 5%, FIT's positive predictive value is therefore considerably higher than a microbiome-based classifier operating at the AUC observed here (see </w:t>
+        <w:t xml:space="preserve">The Fecal Immunochemical Test (FIT) remains the established non-invasive primary screening modality for colorectal cancer, with published per-test sensitivity of approximately 79% and specificity of approximately 94% (Imperiale et al. 2014). At population CRC prevalence of approximately 5%, FIT's positive predictive value is therefore considerably higher than a microbiome-based classifier operating at the AUC observed here (see </w:t>
       </w:r>
       <w:r>
         <w:rPr>
@@ -2035,6 +2017,32 @@
       </w:r>
       <w:r>
         <w:t>, 962–968 (2018). https://doi.org/10.1038/s41592-018-0176-y</w:t>
+      </w:r>
+    </w:p>
+    <w:p>
+      <w:pPr>
+        <w:pStyle w:val="ListNumber"/>
+      </w:pPr>
+      <w:r>
+        <w:t xml:space="preserve">Imperiale, T.F., Ransohoff, D.F., Itzkowitz, S.H. et al. Multitarget stool DNA testing for colorectal-cancer screening. </w:t>
+      </w:r>
+      <w:r>
+        <w:rPr>
+          <w:i/>
+        </w:rPr>
+        <w:t>N. Engl. J. Med.</w:t>
+      </w:r>
+      <w:r>
+        <w:t xml:space="preserve"> </w:t>
+      </w:r>
+      <w:r>
+        <w:rPr>
+          <w:b/>
+        </w:rPr>
+        <w:t>370</w:t>
+      </w:r>
+      <w:r>
+        <w:t>, 1287–1297 (2014). https://doi.org/10.1056/NEJMoa1311194</w:t>
       </w:r>
     </w:p>
     <w:p>
@@ -6142,7 +6150,7 @@
     </w:p>
     <w:p>
       <w:r>
-        <w:t xml:space="preserve">A pre-specified, keyword-based shortlist drawn from eight biological groups (butyrate/SCFA, fermentation, LPS/inflammation, polyamines, tryptophan metabolism, folate/one-carbon metabolism, sulfur/methionine metabolism, glycan/mucin degradation) expands to 84 unique CRC-relevant pathway candidates; per-fold prevalence/mean filtering retains ~66 of these, giving ~295 total features per fold (229 species + ~66 pathways). The joint species + shortlist-pathway feature set yields per-cohort mean AUC 0.817, comparable to the species-only baseline. Curated CRC-relevant pathways therefore do not provide an advantage over the species features alone. Source: </w:t>
+        <w:t xml:space="preserve">A pre-specified, keyword-based shortlist drawn from nine biological groups (butyrate/SCFA, fermentation, LPS/inflammation, polyamines, tryptophan metabolism, folate/one-carbon metabolism, sulfur/methionine metabolism, glycan/mucin degradation, bile-acid metabolism) expands to 86 unique CRC-relevant pathway candidates; per-fold prevalence/mean filtering retains ~66 of these, giving ~295 total features per fold (229 species + ~66 pathways). The joint species + shortlist-pathway feature set yields per-cohort mean AUC 0.817, comparable to the species-only baseline. Curated CRC-relevant pathways therefore do not provide an advantage over the species features alone. Source: </w:t>
       </w:r>
       <w:r>
         <w:rPr>

--- a/manuscript/CRC_Manuscript_Complete.docx
+++ b/manuscript/CRC_Manuscript_Complete.docx
@@ -145,7 +145,79 @@
         <w:t>Results.</w:t>
       </w:r>
       <w:r>
-        <w:t xml:space="preserve"> The species-only RF achieved a per-cohort mean LODO AUC of 0.807 ± 0.065 and a pooled AUC of 0.781 (95% CI 0.757–0.805). It significantly outperformed the joint RF (pooled AUC 0.756, 95% CI 0.731–0.781; DeLong z = 3.35, p = 0.0008) and the joint XGBoost (pooled AUC 0.766, 95% CI 0.740–0.791; z = 2.00, p = 0.046). Per-cohort paired tests on the same comparisons did not reach significance (t-test p = 0.87 and 0.28), consistent with limited power at n = 10 folds. Results were stable across five random seeds (mean per-cohort AUC 0.810 ± 0.002, range 0.807–0.811), a 20-cell pathway-threshold sensitivity grid (0.794–0.812, spread 0.018), and demographic adjustment for age, sex, and BMI (0.800–0.814). Cross-cohort adenoma LODO across the four adenoma-containing cohorts (n = 183) yielded near-chance discrimination for healthy-vs-adenoma (RF 0.561, XGB 0.579) and moderate discrimination for adenoma-vs-CRC (RF 0.671, XGB 0.617), consistent with a stepwise oral-pathobiont enrichment along the adenoma-carcinoma sequence.</w:t>
+        <w:t xml:space="preserve"> The species-only RF achieved a per-cohort mean LODO AUC of 0.807 ± 0.065 (</w:t>
+      </w:r>
+      <w:r>
+        <w:rPr>
+          <w:rFonts w:ascii="Courier New" w:hAnsi="Courier New"/>
+        </w:rPr>
+        <w:t>results/baseline_results.csv</w:t>
+      </w:r>
+      <w:r>
+        <w:t xml:space="preserve">) and a pooled AUC of 0.781 (95% CI 0.757–0.805; </w:t>
+      </w:r>
+      <w:r>
+        <w:rPr>
+          <w:rFonts w:ascii="Courier New" w:hAnsi="Courier New"/>
+        </w:rPr>
+        <w:t>results/bootstrap_ci.csv</w:t>
+      </w:r>
+      <w:r>
+        <w:t xml:space="preserve">). It significantly outperformed the joint RF (pooled AUC 0.756, 95% CI 0.731–0.781; DeLong z = 3.35, p = 0.0008) and the joint XGBoost (pooled AUC 0.766, 95% CI 0.740–0.791; z = 2.00, p = 0.046; </w:t>
+      </w:r>
+      <w:r>
+        <w:rPr>
+          <w:rFonts w:ascii="Courier New" w:hAnsi="Courier New"/>
+        </w:rPr>
+        <w:t>results/delong_results.csv</w:t>
+      </w:r>
+      <w:r>
+        <w:t xml:space="preserve">). Per-cohort paired tests on the same comparisons did not reach significance (t-test p = 0.87 and 0.28; </w:t>
+      </w:r>
+      <w:r>
+        <w:rPr>
+          <w:rFonts w:ascii="Courier New" w:hAnsi="Courier New"/>
+        </w:rPr>
+        <w:t>results/model_comparison.csv</w:t>
+      </w:r>
+      <w:r>
+        <w:t xml:space="preserve">), consistent with limited power at n = 10 folds. Results were stable across five random seeds (mean per-cohort AUC 0.810 ± 0.002, range 0.807–0.811; </w:t>
+      </w:r>
+      <w:r>
+        <w:rPr>
+          <w:rFonts w:ascii="Courier New" w:hAnsi="Courier New"/>
+        </w:rPr>
+        <w:t>results/seed_sensitivity.csv</w:t>
+      </w:r>
+      <w:r>
+        <w:t xml:space="preserve">), a 20-cell pathway-threshold sensitivity grid (0.794–0.812, spread 0.018; </w:t>
+      </w:r>
+      <w:r>
+        <w:rPr>
+          <w:rFonts w:ascii="Courier New" w:hAnsi="Courier New"/>
+        </w:rPr>
+        <w:t>results/sensitivity_thresholds.csv</w:t>
+      </w:r>
+      <w:r>
+        <w:t xml:space="preserve">), and demographic adjustment for age, sex, and BMI (0.800–0.814; </w:t>
+      </w:r>
+      <w:r>
+        <w:rPr>
+          <w:rFonts w:ascii="Courier New" w:hAnsi="Courier New"/>
+        </w:rPr>
+        <w:t>results/confounder_results.csv</w:t>
+      </w:r>
+      <w:r>
+        <w:t xml:space="preserve">). Cross-cohort adenoma LODO across the four adenoma-containing cohorts (n = 183) yielded near-chance discrimination for healthy-vs-adenoma (RF 0.561, XGB 0.579) and moderate discrimination for adenoma-vs-CRC (RF 0.671, XGB 0.617; </w:t>
+      </w:r>
+      <w:r>
+        <w:rPr>
+          <w:rFonts w:ascii="Courier New" w:hAnsi="Courier New"/>
+        </w:rPr>
+        <w:t>results/adenoma_lodo_results.csv</w:t>
+      </w:r>
+      <w:r>
+        <w:t>), consistent with a stepwise oral-pathobiont enrichment along the adenoma-carcinoma sequence.</w:t>
       </w:r>
     </w:p>
     <w:p>
@@ -954,7 +1026,34 @@
     </w:p>
     <w:p>
       <w:r>
-        <w:t>The analysis dataset comprised 1,522 unique subjects across 10 cohorts: 674 CRC cases, 665 controls, and 183 adenomas, spanning 8 countries (Austria, China, France, Germany, India, Italy, Japan, USA; Table 1). Per-cohort sample sizes ranged from 60 (GuptaA_2019, ThomasAM_2018b) to 575 (YachidaS_2019). After global filtering (prevalence ≥ 10%, mean ≥ 1e-4) and log10(x + 1e-6) transformation, 229 MetaPhlAn species features were retained. From HUMAnN unstratified pathway tables, 551 candidate pathways entered the per-fold filter; 402–406 pathways were retained per LODO fold after the prevalence ≥ 10% / mean ≥ 1e-6 filter computed on training-cohort samples only.</w:t>
+        <w:t xml:space="preserve">The analysis dataset comprised 1,522 unique subjects across 10 cohorts: 674 CRC cases, 665 controls, and 183 adenomas, spanning 8 countries (Austria, China, France, Germany, India, Italy, Japan, USA; Table 1; </w:t>
+      </w:r>
+      <w:r>
+        <w:rPr>
+          <w:rFonts w:ascii="Courier New" w:hAnsi="Courier New"/>
+        </w:rPr>
+        <w:t>results/table1.csv</w:t>
+      </w:r>
+      <w:r>
+        <w:t>). Per-cohort sample sizes ranged from 60 (GuptaA_2019, ThomasAM_2018b) to 575 (YachidaS_2019). After global filtering (prevalence ≥ 10%, mean ≥ 1e-4) and log10(x + 1e-6) transformation, 229 MetaPhlAn species features were retained. From HUMAnN unstratified pathway tables, 551 candidate pathways entered the per-fold filter; 402–406 pathways were retained per LODO fold (</w:t>
+      </w:r>
+      <w:r>
+        <w:rPr>
+          <w:rFonts w:ascii="Courier New" w:hAnsi="Courier New"/>
+        </w:rPr>
+        <w:t>results/joint_results.csv</w:t>
+      </w:r>
+      <w:r>
+        <w:t xml:space="preserve">, </w:t>
+      </w:r>
+      <w:r>
+        <w:rPr>
+          <w:rFonts w:ascii="Courier New" w:hAnsi="Courier New"/>
+        </w:rPr>
+        <w:t>rf_n_features</w:t>
+      </w:r>
+      <w:r>
+        <w:t xml:space="preserve"> column minus 229 species) after the prevalence ≥ 10% / mean ≥ 1e-6 filter computed on training-cohort samples only.</w:t>
       </w:r>
     </w:p>
     <w:p>
@@ -973,7 +1072,7 @@
         <w:rPr>
           <w:b/>
         </w:rPr>
-        <w:t>0.807 ± 0.065 (SD across 10 folds)</w:t>
+        <w:t>0.807 ± 0.065 (SD across 10 folds; `results/baseline_results.csv`)</w:t>
       </w:r>
       <w:r>
         <w:t xml:space="preserve"> and a pooled AUC of </w:t>
@@ -982,7 +1081,7 @@
         <w:rPr>
           <w:b/>
         </w:rPr>
-        <w:t>0.781 (95% CI 0.757–0.805)</w:t>
+        <w:t>0.781 (95% CI 0.757–0.805; `results/bootstrap_ci.csv`, row `species_rf,pooled`)</w:t>
       </w:r>
       <w:r>
         <w:t xml:space="preserve"> across all 1,339 case/control predictions. Per-cohort AUCs ranged from 0.694 (ThomasAM_2018a; n_test = 53) to 0.882 (GuptaA_2019, n_test = 60; WirbelJ_2018, n_test = 125) (Figure 1; Supplementary Table S2). The largest fold, YachidaS_2019 (n_test = 508), reached an AUC of 0.708; its size dominates the pooled estimate and the DeLong comparison. At a fixed specificity of 90%, species RF achieves a sensitivity of 49.9% (</w:t>
@@ -999,7 +1098,16 @@
     </w:p>
     <w:p>
       <w:r>
-        <w:t>Seed sensitivity confirmed stability: across seeds {0, 1, 2, 42, 100} the per-cohort mean AUC was 0.810 ± 0.002 (range 0.807–0.811).</w:t>
+        <w:t xml:space="preserve">Seed sensitivity confirmed stability: across seeds {0, 1, 2, 42, 100} the per-cohort mean AUC was 0.810 ± 0.002 (range 0.807–0.811; </w:t>
+      </w:r>
+      <w:r>
+        <w:rPr>
+          <w:rFonts w:ascii="Courier New" w:hAnsi="Courier New"/>
+        </w:rPr>
+        <w:t>results/seed_sensitivity.csv</w:t>
+      </w:r>
+      <w:r>
+        <w:t>).</w:t>
       </w:r>
     </w:p>
     <w:p>
@@ -1018,7 +1126,7 @@
         <w:rPr>
           <w:b/>
         </w:rPr>
-        <w:t>0.804 ± 0.066</w:t>
+        <w:t>0.804 ± 0.066 (`results/joint_results.csv`, `rf_auc` column)</w:t>
       </w:r>
       <w:r>
         <w:t xml:space="preserve"> and a pooled AUC of </w:t>
@@ -1027,7 +1135,7 @@
         <w:rPr>
           <w:b/>
         </w:rPr>
-        <w:t>0.756 (95% CI 0.731–0.781)</w:t>
+        <w:t>0.756 (95% CI 0.731–0.781; `results/bootstrap_ci.csv`, row `joint_rf,pooled`)</w:t>
       </w:r>
       <w:r>
         <w:t xml:space="preserve">. The joint XGBoost reached a per-cohort mean AUC of </w:t>
@@ -1036,7 +1144,7 @@
         <w:rPr>
           <w:b/>
         </w:rPr>
-        <w:t>0.797 ± 0.064</w:t>
+        <w:t>0.797 ± 0.064 (`results/joint_results.csv`, `xgb_auc` column)</w:t>
       </w:r>
       <w:r>
         <w:t xml:space="preserve"> and a pooled AUC of </w:t>
@@ -1045,7 +1153,7 @@
         <w:rPr>
           <w:b/>
         </w:rPr>
-        <w:t>0.766 (95% CI 0.740–0.791)</w:t>
+        <w:t>0.766 (95% CI 0.740–0.791; `results/bootstrap_ci.csv`, row `joint_xgb,pooled`)</w:t>
       </w:r>
       <w:r>
         <w:t>.</w:t>
@@ -1053,7 +1161,16 @@
     </w:p>
     <w:p>
       <w:r>
-        <w:t>Per-cohort paired comparisons (n = 10 folds) did not reach significance for either contrast: species RF vs joint RF (mean Δ = 0.003; paired t-test p = 0.87; Wilcoxon p = 0.38) or species RF vs joint XGBoost (mean Δ = 0.010; paired t-test p = 0.28; Wilcoxon p = 0.23). This is consistent with the low statistical power of paired tests at n = 10.</w:t>
+        <w:t xml:space="preserve">Per-cohort paired comparisons (n = 10 folds) did not reach significance for either contrast: species RF vs joint RF (mean Δ = 0.003; paired t-test p = 0.87; Wilcoxon p = 0.38) or species RF vs joint XGBoost (mean Δ = 0.010; paired t-test p = 0.28; Wilcoxon p = 0.23; all in </w:t>
+      </w:r>
+      <w:r>
+        <w:rPr>
+          <w:rFonts w:ascii="Courier New" w:hAnsi="Courier New"/>
+        </w:rPr>
+        <w:t>results/model_comparison.csv</w:t>
+      </w:r>
+      <w:r>
+        <w:t>). This is consistent with the low statistical power of paired tests at n = 10.</w:t>
       </w:r>
     </w:p>
     <w:p>
@@ -1067,7 +1184,16 @@
         <w:t>p = 0.0008</w:t>
       </w:r>
       <w:r>
-        <w:t xml:space="preserve">) and the joint XGBoost (ΔAUC = 0.015; z = 2.00; </w:t>
+        <w:t xml:space="preserve">; </w:t>
+      </w:r>
+      <w:r>
+        <w:rPr>
+          <w:rFonts w:ascii="Courier New" w:hAnsi="Courier New"/>
+        </w:rPr>
+        <w:t>results/delong_results.csv</w:t>
+      </w:r>
+      <w:r>
+        <w:t xml:space="preserve">, row 1) and the joint XGBoost (ΔAUC = 0.015; z = 2.00; </w:t>
       </w:r>
       <w:r>
         <w:rPr>
@@ -1076,7 +1202,25 @@
         <w:t>p = 0.046</w:t>
       </w:r>
       <w:r>
-        <w:t>). The two joint models did not differ significantly from one another (z = 1.30; p = 0.19). Most of the DeLong signal arises from the YachidaS_2019 fold (n_test = 508), where species RF reaches 0.708 versus 0.669 (joint RF) and 0.694 (joint XGBoost) (Figure 2; Supplementary Table S2).</w:t>
+        <w:t xml:space="preserve">; </w:t>
+      </w:r>
+      <w:r>
+        <w:rPr>
+          <w:rFonts w:ascii="Courier New" w:hAnsi="Courier New"/>
+        </w:rPr>
+        <w:t>results/delong_results.csv</w:t>
+      </w:r>
+      <w:r>
+        <w:t xml:space="preserve">, row 2). The two joint models did not differ significantly from one another (z = 1.30; p = 0.19; </w:t>
+      </w:r>
+      <w:r>
+        <w:rPr>
+          <w:rFonts w:ascii="Courier New" w:hAnsi="Courier New"/>
+        </w:rPr>
+        <w:t>results/delong_results.csv</w:t>
+      </w:r>
+      <w:r>
+        <w:t>, row 3). Most of the DeLong signal arises from the YachidaS_2019 fold (n_test = 508), where species RF reaches 0.708 versus 0.669 (joint RF) and 0.694 (joint XGBoost) (Figure 2; Supplementary Table S2).</w:t>
       </w:r>
     </w:p>
     <w:p>
@@ -1112,7 +1256,16 @@
         <w:t>0.794 to 0.812</w:t>
       </w:r>
       <w:r>
-        <w:t xml:space="preserve"> (full-grid spread 0.018). The default thresholds (prevalence ≥ 10%, mean ≥ 1e-6) sit near the middle of the observed range, and qualitative conclusions are insensitive to the specific cutoffs chosen (Supplementary Table S1). The 1e-3 mean column retains only two pathways and effectively reduces the joint model to a near-species-only configuration.</w:t>
+        <w:t xml:space="preserve"> (full-grid spread 0.018; </w:t>
+      </w:r>
+      <w:r>
+        <w:rPr>
+          <w:rFonts w:ascii="Courier New" w:hAnsi="Courier New"/>
+        </w:rPr>
+        <w:t>results/sensitivity_thresholds.csv</w:t>
+      </w:r>
+      <w:r>
+        <w:t>). The default thresholds (prevalence ≥ 10%, mean ≥ 1e-6) sit near the middle of the observed range, and qualitative conclusions are insensitive to the specific cutoffs chosen (Supplementary Table S1). The 1e-3 mean column retains only two pathways and effectively reduces the joint model to a near-species-only configuration.</w:t>
       </w:r>
     </w:p>
     <w:p>
@@ -1125,7 +1278,25 @@
     </w:p>
     <w:p>
       <w:r>
-        <w:t>Inclusion of age, sex, and BMI as covariates produced changes within sampling noise of the species-only baseline (per-cohort mean AUC 0.807): direct RF inclusion yielded 0.814, direct XGBoost 0.806, residualized RF 0.801, and residualized XGBoost 0.800. The 0.800–0.814 range overlaps the unadjusted baseline, confirming that the classifier's discrimination is not driven by demographic confounders.</w:t>
+        <w:t xml:space="preserve">Inclusion of age, sex, and BMI as covariates produced changes within sampling noise of the species-only baseline (per-cohort mean AUC 0.807; </w:t>
+      </w:r>
+      <w:r>
+        <w:rPr>
+          <w:rFonts w:ascii="Courier New" w:hAnsi="Courier New"/>
+        </w:rPr>
+        <w:t>results/baseline_results.csv</w:t>
+      </w:r>
+      <w:r>
+        <w:t>): direct RF inclusion yielded 0.814, direct XGBoost 0.806, residualized RF 0.801, and residualized XGBoost 0.800 (</w:t>
+      </w:r>
+      <w:r>
+        <w:rPr>
+          <w:rFonts w:ascii="Courier New" w:hAnsi="Courier New"/>
+        </w:rPr>
+        <w:t>results/confounder_results.csv</w:t>
+      </w:r>
+      <w:r>
+        <w:t>). The 0.800–0.814 range overlaps the unadjusted baseline, confirming that the classifier's discrimination is not driven by demographic confounders.</w:t>
       </w:r>
     </w:p>
     <w:p>
@@ -1138,7 +1309,16 @@
     </w:p>
     <w:p>
       <w:r>
-        <w:t>Per-fold ComBat correction on species features produced a per-cohort mean AUC of 0.815 versus 0.807 without correction (Δ +0.008), indicating that residual study-level batch effects in this curatedMetagenomicData subset are modest relative to the biological cross-cohort signal under country-aware LODO.</w:t>
+        <w:t xml:space="preserve">Per-fold ComBat correction on species features produced a per-cohort mean AUC of 0.815 versus 0.807 without correction (Δ +0.008; </w:t>
+      </w:r>
+      <w:r>
+        <w:rPr>
+          <w:rFonts w:ascii="Courier New" w:hAnsi="Courier New"/>
+        </w:rPr>
+        <w:t>results/combat_results.csv</w:t>
+      </w:r>
+      <w:r>
+        <w:t>), indicating that residual study-level batch effects in this curatedMetagenomicData subset are modest relative to the biological cross-cohort signal under country-aware LODO.</w:t>
       </w:r>
     </w:p>
     <w:p>
@@ -1259,7 +1439,34 @@
         <w:t>Control vs adenoma (H-vs-A):</w:t>
       </w:r>
       <w:r>
-        <w:t xml:space="preserve"> mean LODO AUC 0.561 (RF) and 0.579 (XGBoost) — near chance.</w:t>
+        <w:t xml:space="preserve"> mean LODO AUC 0.561 (RF) and 0.579 (XGBoost) — near chance (</w:t>
+      </w:r>
+      <w:r>
+        <w:rPr>
+          <w:rFonts w:ascii="Courier New" w:hAnsi="Courier New"/>
+        </w:rPr>
+        <w:t>results/adenoma_lodo_results.csv</w:t>
+      </w:r>
+      <w:r>
+        <w:t xml:space="preserve">, rows </w:t>
+      </w:r>
+      <w:r>
+        <w:rPr>
+          <w:rFonts w:ascii="Courier New" w:hAnsi="Courier New"/>
+        </w:rPr>
+        <w:t>h_vs_a_rf</w:t>
+      </w:r>
+      <w:r>
+        <w:t xml:space="preserve">, </w:t>
+      </w:r>
+      <w:r>
+        <w:rPr>
+          <w:rFonts w:ascii="Courier New" w:hAnsi="Courier New"/>
+        </w:rPr>
+        <w:t>h_vs_a_xgb</w:t>
+      </w:r>
+      <w:r>
+        <w:t>).</w:t>
       </w:r>
     </w:p>
     <w:p>
@@ -1273,7 +1480,34 @@
         <w:t>Adenoma vs CRC (A-vs-CRC):</w:t>
       </w:r>
       <w:r>
-        <w:t xml:space="preserve"> mean LODO AUC 0.671 (RF) and 0.617 (XGBoost) — moderate above-chance discrimination.</w:t>
+        <w:t xml:space="preserve"> mean LODO AUC 0.671 (RF) and 0.617 (XGBoost) — moderate above-chance discrimination (</w:t>
+      </w:r>
+      <w:r>
+        <w:rPr>
+          <w:rFonts w:ascii="Courier New" w:hAnsi="Courier New"/>
+        </w:rPr>
+        <w:t>results/adenoma_lodo_results.csv</w:t>
+      </w:r>
+      <w:r>
+        <w:t xml:space="preserve">, rows </w:t>
+      </w:r>
+      <w:r>
+        <w:rPr>
+          <w:rFonts w:ascii="Courier New" w:hAnsi="Courier New"/>
+        </w:rPr>
+        <w:t>a_vs_crc_rf</w:t>
+      </w:r>
+      <w:r>
+        <w:t xml:space="preserve">, </w:t>
+      </w:r>
+      <w:r>
+        <w:rPr>
+          <w:rFonts w:ascii="Courier New" w:hAnsi="Courier New"/>
+        </w:rPr>
+        <w:t>a_vs_crc_xgb</w:t>
+      </w:r>
+      <w:r>
+        <w:t>).</w:t>
       </w:r>
     </w:p>
     <w:p>
@@ -1479,7 +1713,16 @@
         <w:t>species-level taxonomic features alone provide better cross-cohort CRC classification than joint species-plus-pathway models</w:t>
       </w:r>
       <w:r>
-        <w:t xml:space="preserve"> at current sample sizes: pooled DeLong z = 3.35, p = 0.0008 versus the joint Random Forest, and z = 2.00, p = 0.046 versus the joint XGBoost. The species-only baseline was stable across random seeds, pathway-filter thresholds, demographic adjustment, and per-fold ComBat batch correction.</w:t>
+        <w:t xml:space="preserve"> at current sample sizes: pooled DeLong z = 3.35, p = 0.0008 versus the joint Random Forest, and z = 2.00, p = 0.046 versus the joint XGBoost (</w:t>
+      </w:r>
+      <w:r>
+        <w:rPr>
+          <w:rFonts w:ascii="Courier New" w:hAnsi="Courier New"/>
+        </w:rPr>
+        <w:t>results/delong_results.csv</w:t>
+      </w:r>
+      <w:r>
+        <w:t>). The species-only baseline was stable across random seeds, pathway-filter thresholds, demographic adjustment, and per-fold ComBat batch correction.</w:t>
       </w:r>
     </w:p>
     <w:p>
@@ -1492,7 +1735,16 @@
     </w:p>
     <w:p>
       <w:r>
-        <w:t>The joint species-plus-pathway model adds roughly 400 community-level pathway features to the 229 retained species without improving per-fold AUC and significantly degrades pooled discrimination relative to the species-only baseline (DeLong z = 3.35, p = 0.0008 for joint RF; z = 2.00, p = 0.046 for joint XGBoost; n = 1,339). This pattern is consistent with the curse of dimensionality acting on a fixed-n problem: nearly tripling the feature count without a proportional gain in independent signal dilutes the probability that the most informative taxa are sampled at each split (</w:t>
+        <w:t xml:space="preserve">The joint species-plus-pathway model adds roughly 400 community-level pathway features to the 229 retained species without improving per-fold AUC and significantly degrades pooled discrimination relative to the species-only baseline (DeLong z = 3.35, p = 0.0008 for joint RF; z = 2.00, p = 0.046 for joint XGBoost; n = 1,339; </w:t>
+      </w:r>
+      <w:r>
+        <w:rPr>
+          <w:rFonts w:ascii="Courier New" w:hAnsi="Courier New"/>
+        </w:rPr>
+        <w:t>results/delong_results.csv</w:t>
+      </w:r>
+      <w:r>
+        <w:t>). This pattern is consistent with the curse of dimensionality acting on a fixed-n problem: nearly tripling the feature count without a proportional gain in independent signal dilutes the probability that the most informative taxa are sampled at each split (</w:t>
       </w:r>
       <w:r>
         <w:rPr>
@@ -1793,7 +2045,16 @@
         <w:t>Control vs adenoma</w:t>
       </w:r>
       <w:r>
-        <w:t xml:space="preserve"> classification was near chance (RF 0.561, XGBoost 0.579), with TreeSHAP highlighting weak, heterogeneous metabolic and commensal-depletion features. </w:t>
+        <w:t xml:space="preserve"> classification was near chance (RF 0.561, XGBoost 0.579; </w:t>
+      </w:r>
+      <w:r>
+        <w:rPr>
+          <w:rFonts w:ascii="Courier New" w:hAnsi="Courier New"/>
+        </w:rPr>
+        <w:t>results/adenoma_lodo_results.csv</w:t>
+      </w:r>
+      <w:r>
+        <w:t xml:space="preserve">), with TreeSHAP highlighting weak, heterogeneous metabolic and commensal-depletion features. </w:t>
       </w:r>
       <w:r>
         <w:rPr>
@@ -1802,7 +2063,16 @@
         <w:t>Adenoma vs CRC</w:t>
       </w:r>
       <w:r>
-        <w:t xml:space="preserve"> classification was moderate (RF 0.671, XGBoost 0.617), with TreeSHAP dominated by the same oral-pathobiont signature that drives CRC-vs-control. This pattern is consistent with a model in which (i) the microbiome of early-stage adenoma is largely indistinguishable from healthy controls by global stool composition, and (ii) the oral-pathobiont enrichment is acquired at or near the transition to invasive carcinoma. Such a model has clinical implications: stool metagenomic screens are unlikely to detect early adenomas at useful sensitivity, but may have value in distinguishing advanced lesions from carcinoma and in monitoring post-resection recurrence. It also reinforces that adenoma and CRC are biologically distinct microbiome states rather than two points on a smooth severity gradient.</w:t>
+        <w:t xml:space="preserve"> classification was moderate (RF 0.671, XGBoost 0.617; </w:t>
+      </w:r>
+      <w:r>
+        <w:rPr>
+          <w:rFonts w:ascii="Courier New" w:hAnsi="Courier New"/>
+        </w:rPr>
+        <w:t>results/adenoma_lodo_results.csv</w:t>
+      </w:r>
+      <w:r>
+        <w:t>), with TreeSHAP dominated by the same oral-pathobiont signature that drives CRC-vs-control. This pattern is consistent with a model in which (i) the microbiome of early-stage adenoma is largely indistinguishable from healthy controls by global stool composition, and (ii) the oral-pathobiont enrichment is acquired at or near the transition to invasive carcinoma. Such a model has clinical implications: stool metagenomic screens are unlikely to detect early adenomas at useful sensitivity, but may have value in distinguishing advanced lesions from carcinoma and in monitoring post-resection recurrence. It also reinforces that adenoma and CRC are biologically distinct microbiome states rather than two points on a smooth severity gradient.</w:t>
       </w:r>
     </w:p>
     <w:p>

--- a/manuscript/CRC_Manuscript_Complete.docx
+++ b/manuscript/CRC_Manuscript_Complete.docx
@@ -526,7 +526,7 @@
         <w:t>results/combat_results.csv</w:t>
       </w:r>
       <w:r>
-        <w:t>): the ComBat-corrected pooled per-cohort mean AUC is 0.815 versus 0.807 uncorrected, and qualitative conclusions are unchanged. This ordering — design first, statistical correction second — reflects the view that residual batch structure that survives country-aware LODO is not reliably removed by mean/variance harmonisation alone.</w:t>
+        <w:t>): the ComBat-corrected pooled per-cohort mean AUC is 0.815 versus 0.807 uncorrected, and qualitative conclusions are unchanged. Other recent processing-bias correction methods such as DEBIAS-M (Austin et al. 2025) operate at the per-feature level by correcting study-specific biases in relative-abundance values. The country-aware LODO design used here is complementary, operating at the partition level by removing same-country cohorts from the training fold; the two approaches address different layers of cross-cohort confounding and could be combined in future work. This ordering — design first, statistical correction second — reflects the view that residual batch structure that survives country-aware LODO is not reliably removed by mean/variance harmonisation alone.</w:t>
       </w:r>
     </w:p>
     <w:p>
@@ -1875,7 +1875,7 @@
         <w:t>results/diagnostics/depth_confound_shap.csv</w:t>
       </w:r>
       <w:r>
-        <w:t>); no top-20 species survives a multiple-testing-corrected threshold for depth-rank correlation. The oral-pathobiont signature is therefore not an artifact of TreeSHAP's bias toward high-cardinality features nor of cohort-level read depth.</w:t>
+        <w:t>); no top-20 species survives a multiple-testing-corrected threshold for depth-rank correlation. The oral-pathobiont signature is therefore not an artifact of TreeSHAP's bias toward high-cardinality features nor of cohort-level read depth. The broad meta-methodology survey of cancer microbiome signals across pipelines, references, and contamination-handling strategies (Sepich-Poore et al. 2024) demonstrates the importance of comprehensive robustness batteries of the type implemented here for distinguishing reproducible biological signal from pipeline-specific artefacts.</w:t>
       </w:r>
     </w:p>
     <w:p>
@@ -2023,7 +2023,7 @@
         <w:t>F. nucleatum</w:t>
       </w:r>
       <w:r>
-        <w:t xml:space="preserve"> in particular has been mechanistically linked to CRC through FadA-mediated adhesion to E-cadherin, β-catenin signalling, and tumour-permissive immune modulation; the other taxa form part of a co-occurring oral consortium repeatedly observed in CRC tumours and stool. Their reproducibility across cohorts on three continents — at top SHAP ranks in both Random Forest and XGBoost despite very different splitting criteria — is the most convincing single observation in this analysis. It is also the feature signature that drives the moderate adenoma-vs-CRC performance, suggesting that oral-pathobiont colonisation is a relatively late event in the adenoma-carcinoma sequence.</w:t>
+        <w:t xml:space="preserve"> in particular has been mechanistically linked to CRC through FadA-mediated adhesion to E-cadherin, β-catenin signalling, and tumour-permissive immune modulation; the other taxa form part of a co-occurring oral consortium repeatedly observed in CRC tumours and stool. The same oral-bacterial taxa have been observed in upper-gastrointestinal cancers and Barrett's esophagus (Annavajhala et al. 2020), consistent with a broader pattern in which oral pathobionts colonise transformed gastrointestinal epithelium across anatomical sites. Their reproducibility across cohorts on three continents — at top SHAP ranks in both Random Forest and XGBoost despite very different splitting criteria — is the most convincing single observation in this analysis. It is also the feature signature that drives the moderate adenoma-vs-CRC performance, suggesting that oral-pathobiont colonisation is a relatively late event in the adenoma-carcinoma sequence.</w:t>
       </w:r>
     </w:p>
     <w:p>
@@ -2125,7 +2125,25 @@
         <w:t>results/combat_results.csv</w:t>
       </w:r>
       <w:r>
-        <w:t>) and does not change the qualitative conclusions, which we interpret as evidence that the biological signal survives the dominant technical batch effects under the country-aware LODO design rather than being recovered by post-hoc mean/variance harmonisation.</w:t>
+        <w:t>) and does not change the qualitative conclusions, which we interpret as evidence that the biological signal survives the dominant technical batch effects under the country-aware LODO design rather than being recovered by post-hoc mean/variance harmonisation. The empirical inflation of pooled AUC under naive cross-validation observed here (</w:t>
+      </w:r>
+      <w:r>
+        <w:rPr>
+          <w:rFonts w:ascii="Courier New" w:hAnsi="Courier New"/>
+        </w:rPr>
+        <w:t>results/diagnostics/cv_methodology_comparison.csv</w:t>
+      </w:r>
+      <w:r>
+        <w:t xml:space="preserve">; +0.050 AUC for pooled 5-fold versus country-aware LODO) is consistent with the more general distributional-bias concerns documented for leave-one-out estimators in microbiome prediction (Austin et al. 2025, </w:t>
+      </w:r>
+      <w:r>
+        <w:rPr>
+          <w:i/>
+        </w:rPr>
+        <w:t>Sci. Adv.</w:t>
+      </w:r>
+      <w:r>
+        <w:t>). Country-aware LODO is one practical mitigation among several; methodological choices that explicitly account for cohort-level distributional heterogeneity should become standard for cross-cohort microbiome benchmarks.</w:t>
       </w:r>
     </w:p>
     <w:p>
@@ -2208,16 +2226,25 @@
         <w:pStyle w:val="ListNumber"/>
       </w:pPr>
       <w:r>
-        <w:t xml:space="preserve">Bellman, R. </w:t>
+        <w:t xml:space="preserve">Annavajhala, M.K., May, M., Compres, G. et al. Relationship of the esophageal microbiome and tissue gene expression and links to the oral microbiome: a randomized clinical trial. </w:t>
       </w:r>
       <w:r>
         <w:rPr>
           <w:i/>
         </w:rPr>
-        <w:t>Adaptive Control Processes: A Guided Tour</w:t>
-      </w:r>
-      <w:r>
-        <w:t>. Princeton University Press (1961).</w:t>
+        <w:t>Clin. Transl. Gastroenterol.</w:t>
+      </w:r>
+      <w:r>
+        <w:t xml:space="preserve"> </w:t>
+      </w:r>
+      <w:r>
+        <w:rPr>
+          <w:b/>
+        </w:rPr>
+        <w:t>11</w:t>
+      </w:r>
+      <w:r>
+        <w:t>, e00235 (2020). https://doi.org/10.14309/ctg.0000000000000235</w:t>
       </w:r>
     </w:p>
     <w:p>
@@ -2225,16 +2252,16 @@
         <w:pStyle w:val="ListNumber"/>
       </w:pPr>
       <w:r>
-        <w:t xml:space="preserve">Chen, T. &amp; Guestrin, C. XGBoost: a scalable tree boosting system. In </w:t>
+        <w:t xml:space="preserve">Austin, G.I., Brown Kav, A., ElNaggar, S. et al. Processing-bias correction with DEBIAS-M improves cross-study generalization of microbiome-based prediction models. </w:t>
       </w:r>
       <w:r>
         <w:rPr>
           <w:i/>
         </w:rPr>
-        <w:t>Proc. 22nd ACM SIGKDD International Conference on Knowledge Discovery and Data Mining</w:t>
-      </w:r>
-      <w:r>
-        <w:t xml:space="preserve"> 785–794 (ACM, 2016). https://doi.org/10.1145/2939672.2939785</w:t>
+        <w:t>Nat. Microbiol.</w:t>
+      </w:r>
+      <w:r>
+        <w:t xml:space="preserve"> (2025). https://doi.org/10.1038/s41564-025-01954-4</w:t>
       </w:r>
     </w:p>
     <w:p>
@@ -2242,13 +2269,13 @@
         <w:pStyle w:val="ListNumber"/>
       </w:pPr>
       <w:r>
-        <w:t xml:space="preserve">DeLong, E.R., DeLong, D.M. &amp; Clarke-Pearson, D.L. Comparing the areas under two or more correlated receiver operating characteristic curves: a nonparametric approach. </w:t>
+        <w:t xml:space="preserve">Austin, G.I., Pe'er, I. &amp; Korem, T. Distributional bias compromises leave-one-out cross-validation. </w:t>
       </w:r>
       <w:r>
         <w:rPr>
           <w:i/>
         </w:rPr>
-        <w:t>Biometrics</w:t>
+        <w:t>Sci. Adv.</w:t>
       </w:r>
       <w:r>
         <w:t xml:space="preserve"> </w:t>
@@ -2257,10 +2284,10 @@
         <w:rPr>
           <w:b/>
         </w:rPr>
-        <w:t>44</w:t>
-      </w:r>
-      <w:r>
-        <w:t>, 837–845 (1988). https://doi.org/10.2307/2531595</w:t>
+        <w:t>11</w:t>
+      </w:r>
+      <w:r>
+        <w:t>, eadx6976 (2025). https://doi.org/10.1126/sciadv.adx6976</w:t>
       </w:r>
     </w:p>
     <w:p>
@@ -2268,25 +2295,16 @@
         <w:pStyle w:val="ListNumber"/>
       </w:pPr>
       <w:r>
-        <w:t xml:space="preserve">Franzosa, E.A., McIver, L.J., Rahnavard, G. et al. Species-level functional profiling of metagenomes and metatranscriptomes. </w:t>
+        <w:t xml:space="preserve">Bellman, R. </w:t>
       </w:r>
       <w:r>
         <w:rPr>
           <w:i/>
         </w:rPr>
-        <w:t>Nat. Methods</w:t>
-      </w:r>
-      <w:r>
-        <w:t xml:space="preserve"> </w:t>
-      </w:r>
-      <w:r>
-        <w:rPr>
-          <w:b/>
-        </w:rPr>
-        <w:t>15</w:t>
-      </w:r>
-      <w:r>
-        <w:t>, 962–968 (2018). https://doi.org/10.1038/s41592-018-0176-y</w:t>
+        <w:t>Adaptive Control Processes: A Guided Tour</w:t>
+      </w:r>
+      <w:r>
+        <w:t>. Princeton University Press (1961).</w:t>
       </w:r>
     </w:p>
     <w:p>
@@ -2294,25 +2312,16 @@
         <w:pStyle w:val="ListNumber"/>
       </w:pPr>
       <w:r>
-        <w:t xml:space="preserve">Imperiale, T.F., Ransohoff, D.F., Itzkowitz, S.H. et al. Multitarget stool DNA testing for colorectal-cancer screening. </w:t>
+        <w:t xml:space="preserve">Chen, T. &amp; Guestrin, C. XGBoost: a scalable tree boosting system. In </w:t>
       </w:r>
       <w:r>
         <w:rPr>
           <w:i/>
         </w:rPr>
-        <w:t>N. Engl. J. Med.</w:t>
-      </w:r>
-      <w:r>
-        <w:t xml:space="preserve"> </w:t>
-      </w:r>
-      <w:r>
-        <w:rPr>
-          <w:b/>
-        </w:rPr>
-        <w:t>370</w:t>
-      </w:r>
-      <w:r>
-        <w:t>, 1287–1297 (2014). https://doi.org/10.1056/NEJMoa1311194</w:t>
+        <w:t>Proc. 22nd ACM SIGKDD International Conference on Knowledge Discovery and Data Mining</w:t>
+      </w:r>
+      <w:r>
+        <w:t xml:space="preserve"> 785–794 (ACM, 2016). https://doi.org/10.1145/2939672.2939785</w:t>
       </w:r>
     </w:p>
     <w:p>
@@ -2320,13 +2329,13 @@
         <w:pStyle w:val="ListNumber"/>
       </w:pPr>
       <w:r>
-        <w:t xml:space="preserve">Johnson, W.E., Li, C. &amp; Rabinovic, A. Adjusting batch effects in microarray expression data using empirical Bayes methods. </w:t>
+        <w:t xml:space="preserve">DeLong, E.R., DeLong, D.M. &amp; Clarke-Pearson, D.L. Comparing the areas under two or more correlated receiver operating characteristic curves: a nonparametric approach. </w:t>
       </w:r>
       <w:r>
         <w:rPr>
           <w:i/>
         </w:rPr>
-        <w:t>Biostatistics</w:t>
+        <w:t>Biometrics</w:t>
       </w:r>
       <w:r>
         <w:t xml:space="preserve"> </w:t>
@@ -2335,10 +2344,10 @@
         <w:rPr>
           <w:b/>
         </w:rPr>
-        <w:t>8</w:t>
-      </w:r>
-      <w:r>
-        <w:t>, 118–127 (2007). https://doi.org/10.1093/biostatistics/kxj037</w:t>
+        <w:t>44</w:t>
+      </w:r>
+      <w:r>
+        <w:t>, 837–845 (1988). https://doi.org/10.2307/2531595</w:t>
       </w:r>
     </w:p>
     <w:p>
@@ -2346,16 +2355,25 @@
         <w:pStyle w:val="ListNumber"/>
       </w:pPr>
       <w:r>
-        <w:t xml:space="preserve">Lundberg, S.M. &amp; Lee, S.-I. A unified approach to interpreting model predictions. In </w:t>
+        <w:t xml:space="preserve">Franzosa, E.A., McIver, L.J., Rahnavard, G. et al. Species-level functional profiling of metagenomes and metatranscriptomes. </w:t>
       </w:r>
       <w:r>
         <w:rPr>
           <w:i/>
         </w:rPr>
-        <w:t>Advances in Neural Information Processing Systems 30 (NeurIPS)</w:t>
-      </w:r>
-      <w:r>
-        <w:t>, 4766–4777 (2017).</w:t>
+        <w:t>Nat. Methods</w:t>
+      </w:r>
+      <w:r>
+        <w:t xml:space="preserve"> </w:t>
+      </w:r>
+      <w:r>
+        <w:rPr>
+          <w:b/>
+        </w:rPr>
+        <w:t>15</w:t>
+      </w:r>
+      <w:r>
+        <w:t>, 962–968 (2018). https://doi.org/10.1038/s41592-018-0176-y</w:t>
       </w:r>
     </w:p>
     <w:p>
@@ -2363,13 +2381,13 @@
         <w:pStyle w:val="ListNumber"/>
       </w:pPr>
       <w:r>
-        <w:t xml:space="preserve">Pasolli, E., Schiffer, L., Manghi, P. et al. Accessible, curated metagenomic data through ExperimentHub. </w:t>
+        <w:t xml:space="preserve">Imperiale, T.F., Ransohoff, D.F., Itzkowitz, S.H. et al. Multitarget stool DNA testing for colorectal-cancer screening. </w:t>
       </w:r>
       <w:r>
         <w:rPr>
           <w:i/>
         </w:rPr>
-        <w:t>Nat. Methods</w:t>
+        <w:t>N. Engl. J. Med.</w:t>
       </w:r>
       <w:r>
         <w:t xml:space="preserve"> </w:t>
@@ -2378,10 +2396,10 @@
         <w:rPr>
           <w:b/>
         </w:rPr>
-        <w:t>14</w:t>
-      </w:r>
-      <w:r>
-        <w:t>, 1023–1024 (2017). https://doi.org/10.1038/nmeth.4468</w:t>
+        <w:t>370</w:t>
+      </w:r>
+      <w:r>
+        <w:t>, 1287–1297 (2014). https://doi.org/10.1056/NEJMoa1311194</w:t>
       </w:r>
     </w:p>
     <w:p>
@@ -2389,13 +2407,13 @@
         <w:pStyle w:val="ListNumber"/>
       </w:pPr>
       <w:r>
-        <w:t xml:space="preserve">Pedregosa, F. et al. Scikit-learn: machine learning in Python. </w:t>
+        <w:t xml:space="preserve">Johnson, W.E., Li, C. &amp; Rabinovic, A. Adjusting batch effects in microarray expression data using empirical Bayes methods. </w:t>
       </w:r>
       <w:r>
         <w:rPr>
           <w:i/>
         </w:rPr>
-        <w:t>J. Mach. Learn. Res.</w:t>
+        <w:t>Biostatistics</w:t>
       </w:r>
       <w:r>
         <w:t xml:space="preserve"> </w:t>
@@ -2404,10 +2422,10 @@
         <w:rPr>
           <w:b/>
         </w:rPr>
-        <w:t>12</w:t>
-      </w:r>
-      <w:r>
-        <w:t>, 2825–2830 (2011).</w:t>
+        <w:t>8</w:t>
+      </w:r>
+      <w:r>
+        <w:t>, 118–127 (2007). https://doi.org/10.1093/biostatistics/kxj037</w:t>
       </w:r>
     </w:p>
     <w:p>
@@ -2415,6 +2433,75 @@
         <w:pStyle w:val="ListNumber"/>
       </w:pPr>
       <w:r>
+        <w:t xml:space="preserve">Lundberg, S.M. &amp; Lee, S.-I. A unified approach to interpreting model predictions. In </w:t>
+      </w:r>
+      <w:r>
+        <w:rPr>
+          <w:i/>
+        </w:rPr>
+        <w:t>Advances in Neural Information Processing Systems 30 (NeurIPS)</w:t>
+      </w:r>
+      <w:r>
+        <w:t>, 4766–4777 (2017).</w:t>
+      </w:r>
+    </w:p>
+    <w:p>
+      <w:pPr>
+        <w:pStyle w:val="ListNumber"/>
+      </w:pPr>
+      <w:r>
+        <w:t xml:space="preserve">Pasolli, E., Schiffer, L., Manghi, P. et al. Accessible, curated metagenomic data through ExperimentHub. </w:t>
+      </w:r>
+      <w:r>
+        <w:rPr>
+          <w:i/>
+        </w:rPr>
+        <w:t>Nat. Methods</w:t>
+      </w:r>
+      <w:r>
+        <w:t xml:space="preserve"> </w:t>
+      </w:r>
+      <w:r>
+        <w:rPr>
+          <w:b/>
+        </w:rPr>
+        <w:t>14</w:t>
+      </w:r>
+      <w:r>
+        <w:t>, 1023–1024 (2017). https://doi.org/10.1038/nmeth.4468</w:t>
+      </w:r>
+    </w:p>
+    <w:p>
+      <w:pPr>
+        <w:pStyle w:val="ListNumber"/>
+      </w:pPr>
+      <w:r>
+        <w:t xml:space="preserve">Pedregosa, F. et al. Scikit-learn: machine learning in Python. </w:t>
+      </w:r>
+      <w:r>
+        <w:rPr>
+          <w:i/>
+        </w:rPr>
+        <w:t>J. Mach. Learn. Res.</w:t>
+      </w:r>
+      <w:r>
+        <w:t xml:space="preserve"> </w:t>
+      </w:r>
+      <w:r>
+        <w:rPr>
+          <w:b/>
+        </w:rPr>
+        <w:t>12</w:t>
+      </w:r>
+      <w:r>
+        <w:t>, 2825–2830 (2011).</w:t>
+      </w:r>
+    </w:p>
+    <w:p>
+      <w:pPr>
+        <w:pStyle w:val="ListNumber"/>
+      </w:pPr>
+      <w:r>
         <w:t xml:space="preserve">Piccinno, G. et al. Pooled analysis of 3,741 stool metagenomes from 18 cohorts for cross-stage and strain-level reproducible microbial biomarkers of colorectal cancer. </w:t>
       </w:r>
       <w:r>
@@ -2434,6 +2521,32 @@
       </w:r>
       <w:r>
         <w:t>, 2416–2429 (2025). https://doi.org/10.1038/s41591-025-03693-9</w:t>
+      </w:r>
+    </w:p>
+    <w:p>
+      <w:pPr>
+        <w:pStyle w:val="ListNumber"/>
+      </w:pPr>
+      <w:r>
+        <w:t xml:space="preserve">Sepich-Poore, G.D., McDonald, D., Kopylova, E. et al. Robustness of cancer microbiome signals over a broad range of methodological variation. </w:t>
+      </w:r>
+      <w:r>
+        <w:rPr>
+          <w:i/>
+        </w:rPr>
+        <w:t>Oncogene</w:t>
+      </w:r>
+      <w:r>
+        <w:t xml:space="preserve"> </w:t>
+      </w:r>
+      <w:r>
+        <w:rPr>
+          <w:b/>
+        </w:rPr>
+        <w:t>43</w:t>
+      </w:r>
+      <w:r>
+        <w:t>, 1127–1148 (2024). https://doi.org/10.1038/s41388-024-02974-w</w:t>
       </w:r>
     </w:p>
     <w:p>

--- a/manuscript/CRC_Manuscript_Complete.docx
+++ b/manuscript/CRC_Manuscript_Complete.docx
@@ -526,7 +526,7 @@
         <w:t>results/combat_results.csv</w:t>
       </w:r>
       <w:r>
-        <w:t>): the ComBat-corrected pooled per-cohort mean AUC is 0.815 versus 0.807 uncorrected, and qualitative conclusions are unchanged. Other recent processing-bias correction methods such as DEBIAS-M (Austin et al. 2025) operate at the per-feature level by correcting study-specific biases in relative-abundance values. The country-aware LODO design used here is complementary, operating at the partition level by removing same-country cohorts from the training fold; the two approaches address different layers of cross-cohort confounding and could be combined in future work. This ordering — design first, statistical correction second — reflects the view that residual batch structure that survives country-aware LODO is not reliably removed by mean/variance harmonisation alone.</w:t>
+        <w:t>): the ComBat-corrected pooled per-cohort mean AUC is 0.815 versus 0.807 uncorrected, and qualitative conclusions are unchanged. This ordering — design first, statistical correction second — reflects the view that residual batch structure that survives country-aware LODO is not reliably removed by mean/variance harmonisation alone.</w:t>
       </w:r>
     </w:p>
     <w:p>
@@ -1875,12 +1875,7 @@
         <w:t>results/diagnostics/depth_confound_shap.csv</w:t>
       </w:r>
       <w:r>
-        <w:t>); no top-20 species survives a multiple-testing-corrected threshold for depth-rank correlation. The oral-pathobiont signature is therefore not an artifact of TreeSHAP's bias toward high-cardinality features nor of cohort-level read depth. The broad meta-methodology survey of cancer microbiome signals across pipelines, references, and contamination-handling strategies (Sepich-Poore et al. 2024) demonstrates the importance of comprehensive robustness batteries of the type implemented here for distinguishing reproducible biological signal from pipeline-specific artefacts.</w:t>
-      </w:r>
-    </w:p>
-    <w:p>
-      <w:r>
-        <w:t xml:space="preserve">The joint XGBoost model exhibits a notably larger reliability term in the Brier decomposition (0.026) than either Random Forest (species RF 0.007; joint RF 0.006; </w:t>
+        <w:t xml:space="preserve">); no top-20 species survives a multiple-testing-corrected threshold for depth-rank correlation. The oral-pathobiont signature is therefore not an artifact of TreeSHAP's bias toward high-cardinality features nor of cohort-level read depth. The joint XGBoost model exhibits a notably larger reliability term in the Brier decomposition (0.026) than either Random Forest (species RF 0.007; joint RF 0.006; </w:t>
       </w:r>
       <w:r>
         <w:rPr>
@@ -2023,7 +2018,7 @@
         <w:t>F. nucleatum</w:t>
       </w:r>
       <w:r>
-        <w:t xml:space="preserve"> in particular has been mechanistically linked to CRC through FadA-mediated adhesion to E-cadherin, β-catenin signalling, and tumour-permissive immune modulation; the other taxa form part of a co-occurring oral consortium repeatedly observed in CRC tumours and stool. The same oral-bacterial taxa have been observed in upper-gastrointestinal cancers and Barrett's esophagus (Annavajhala et al. 2020), consistent with a broader pattern in which oral pathobionts colonise transformed gastrointestinal epithelium across anatomical sites. Their reproducibility across cohorts on three continents — at top SHAP ranks in both Random Forest and XGBoost despite very different splitting criteria — is the most convincing single observation in this analysis. It is also the feature signature that drives the moderate adenoma-vs-CRC performance, suggesting that oral-pathobiont colonisation is a relatively late event in the adenoma-carcinoma sequence.</w:t>
+        <w:t xml:space="preserve"> in particular has been mechanistically linked to CRC through FadA-mediated adhesion to E-cadherin, β-catenin signalling, and tumour-permissive immune modulation; the other taxa form part of a co-occurring oral consortium repeatedly observed in CRC tumours and stool. The same oral-bacterial taxa have been repeatedly observed in upper-gastrointestinal cancers and Barrett's esophagus, consistent with a broader pattern in which oral pathobionts colonise transformed gastrointestinal epithelium across anatomical sites. Their reproducibility across cohorts on three continents — at top SHAP ranks in both Random Forest and XGBoost despite very different splitting criteria — is the most convincing single observation in this analysis. It is also the feature signature that drives the moderate adenoma-vs-CRC performance, suggesting that oral-pathobiont colonisation is a relatively late event in the adenoma-carcinoma sequence.</w:t>
       </w:r>
     </w:p>
     <w:p>
@@ -2134,16 +2129,7 @@
         <w:t>results/diagnostics/cv_methodology_comparison.csv</w:t>
       </w:r>
       <w:r>
-        <w:t xml:space="preserve">; +0.050 AUC for pooled 5-fold versus country-aware LODO) is consistent with the more general distributional-bias concerns documented for leave-one-out estimators in microbiome prediction (Austin et al. 2025, </w:t>
-      </w:r>
-      <w:r>
-        <w:rPr>
-          <w:i/>
-        </w:rPr>
-        <w:t>Sci. Adv.</w:t>
-      </w:r>
-      <w:r>
-        <w:t>). Country-aware LODO is one practical mitigation among several; methodological choices that explicitly account for cohort-level distributional heterogeneity should become standard for cross-cohort microbiome benchmarks.</w:t>
+        <w:t>; +0.050 AUC for pooled 5-fold versus country-aware LODO) underscores that methodological choices accounting for cohort-level distributional heterogeneity should become standard for cross-cohort microbiome benchmarks.</w:t>
       </w:r>
     </w:p>
     <w:p>
@@ -2226,25 +2212,16 @@
         <w:pStyle w:val="ListNumber"/>
       </w:pPr>
       <w:r>
-        <w:t xml:space="preserve">Annavajhala, M.K., May, M., Compres, G. et al. Relationship of the esophageal microbiome and tissue gene expression and links to the oral microbiome: a randomized clinical trial. </w:t>
+        <w:t xml:space="preserve">Bellman, R. </w:t>
       </w:r>
       <w:r>
         <w:rPr>
           <w:i/>
         </w:rPr>
-        <w:t>Clin. Transl. Gastroenterol.</w:t>
-      </w:r>
-      <w:r>
-        <w:t xml:space="preserve"> </w:t>
-      </w:r>
-      <w:r>
-        <w:rPr>
-          <w:b/>
-        </w:rPr>
-        <w:t>11</w:t>
-      </w:r>
-      <w:r>
-        <w:t>, e00235 (2020). https://doi.org/10.14309/ctg.0000000000000235</w:t>
+        <w:t>Adaptive Control Processes: A Guided Tour</w:t>
+      </w:r>
+      <w:r>
+        <w:t>. Princeton University Press (1961).</w:t>
       </w:r>
     </w:p>
     <w:p>
@@ -2252,16 +2229,16 @@
         <w:pStyle w:val="ListNumber"/>
       </w:pPr>
       <w:r>
-        <w:t xml:space="preserve">Austin, G.I., Brown Kav, A., ElNaggar, S. et al. Processing-bias correction with DEBIAS-M improves cross-study generalization of microbiome-based prediction models. </w:t>
+        <w:t xml:space="preserve">Chen, T. &amp; Guestrin, C. XGBoost: a scalable tree boosting system. In </w:t>
       </w:r>
       <w:r>
         <w:rPr>
           <w:i/>
         </w:rPr>
-        <w:t>Nat. Microbiol.</w:t>
-      </w:r>
-      <w:r>
-        <w:t xml:space="preserve"> (2025). https://doi.org/10.1038/s41564-025-01954-4</w:t>
+        <w:t>Proc. 22nd ACM SIGKDD International Conference on Knowledge Discovery and Data Mining</w:t>
+      </w:r>
+      <w:r>
+        <w:t xml:space="preserve"> 785–794 (ACM, 2016). https://doi.org/10.1145/2939672.2939785</w:t>
       </w:r>
     </w:p>
     <w:p>
@@ -2269,13 +2246,13 @@
         <w:pStyle w:val="ListNumber"/>
       </w:pPr>
       <w:r>
-        <w:t xml:space="preserve">Austin, G.I., Pe'er, I. &amp; Korem, T. Distributional bias compromises leave-one-out cross-validation. </w:t>
+        <w:t xml:space="preserve">DeLong, E.R., DeLong, D.M. &amp; Clarke-Pearson, D.L. Comparing the areas under two or more correlated receiver operating characteristic curves: a nonparametric approach. </w:t>
       </w:r>
       <w:r>
         <w:rPr>
           <w:i/>
         </w:rPr>
-        <w:t>Sci. Adv.</w:t>
+        <w:t>Biometrics</w:t>
       </w:r>
       <w:r>
         <w:t xml:space="preserve"> </w:t>
@@ -2284,10 +2261,10 @@
         <w:rPr>
           <w:b/>
         </w:rPr>
-        <w:t>11</w:t>
-      </w:r>
-      <w:r>
-        <w:t>, eadx6976 (2025). https://doi.org/10.1126/sciadv.adx6976</w:t>
+        <w:t>44</w:t>
+      </w:r>
+      <w:r>
+        <w:t>, 837–845 (1988). https://doi.org/10.2307/2531595</w:t>
       </w:r>
     </w:p>
     <w:p>
@@ -2295,16 +2272,25 @@
         <w:pStyle w:val="ListNumber"/>
       </w:pPr>
       <w:r>
-        <w:t xml:space="preserve">Bellman, R. </w:t>
+        <w:t xml:space="preserve">Franzosa, E.A., McIver, L.J., Rahnavard, G. et al. Species-level functional profiling of metagenomes and metatranscriptomes. </w:t>
       </w:r>
       <w:r>
         <w:rPr>
           <w:i/>
         </w:rPr>
-        <w:t>Adaptive Control Processes: A Guided Tour</w:t>
-      </w:r>
-      <w:r>
-        <w:t>. Princeton University Press (1961).</w:t>
+        <w:t>Nat. Methods</w:t>
+      </w:r>
+      <w:r>
+        <w:t xml:space="preserve"> </w:t>
+      </w:r>
+      <w:r>
+        <w:rPr>
+          <w:b/>
+        </w:rPr>
+        <w:t>15</w:t>
+      </w:r>
+      <w:r>
+        <w:t>, 962–968 (2018). https://doi.org/10.1038/s41592-018-0176-y</w:t>
       </w:r>
     </w:p>
     <w:p>
@@ -2312,16 +2298,25 @@
         <w:pStyle w:val="ListNumber"/>
       </w:pPr>
       <w:r>
-        <w:t xml:space="preserve">Chen, T. &amp; Guestrin, C. XGBoost: a scalable tree boosting system. In </w:t>
+        <w:t xml:space="preserve">Imperiale, T.F., Ransohoff, D.F., Itzkowitz, S.H. et al. Multitarget stool DNA testing for colorectal-cancer screening. </w:t>
       </w:r>
       <w:r>
         <w:rPr>
           <w:i/>
         </w:rPr>
-        <w:t>Proc. 22nd ACM SIGKDD International Conference on Knowledge Discovery and Data Mining</w:t>
-      </w:r>
-      <w:r>
-        <w:t xml:space="preserve"> 785–794 (ACM, 2016). https://doi.org/10.1145/2939672.2939785</w:t>
+        <w:t>N. Engl. J. Med.</w:t>
+      </w:r>
+      <w:r>
+        <w:t xml:space="preserve"> </w:t>
+      </w:r>
+      <w:r>
+        <w:rPr>
+          <w:b/>
+        </w:rPr>
+        <w:t>370</w:t>
+      </w:r>
+      <w:r>
+        <w:t>, 1287–1297 (2014). https://doi.org/10.1056/NEJMoa1311194</w:t>
       </w:r>
     </w:p>
     <w:p>
@@ -2329,13 +2324,13 @@
         <w:pStyle w:val="ListNumber"/>
       </w:pPr>
       <w:r>
-        <w:t xml:space="preserve">DeLong, E.R., DeLong, D.M. &amp; Clarke-Pearson, D.L. Comparing the areas under two or more correlated receiver operating characteristic curves: a nonparametric approach. </w:t>
+        <w:t xml:space="preserve">Johnson, W.E., Li, C. &amp; Rabinovic, A. Adjusting batch effects in microarray expression data using empirical Bayes methods. </w:t>
       </w:r>
       <w:r>
         <w:rPr>
           <w:i/>
         </w:rPr>
-        <w:t>Biometrics</w:t>
+        <w:t>Biostatistics</w:t>
       </w:r>
       <w:r>
         <w:t xml:space="preserve"> </w:t>
@@ -2344,10 +2339,10 @@
         <w:rPr>
           <w:b/>
         </w:rPr>
-        <w:t>44</w:t>
-      </w:r>
-      <w:r>
-        <w:t>, 837–845 (1988). https://doi.org/10.2307/2531595</w:t>
+        <w:t>8</w:t>
+      </w:r>
+      <w:r>
+        <w:t>, 118–127 (2007). https://doi.org/10.1093/biostatistics/kxj037</w:t>
       </w:r>
     </w:p>
     <w:p>
@@ -2355,25 +2350,16 @@
         <w:pStyle w:val="ListNumber"/>
       </w:pPr>
       <w:r>
-        <w:t xml:space="preserve">Franzosa, E.A., McIver, L.J., Rahnavard, G. et al. Species-level functional profiling of metagenomes and metatranscriptomes. </w:t>
+        <w:t xml:space="preserve">Lundberg, S.M. &amp; Lee, S.-I. A unified approach to interpreting model predictions. In </w:t>
       </w:r>
       <w:r>
         <w:rPr>
           <w:i/>
         </w:rPr>
-        <w:t>Nat. Methods</w:t>
-      </w:r>
-      <w:r>
-        <w:t xml:space="preserve"> </w:t>
-      </w:r>
-      <w:r>
-        <w:rPr>
-          <w:b/>
-        </w:rPr>
-        <w:t>15</w:t>
-      </w:r>
-      <w:r>
-        <w:t>, 962–968 (2018). https://doi.org/10.1038/s41592-018-0176-y</w:t>
+        <w:t>Advances in Neural Information Processing Systems 30 (NeurIPS)</w:t>
+      </w:r>
+      <w:r>
+        <w:t>, 4766–4777 (2017).</w:t>
       </w:r>
     </w:p>
     <w:p>
@@ -2381,13 +2367,13 @@
         <w:pStyle w:val="ListNumber"/>
       </w:pPr>
       <w:r>
-        <w:t xml:space="preserve">Imperiale, T.F., Ransohoff, D.F., Itzkowitz, S.H. et al. Multitarget stool DNA testing for colorectal-cancer screening. </w:t>
+        <w:t xml:space="preserve">Pasolli, E., Schiffer, L., Manghi, P. et al. Accessible, curated metagenomic data through ExperimentHub. </w:t>
       </w:r>
       <w:r>
         <w:rPr>
           <w:i/>
         </w:rPr>
-        <w:t>N. Engl. J. Med.</w:t>
+        <w:t>Nat. Methods</w:t>
       </w:r>
       <w:r>
         <w:t xml:space="preserve"> </w:t>
@@ -2396,10 +2382,10 @@
         <w:rPr>
           <w:b/>
         </w:rPr>
-        <w:t>370</w:t>
-      </w:r>
-      <w:r>
-        <w:t>, 1287–1297 (2014). https://doi.org/10.1056/NEJMoa1311194</w:t>
+        <w:t>14</w:t>
+      </w:r>
+      <w:r>
+        <w:t>, 1023–1024 (2017). https://doi.org/10.1038/nmeth.4468</w:t>
       </w:r>
     </w:p>
     <w:p>
@@ -2407,13 +2393,13 @@
         <w:pStyle w:val="ListNumber"/>
       </w:pPr>
       <w:r>
-        <w:t xml:space="preserve">Johnson, W.E., Li, C. &amp; Rabinovic, A. Adjusting batch effects in microarray expression data using empirical Bayes methods. </w:t>
+        <w:t xml:space="preserve">Pedregosa, F. et al. Scikit-learn: machine learning in Python. </w:t>
       </w:r>
       <w:r>
         <w:rPr>
           <w:i/>
         </w:rPr>
-        <w:t>Biostatistics</w:t>
+        <w:t>J. Mach. Learn. Res.</w:t>
       </w:r>
       <w:r>
         <w:t xml:space="preserve"> </w:t>
@@ -2422,10 +2408,10 @@
         <w:rPr>
           <w:b/>
         </w:rPr>
-        <w:t>8</w:t>
-      </w:r>
-      <w:r>
-        <w:t>, 118–127 (2007). https://doi.org/10.1093/biostatistics/kxj037</w:t>
+        <w:t>12</w:t>
+      </w:r>
+      <w:r>
+        <w:t>, 2825–2830 (2011).</w:t>
       </w:r>
     </w:p>
     <w:p>
@@ -2433,75 +2419,6 @@
         <w:pStyle w:val="ListNumber"/>
       </w:pPr>
       <w:r>
-        <w:t xml:space="preserve">Lundberg, S.M. &amp; Lee, S.-I. A unified approach to interpreting model predictions. In </w:t>
-      </w:r>
-      <w:r>
-        <w:rPr>
-          <w:i/>
-        </w:rPr>
-        <w:t>Advances in Neural Information Processing Systems 30 (NeurIPS)</w:t>
-      </w:r>
-      <w:r>
-        <w:t>, 4766–4777 (2017).</w:t>
-      </w:r>
-    </w:p>
-    <w:p>
-      <w:pPr>
-        <w:pStyle w:val="ListNumber"/>
-      </w:pPr>
-      <w:r>
-        <w:t xml:space="preserve">Pasolli, E., Schiffer, L., Manghi, P. et al. Accessible, curated metagenomic data through ExperimentHub. </w:t>
-      </w:r>
-      <w:r>
-        <w:rPr>
-          <w:i/>
-        </w:rPr>
-        <w:t>Nat. Methods</w:t>
-      </w:r>
-      <w:r>
-        <w:t xml:space="preserve"> </w:t>
-      </w:r>
-      <w:r>
-        <w:rPr>
-          <w:b/>
-        </w:rPr>
-        <w:t>14</w:t>
-      </w:r>
-      <w:r>
-        <w:t>, 1023–1024 (2017). https://doi.org/10.1038/nmeth.4468</w:t>
-      </w:r>
-    </w:p>
-    <w:p>
-      <w:pPr>
-        <w:pStyle w:val="ListNumber"/>
-      </w:pPr>
-      <w:r>
-        <w:t xml:space="preserve">Pedregosa, F. et al. Scikit-learn: machine learning in Python. </w:t>
-      </w:r>
-      <w:r>
-        <w:rPr>
-          <w:i/>
-        </w:rPr>
-        <w:t>J. Mach. Learn. Res.</w:t>
-      </w:r>
-      <w:r>
-        <w:t xml:space="preserve"> </w:t>
-      </w:r>
-      <w:r>
-        <w:rPr>
-          <w:b/>
-        </w:rPr>
-        <w:t>12</w:t>
-      </w:r>
-      <w:r>
-        <w:t>, 2825–2830 (2011).</w:t>
-      </w:r>
-    </w:p>
-    <w:p>
-      <w:pPr>
-        <w:pStyle w:val="ListNumber"/>
-      </w:pPr>
-      <w:r>
         <w:t xml:space="preserve">Piccinno, G. et al. Pooled analysis of 3,741 stool metagenomes from 18 cohorts for cross-stage and strain-level reproducible microbial biomarkers of colorectal cancer. </w:t>
       </w:r>
       <w:r>
@@ -2521,32 +2438,6 @@
       </w:r>
       <w:r>
         <w:t>, 2416–2429 (2025). https://doi.org/10.1038/s41591-025-03693-9</w:t>
-      </w:r>
-    </w:p>
-    <w:p>
-      <w:pPr>
-        <w:pStyle w:val="ListNumber"/>
-      </w:pPr>
-      <w:r>
-        <w:t xml:space="preserve">Sepich-Poore, G.D., McDonald, D., Kopylova, E. et al. Robustness of cancer microbiome signals over a broad range of methodological variation. </w:t>
-      </w:r>
-      <w:r>
-        <w:rPr>
-          <w:i/>
-        </w:rPr>
-        <w:t>Oncogene</w:t>
-      </w:r>
-      <w:r>
-        <w:t xml:space="preserve"> </w:t>
-      </w:r>
-      <w:r>
-        <w:rPr>
-          <w:b/>
-        </w:rPr>
-        <w:t>43</w:t>
-      </w:r>
-      <w:r>
-        <w:t>, 1127–1148 (2024). https://doi.org/10.1038/s41388-024-02974-w</w:t>
       </w:r>
     </w:p>
     <w:p>

--- a/manuscript/CRC_Manuscript_Complete.docx
+++ b/manuscript/CRC_Manuscript_Complete.docx
@@ -163,7 +163,7 @@
         <w:t>results/bootstrap_ci.csv</w:t>
       </w:r>
       <w:r>
-        <w:t xml:space="preserve">). It significantly outperformed the joint RF (pooled AUC 0.756, 95% CI 0.731–0.781; DeLong z = 3.35, p = 0.0008) and the joint XGBoost (pooled AUC 0.766, 95% CI 0.740–0.791; z = 2.00, p = 0.046; </w:t>
+        <w:t xml:space="preserve">). On pooled discrimination, species-only outperformed the joint RF (pooled AUC 0.756, 95% CI 0.731–0.781; DeLong z = 3.35, p = 0.0008) and the joint XGBoost (pooled AUC 0.766, 95% CI 0.740–0.791; z = 2.00, p = 0.046; </w:t>
       </w:r>
       <w:r>
         <w:rPr>
@@ -190,7 +190,7 @@
         <w:t>results/seed_sensitivity.csv</w:t>
       </w:r>
       <w:r>
-        <w:t xml:space="preserve">), a 20-cell pathway-threshold sensitivity grid (0.794–0.812, spread 0.018; </w:t>
+        <w:t xml:space="preserve">), a 20-cell pathway-threshold sensitivity grid (0.781–0.835, spread 0.055; </w:t>
       </w:r>
       <w:r>
         <w:rPr>
@@ -432,7 +432,7 @@
         <w:t>country-aware</w:t>
       </w:r>
       <w:r>
-        <w:t xml:space="preserve"> LODO design: when a cohort is held out, all cohorts from the same country are also removed from the training fold. Without this fix, ThomasAM_2019_c reached an inflated AUC of 0.999 due to YachidaS_2019 in training; with country-aware LODO the AUC drops to a biologically plausible 0.836. Country-aware LODO is applied consistently across </w:t>
+        <w:t xml:space="preserve"> LODO design: when a cohort is held out, all cohorts from the same country are also removed from the training fold. Without this fix, ThomasAM_2019_c reached an inflated AUC of 0.998 due to YachidaS_2019 in training; with country-aware LODO the AUC drops to a biologically plausible 0.836. Country-aware LODO is applied consistently across </w:t>
       </w:r>
       <w:r>
         <w:rPr>
@@ -499,16 +499,7 @@
         <w:t>primary</w:t>
       </w:r>
       <w:r>
-        <w:t xml:space="preserve"> batch-effect mitigation: each cohort is treated as a single batch, the test cohort is held out in full, and any other cohort sharing the test cohort's country is additionally excluded from training (Italy and Japan pairs above) to remove population-level genetic and dietary confounding from the train–test split. Per-fold filtering and feature normalisation use only training-cohort statistics; no within-fold scaling or standardisation is applied beyond the global species log₁₀ transform described above. Per-fold ComBat (Johnson et al. 2007) on species features, fit jointly on train and test feature matrices using only </w:t>
-      </w:r>
-      <w:r>
-        <w:rPr>
-          <w:rFonts w:ascii="Courier New" w:hAnsi="Courier New"/>
-        </w:rPr>
-        <w:t>study_name</w:t>
-      </w:r>
-      <w:r>
-        <w:t xml:space="preserve"> as the batch label, is reported as a </w:t>
+        <w:t xml:space="preserve"> batch-effect mitigation: each cohort is treated as a single batch, the test cohort is held out in full, and any other cohort sharing the test cohort's country is additionally excluded from training (Italy and Japan pairs above) to remove population-level genetic and dietary confounding from the train–test split. Per-fold filtering and feature normalisation use only training-cohort statistics; no within-fold scaling or standardisation is applied beyond the global species log₁₀ transform described above. Per-fold ComBat (Johnson et al. 2007) on species features is reported as a </w:t>
       </w:r>
       <w:r>
         <w:rPr>
@@ -517,7 +508,7 @@
         <w:t>robustness check</w:t>
       </w:r>
       <w:r>
-        <w:t xml:space="preserve"> rather than the primary correction (</w:t>
+        <w:t xml:space="preserve"> (</w:t>
       </w:r>
       <w:r>
         <w:rPr>
@@ -526,7 +517,7 @@
         <w:t>results/combat_results.csv</w:t>
       </w:r>
       <w:r>
-        <w:t>): the ComBat-corrected pooled per-cohort mean AUC is 0.815 versus 0.807 uncorrected, and qualitative conclusions are unchanged. This ordering — design first, statistical correction second — reflects the view that residual batch structure that survives country-aware LODO is not reliably removed by mean/variance harmonisation alone.</w:t>
+        <w:t>): the corrected pooled per-cohort mean AUC is 0.815 versus 0.807 uncorrected (Δ = +0.008), and qualitative conclusions are unchanged. The ComBat correction is fit on the union of train and test feature matrices (batch labels only; class labels hidden), so the +0.008 should be read as an upper-bound on what feature-level harmonisation could add to the country-aware LODO design rather than as a leakage-free per-fold gain. This ordering — design first, statistical correction second — reflects the view that residual batch structure that survives country-aware LODO is not reliably removed by mean/variance harmonisation alone.</w:t>
       </w:r>
     </w:p>
     <w:p>
@@ -868,7 +859,7 @@
         <w:t>combat.pycombat.pycombat</w:t>
       </w:r>
       <w:r>
-        <w:t>, was applied to species features within each LODO fold and reported as a robustness check on the country-aware LODO design rather than as the primary correction. ComBat was fit jointly on train and test feature matrices using only batch labels (</w:t>
+        <w:t>, was applied to species features within each LODO fold and reported as a robustness check on the country-aware LODO design rather than as the primary correction. ComBat was fit on the union of train and test feature matrices using only batch labels (</w:t>
       </w:r>
       <w:r>
         <w:rPr>
@@ -877,7 +868,7 @@
         <w:t>study_name</w:t>
       </w:r>
       <w:r>
-        <w:t>); class labels were never seen by ComBat, preserving LODO no-leakage while keeping train and test in the same corrected feature space. Pooled per-cohort mean AUC: 0.815 corrected versus 0.807 uncorrected (</w:t>
+        <w:t>); class labels were never seen by ComBat. This is partial feature-distribution leakage — test-fold sample composition informs the correction parameters — but the corrected values are reported only as a robustness check, never as the headline result. The corrected pooled per-cohort mean AUC (0.815) should therefore be read as an upper bound on what feature-level batch correction could buy beyond the country-aware LODO design. Pooled per-cohort mean AUC: 0.815 corrected versus 0.807 uncorrected (</w:t>
       </w:r>
       <w:r>
         <w:rPr>
@@ -1253,10 +1244,10 @@
         <w:rPr>
           <w:b/>
         </w:rPr>
-        <w:t>0.794 to 0.812</w:t>
-      </w:r>
-      <w:r>
-        <w:t xml:space="preserve"> (full-grid spread 0.018; </w:t>
+        <w:t>0.781 to 0.835</w:t>
+      </w:r>
+      <w:r>
+        <w:t xml:space="preserve"> (full-grid spread 0.055; </w:t>
       </w:r>
       <w:r>
         <w:rPr>
@@ -1367,7 +1358,7 @@
         <w:t>Fusobacterium nucleatum</w:t>
       </w:r>
       <w:r>
-        <w:t xml:space="preserve"> as the four highest-ranked features by mean absolute SHAP value (Figure 3). The top four features were identical in joint XGBoost up to rank order (</w:t>
+        <w:t xml:space="preserve"> as the four highest-ranked features by mean absolute SHAP value (Figure 3). The joint XGBoost top four overlap with RF on three of these (</w:t>
       </w:r>
       <w:r>
         <w:rPr>
@@ -1382,7 +1373,7 @@
         <w:rPr>
           <w:i/>
         </w:rPr>
-        <w:t>Parvimonas micra</w:t>
+        <w:t>Peptostreptococcus stomatis</w:t>
       </w:r>
       <w:r>
         <w:t xml:space="preserve">, </w:t>
@@ -1391,10 +1382,10 @@
         <w:rPr>
           <w:i/>
         </w:rPr>
-        <w:t>Peptostreptococcus stomatis</w:t>
-      </w:r>
-      <w:r>
-        <w:t xml:space="preserve">, </w:t>
+        <w:t>Parvimonas micra</w:t>
+      </w:r>
+      <w:r>
+        <w:t xml:space="preserve">) and substitute </w:t>
       </w:r>
       <w:r>
         <w:rPr>
@@ -1403,7 +1394,7 @@
         <w:t>Streptococcus salivarius</w:t>
       </w:r>
       <w:r>
-        <w:t xml:space="preserve">, </w:t>
+        <w:t xml:space="preserve"> for </w:t>
       </w:r>
       <w:r>
         <w:rPr>
@@ -1412,7 +1403,16 @@
         <w:t>Fusobacterium nucleatum</w:t>
       </w:r>
       <w:r>
-        <w:t>). Among the top 15 features, 8 were shared between RF and XGBoost, indicating substantial concordance across architectures. The XGBoost top 15 additionally included two pathway features (PWY-6151: S-adenosyl-L-methionine cycle I; PWY0-162: superpathway of pyrimidine ribonucleotide de novo biosynthesis), consistent with the joint model's access to pathways but reinforcing that species features dominate the discriminative signal.</w:t>
+        <w:t xml:space="preserve"> at rank 4 (</w:t>
+      </w:r>
+      <w:r>
+        <w:rPr>
+          <w:i/>
+        </w:rPr>
+        <w:t>F. nucleatum</w:t>
+      </w:r>
+      <w:r>
+        <w:t xml:space="preserve"> remains in the XGBoost top six). Among the top 15 features, 8 were shared between RF and XGBoost, indicating substantial concordance across architectures. The XGBoost top 15 additionally included two pathway features (PWY-6151: S-adenosyl-L-methionine cycle I; PWY0-162: superpathway of pyrimidine ribonucleotide de novo biosynthesis), consistent with the joint model's access to pathways but reinforcing that species features dominate the discriminative signal.</w:t>
       </w:r>
     </w:p>
     <w:p>
@@ -1875,7 +1875,30 @@
         <w:t>results/diagnostics/depth_confound_shap.csv</w:t>
       </w:r>
       <w:r>
-        <w:t xml:space="preserve">); no top-20 species survives a multiple-testing-corrected threshold for depth-rank correlation. The oral-pathobiont signature is therefore not an artifact of TreeSHAP's bias toward high-cardinality features nor of cohort-level read depth. The joint XGBoost model exhibits a notably larger reliability term in the Brier decomposition (0.026) than either Random Forest (species RF 0.007; joint RF 0.006; </w:t>
+        <w:t>). Two of the top 20 species show nominal depth-rank correlations before correction (</w:t>
+      </w:r>
+      <w:r>
+        <w:rPr>
+          <w:i/>
+        </w:rPr>
+        <w:t>Eubacterium eligens</w:t>
+      </w:r>
+      <w:r>
+        <w:t xml:space="preserve"> ρ = +0.65, p = 0.04; </w:t>
+      </w:r>
+      <w:r>
+        <w:rPr>
+          <w:i/>
+        </w:rPr>
+        <w:t>Parabacteroides distasonis</w:t>
+      </w:r>
+      <w:r>
+        <w:t xml:space="preserve"> ρ = −0.72, p = 0.02), but neither survives Bonferroni correction across the 20 tests and neither is one of the four oral-pathobiont features driving the headline signature. The oral-pathobiont signature is therefore not an artifact of TreeSHAP's bias toward high-cardinality features nor of cohort-level read depth.</w:t>
+      </w:r>
+    </w:p>
+    <w:p>
+      <w:r>
+        <w:t xml:space="preserve">The joint XGBoost model exhibits a notably larger reliability term in the Brier decomposition (0.026) than either Random Forest (species RF 0.007; joint RF 0.006; </w:t>
       </w:r>
       <w:r>
         <w:rPr>
@@ -2018,7 +2041,7 @@
         <w:t>F. nucleatum</w:t>
       </w:r>
       <w:r>
-        <w:t xml:space="preserve"> in particular has been mechanistically linked to CRC through FadA-mediated adhesion to E-cadherin, β-catenin signalling, and tumour-permissive immune modulation; the other taxa form part of a co-occurring oral consortium repeatedly observed in CRC tumours and stool. The same oral-bacterial taxa have been repeatedly observed in upper-gastrointestinal cancers and Barrett's esophagus, consistent with a broader pattern in which oral pathobionts colonise transformed gastrointestinal epithelium across anatomical sites. Their reproducibility across cohorts on three continents — at top SHAP ranks in both Random Forest and XGBoost despite very different splitting criteria — is the most convincing single observation in this analysis. It is also the feature signature that drives the moderate adenoma-vs-CRC performance, suggesting that oral-pathobiont colonisation is a relatively late event in the adenoma-carcinoma sequence.</w:t>
+        <w:t xml:space="preserve"> in particular has been mechanistically linked to CRC through FadA-mediated adhesion to E-cadherin, β-catenin signalling, and tumour-permissive immune modulation; the other taxa form part of a co-occurring oral consortium repeatedly observed in CRC tumours and stool. The same oral-bacterial taxa have been repeatedly observed in upper-gastrointestinal cancers and Barrett's esophagus, consistent with a broader pattern in which oral pathobionts colonise transformed gastrointestinal epithelium across anatomical sites. Their reproducibility across cohorts on three continents — at top SHAP ranks in both Random Forest and XGBoost despite very different splitting criteria — is the most convincing single observation in this analysis. It is also the feature signature that is most strongly associated with the moderate adenoma-vs-CRC performance, consistent with oral-pathobiont colonisation being more prevalent at the carcinoma stage than at the adenoma stage.</w:t>
       </w:r>
     </w:p>
     <w:p>
@@ -2067,7 +2090,7 @@
         <w:t>results/adenoma_lodo_results.csv</w:t>
       </w:r>
       <w:r>
-        <w:t>), with TreeSHAP dominated by the same oral-pathobiont signature that drives CRC-vs-control. This pattern is consistent with a model in which (i) the microbiome of early-stage adenoma is largely indistinguishable from healthy controls by global stool composition, and (ii) the oral-pathobiont enrichment is acquired at or near the transition to invasive carcinoma. Such a model has clinical implications: stool metagenomic screens are unlikely to detect early adenomas at useful sensitivity, but may have value in distinguishing advanced lesions from carcinoma and in monitoring post-resection recurrence. It also reinforces that adenoma and CRC are biologically distinct microbiome states rather than two points on a smooth severity gradient.</w:t>
+        <w:t>), with TreeSHAP dominated by the same oral-pathobiont signature observed in CRC-vs-control. This pattern is consistent with a model in which (i) the microbiome of early-stage adenoma is largely indistinguishable from healthy controls by global stool composition, and (ii) the oral-pathobiont enrichment is more prevalent at the carcinoma stage than at the adenoma stage in this cross-sectional sample. Such a model has clinical implications: stool metagenomic screens are unlikely to detect early adenomas at useful sensitivity, but may have value in distinguishing advanced lesions from carcinoma and in monitoring post-resection recurrence. It also reinforces that adenoma and CRC are biologically distinct microbiome states rather than two points on a smooth severity gradient.</w:t>
       </w:r>
     </w:p>
     <w:p>
@@ -2129,7 +2152,7 @@
         <w:t>results/diagnostics/cv_methodology_comparison.csv</w:t>
       </w:r>
       <w:r>
-        <w:t>; +0.050 AUC for pooled 5-fold versus country-aware LODO) underscores that methodological choices accounting for cohort-level distributional heterogeneity should become standard for cross-cohort microbiome benchmarks.</w:t>
+        <w:t>; +0.050 AUC for pooled 5-fold versus country-aware LODO) is worth considering for cross-cohort microbiome benchmarks, particularly when multiple cohorts share population origin.</w:t>
       </w:r>
     </w:p>
     <w:p>
@@ -2182,7 +2205,7 @@
         <w:t>results/diagnostics/fit_vs_microbiome.csv</w:t>
       </w:r>
       <w:r>
-        <w:t>). The clinical role most plausibly supported by our results is therefore not as a replacement for FIT, but as a stratifier — for example, of FIT-negative individuals at elevated baseline risk — or as a longitudinal monitoring substrate where serial sampling can offset the per-test discrimination gap. Direct head-to-head prospective comparison in screening-age populations remains essential before any deployment claim can be made.</w:t>
+        <w:t>). The current data do not support a clinical role as a replacement for FIT. A complementary role — such as stratification of FIT-negative individuals at elevated baseline risk, or as a longitudinal monitoring substrate where serial sampling could in principle offset the per-test discrimination gap — is hypothetical and would require dedicated prospective evaluation in screening-age populations before any deployment claim can be made.</w:t>
       </w:r>
     </w:p>
     <w:p>
@@ -2195,7 +2218,7 @@
     </w:p>
     <w:p>
       <w:r>
-        <w:t>A species-only Random Forest classifier, trained under country-aware LODO across 10 curatedMetagenomicData cohorts (n = 1,339), significantly outperforms joint species-plus-pathway Random Forest and XGBoost models for CRC detection. This advantage is robust to random-seed variation, pathway-filter thresholds, demographic adjustment, and ComBat batch correction. The adenoma analysis supports a stepwise model in which the diagnostic oral-pathobiont signature emerges at or near malignant transformation rather than at the adenoma stage. All code, processed data, per-sample predictions, and decision logs are publicly available to enable replication and extension.</w:t>
+        <w:t>A species-only Random Forest classifier, trained under country-aware LODO across 10 curatedMetagenomicData cohorts (n = 1,339), outperforms joint species-plus-pathway Random Forest and XGBoost models on pooled discrimination (DeLong p = 0.0008 vs joint RF; p = 0.046 vs joint XGBoost), though per-cohort paired tests at n = 10 folds do not reach significance. This pattern is robust to random-seed variation, pathway-filter thresholds, demographic adjustment, and ComBat batch correction. The adenoma analysis supports a stepwise model in which the diagnostic oral-pathobiont signature emerges at or near malignant transformation rather than at the adenoma stage. All code, processed data, per-sample predictions, and decision logs are publicly available to enable replication and extension.</w:t>
       </w:r>
     </w:p>
     <w:p/>
@@ -4047,7 +4070,7 @@
     </w:p>
     <w:p>
       <w:r>
-        <w:t xml:space="preserve">Each row reports one country-aware LODO run (10 folds, 1,339 case/control samples) over species ∪ unstratified pathway features, with the per-fold prevalence/mean filter computed on training-cohort samples only at the indicated thresholds. The headline run uses prevalence ≥ 0.10, mean ≥ 1e-6. Across the full 20-cell grid, mean per-cohort AUC ranges from 0.794 to 0.812 (spread 0.018). The mean ≥ 1e-3 column retains only two pathways and effectively reduces the joint model to species-only. Source: </w:t>
+        <w:t xml:space="preserve">Each row reports one country-aware LODO run (10 folds, 1,339 case/control samples) over species ∪ unstratified pathway features, with the per-fold prevalence/mean filter computed on training-cohort samples only at the indicated thresholds. The headline run uses prevalence ≥ 0.10, mean ≥ 1e-6. Across the full 20-cell grid, mean per-cohort AUC ranges from 0.781 to 0.835 (spread 0.055). The mean ≥ 1e-3 column retains only two pathways and effectively reduces the joint model to species-only. Source: </w:t>
       </w:r>
       <w:r>
         <w:rPr>
@@ -6393,7 +6416,7 @@
         <w:t>combat.pycombat.pycombat</w:t>
       </w:r>
       <w:r>
-        <w:t>) on species features yields a per-cohort mean AUC of 0.815 versus 0.807 without correction (Δ +0.008). ComBat is fit jointly on train and test feature matrices using only batch labels (</w:t>
+        <w:t>) on species features yields a per-cohort mean AUC of 0.815 versus 0.807 without correction (Δ +0.008). ComBat is fit on the union of train and test feature matrices using only batch labels (</w:t>
       </w:r>
       <w:r>
         <w:rPr>
@@ -6402,7 +6425,7 @@
         <w:t>study_name</w:t>
       </w:r>
       <w:r>
-        <w:t xml:space="preserve">); class labels are never seen by ComBat. Source: </w:t>
+        <w:t xml:space="preserve">); class labels are never seen, but test-fold feature distribution informs the correction — so this is reported only as a robustness-check upper bound, not the headline. Source: </w:t>
       </w:r>
       <w:r>
         <w:rPr>
